--- a/Syllabus_Robotica_ROS2_Experimental.docx
+++ b/Syllabus_Robotica_ROS2_Experimental.docx
@@ -5,13 +5,12 @@
     <w:tbl>
       <w:tblPr>
         <w:tblW w:w="9180" w:type="dxa"/>
+        <w:jc w:val="center"/>
         <w:tblBorders>
-          <w:top w:val="single" w:sz="6" w:space="0" w:color="000000"/>
-          <w:left w:val="single" w:sz="6" w:space="0" w:color="000000"/>
-          <w:bottom w:val="single" w:sz="6" w:space="0" w:color="000000"/>
-          <w:right w:val="single" w:sz="6" w:space="0" w:color="000000"/>
-          <w:insideH w:val="single" w:sz="6" w:space="0" w:color="000000"/>
-          <w:insideV w:val="single" w:sz="6" w:space="0" w:color="000000"/>
+          <w:top w:val="single" w:sz="8" w:space="0" w:color="4BACC6"/>
+          <w:left w:val="single" w:sz="8" w:space="0" w:color="4BACC6"/>
+          <w:bottom w:val="single" w:sz="8" w:space="0" w:color="4BACC6"/>
+          <w:right w:val="single" w:sz="8" w:space="0" w:color="4BACC6"/>
         </w:tblBorders>
         <w:tblLook w:val="01E0" w:firstRow="1" w:lastRow="1" w:firstColumn="1" w:lastColumn="1" w:noHBand="0" w:noVBand="0"/>
       </w:tblPr>
@@ -20,36 +19,36 @@
         <w:gridCol w:w="4858"/>
       </w:tblGrid>
       <w:tr>
+        <w:trPr>
+          <w:jc w:val="center"/>
+        </w:trPr>
         <w:tc>
           <w:tcPr>
             <w:tcW w:w="4322" w:type="dxa"/>
             <w:tcBorders>
-              <w:top w:val="single" w:sz="8" w:space="0" w:color="4BACC6"/>
-              <w:left w:val="single" w:sz="8" w:space="0" w:color="4BACC6"/>
-              <w:bottom w:val="single" w:sz="8" w:space="0" w:color="4BACC6"/>
-              <w:right w:val="single" w:sz="8" w:space="0" w:color="4BACC6"/>
+              <w:top w:val="single" w:sz="6" w:space="0" w:color="7F7F7F"/>
+              <w:left w:val="single" w:sz="6" w:space="0" w:color="7F7F7F"/>
+              <w:bottom w:val="single" w:sz="6" w:space="0" w:color="7F7F7F"/>
+              <w:right w:val="single" w:sz="6" w:space="0" w:color="7F7F7F"/>
             </w:tcBorders>
+            <w:shd w:val="clear" w:color="auto" w:fill="EEF5FB"/>
+            <w:tcMar>
+              <w:top w:w="70" w:type="dxa"/>
+              <w:left w:w="90" w:type="dxa"/>
+              <w:bottom w:w="70" w:type="dxa"/>
+              <w:right w:w="90" w:type="dxa"/>
+            </w:tcMar>
             <w:vAlign w:val="center"/>
-            <w:shd w:fill="D9D9D9"/>
           </w:tcPr>
           <w:p>
             <w:pPr>
-              <w:spacing w:after="0" w:before="0" w:line="240" w:lineRule="auto"/>
-              <w:jc w:val="center"/>
+              <w:spacing w:after="40"/>
+              <w:jc w:val="left"/>
+            </w:pPr>
+            <w:r>
               <w:rPr>
-                <w:rFonts w:cs="Arial"/>
                 <w:b/>
-                <w:bCs/>
                 <w:sz w:val="20"/>
-              </w:rPr>
-            </w:pPr>
-            <w:r>
-              <w:rPr>
-                <w:rFonts w:cs="Arial" w:ascii="Arial" w:hAnsi="Arial" w:eastAsia="Arial"/>
-                <w:b/>
-                <w:bCs/>
-                <w:color w:val="000000"/>
-                <w:sz w:val="18"/>
               </w:rPr>
               <w:t>NOMBRE DE LA ASIGNATURA</w:t>
             </w:r>
@@ -59,69 +58,60 @@
           <w:tcPr>
             <w:tcW w:w="4858" w:type="dxa"/>
             <w:tcBorders>
-              <w:top w:val="single" w:sz="8" w:space="0" w:color="4BACC6"/>
-              <w:left w:val="single" w:sz="8" w:space="0" w:color="4BACC6"/>
-              <w:bottom w:val="single" w:sz="8" w:space="0" w:color="4BACC6"/>
-              <w:right w:val="single" w:sz="8" w:space="0" w:color="4BACC6"/>
+              <w:top w:val="single" w:sz="6" w:space="0" w:color="7F7F7F"/>
+              <w:left w:val="single" w:sz="6" w:space="0" w:color="7F7F7F"/>
+              <w:bottom w:val="single" w:sz="6" w:space="0" w:color="7F7F7F"/>
+              <w:right w:val="single" w:sz="6" w:space="0" w:color="7F7F7F"/>
             </w:tcBorders>
+            <w:tcMar>
+              <w:top w:w="70" w:type="dxa"/>
+              <w:left w:w="90" w:type="dxa"/>
+              <w:bottom w:w="70" w:type="dxa"/>
+              <w:right w:w="90" w:type="dxa"/>
+            </w:tcMar>
             <w:vAlign w:val="center"/>
           </w:tcPr>
           <w:p>
             <w:pPr>
-              <w:spacing w:after="0" w:before="0" w:line="240" w:lineRule="auto"/>
-              <w:rPr>
-                <w:rFonts w:cs="Arial"/>
-                <w:b/>
-                <w:bCs/>
-                <w:color w:val="365F91"/>
-                <w:sz w:val="20"/>
-              </w:rPr>
-            </w:pPr>
-            <w:r>
-              <w:rPr>
-                <w:rFonts w:ascii="Arial" w:hAnsi="Arial" w:eastAsia="Arial"/>
-                <w:sz w:val="18"/>
-              </w:rPr>
-            </w:r>
-            <w:r>
-              <w:rPr>
-                <w:rFonts w:ascii="Arial" w:hAnsi="Arial" w:eastAsia="Arial"/>
-                <w:b/>
-                <w:color w:val="000000"/>
-                <w:sz w:val="18"/>
-              </w:rPr>
+              <w:spacing w:after="40"/>
+              <w:jc w:val="left"/>
+            </w:pPr>
+            <w:r>
               <w:t>Robótica Aplicada con ROS 2</w:t>
             </w:r>
           </w:p>
         </w:tc>
       </w:tr>
       <w:tr>
+        <w:trPr>
+          <w:jc w:val="center"/>
+        </w:trPr>
         <w:tc>
           <w:tcPr>
             <w:tcW w:w="4322" w:type="dxa"/>
             <w:tcBorders>
-              <w:top w:val="single" w:sz="8" w:space="0" w:color="4BACC6"/>
-              <w:left w:val="single" w:sz="8" w:space="0" w:color="4BACC6"/>
-              <w:bottom w:val="single" w:sz="8" w:space="0" w:color="4BACC6"/>
-              <w:right w:val="single" w:sz="8" w:space="0" w:color="4BACC6"/>
+              <w:top w:val="single" w:sz="6" w:space="0" w:color="7F7F7F"/>
+              <w:left w:val="single" w:sz="6" w:space="0" w:color="7F7F7F"/>
+              <w:bottom w:val="single" w:sz="6" w:space="0" w:color="7F7F7F"/>
+              <w:right w:val="single" w:sz="6" w:space="0" w:color="7F7F7F"/>
             </w:tcBorders>
+            <w:shd w:val="clear" w:color="auto" w:fill="EEF5FB"/>
+            <w:tcMar>
+              <w:top w:w="70" w:type="dxa"/>
+              <w:left w:w="90" w:type="dxa"/>
+              <w:bottom w:w="70" w:type="dxa"/>
+              <w:right w:w="90" w:type="dxa"/>
+            </w:tcMar>
             <w:vAlign w:val="center"/>
           </w:tcPr>
           <w:p>
             <w:pPr>
-              <w:spacing w:after="0" w:before="0" w:line="240" w:lineRule="auto"/>
+              <w:spacing w:after="40"/>
+              <w:jc w:val="left"/>
+            </w:pPr>
+            <w:r>
               <w:rPr>
-                <w:rFonts w:cs="Arial"/>
                 <w:b/>
-                <w:bCs/>
-                <w:sz w:val="20"/>
-              </w:rPr>
-            </w:pPr>
-            <w:r>
-              <w:rPr>
-                <w:rFonts w:cs="Arial" w:ascii="Arial" w:hAnsi="Arial" w:eastAsia="Arial"/>
-                <w:b/>
-                <w:bCs/>
                 <w:sz w:val="20"/>
               </w:rPr>
               <w:t>CÓDIGO</w:t>
@@ -132,82 +122,72 @@
           <w:tcPr>
             <w:tcW w:w="4858" w:type="dxa"/>
             <w:tcBorders>
-              <w:top w:val="single" w:sz="8" w:space="0" w:color="4BACC6"/>
-              <w:left w:val="single" w:sz="8" w:space="0" w:color="4BACC6"/>
-              <w:bottom w:val="single" w:sz="8" w:space="0" w:color="4BACC6"/>
-              <w:right w:val="single" w:sz="8" w:space="0" w:color="4BACC6"/>
+              <w:top w:val="single" w:sz="6" w:space="0" w:color="7F7F7F"/>
+              <w:left w:val="single" w:sz="6" w:space="0" w:color="7F7F7F"/>
+              <w:bottom w:val="single" w:sz="6" w:space="0" w:color="7F7F7F"/>
+              <w:right w:val="single" w:sz="6" w:space="0" w:color="7F7F7F"/>
             </w:tcBorders>
+            <w:tcMar>
+              <w:top w:w="70" w:type="dxa"/>
+              <w:left w:w="90" w:type="dxa"/>
+              <w:bottom w:w="70" w:type="dxa"/>
+              <w:right w:w="90" w:type="dxa"/>
+            </w:tcMar>
             <w:vAlign w:val="center"/>
           </w:tcPr>
           <w:p>
             <w:pPr>
-              <w:spacing w:after="0" w:before="0" w:line="240" w:lineRule="auto"/>
+              <w:spacing w:after="40"/>
+              <w:jc w:val="left"/>
+            </w:pPr>
+            <w:r>
               <w:rPr>
-                <w:rFonts w:cs="Arial"/>
                 <w:b/>
                 <w:bCs/>
-                <w:color w:val="365F91"/>
-                <w:sz w:val="20"/>
               </w:rPr>
-            </w:pPr>
-            <w:r>
-              <w:rPr>
-                <w:rFonts w:ascii="Arial" w:hAnsi="Arial" w:eastAsia="Arial"/>
-                <w:sz w:val="18"/>
-              </w:rPr>
-            </w:r>
-            <w:r>
-              <w:rPr>
-                <w:rFonts w:ascii="Arial" w:hAnsi="Arial" w:eastAsia="Arial"/>
-                <w:sz w:val="18"/>
-              </w:rPr>
-              <w:t>[Asignar según malla curricular]</w:t>
+              <w:t>171552</w:t>
+            </w:r>
+            <w:r>
+              <w:t> </w:t>
             </w:r>
           </w:p>
         </w:tc>
       </w:tr>
       <w:tr>
+        <w:trPr>
+          <w:jc w:val="center"/>
+        </w:trPr>
         <w:tc>
           <w:tcPr>
             <w:tcW w:w="4322" w:type="dxa"/>
             <w:tcBorders>
-              <w:top w:val="single" w:sz="8" w:space="0" w:color="4BACC6"/>
-              <w:left w:val="single" w:sz="8" w:space="0" w:color="4BACC6"/>
-              <w:bottom w:val="single" w:sz="8" w:space="0" w:color="4BACC6"/>
-              <w:right w:val="single" w:sz="8" w:space="0" w:color="4BACC6"/>
+              <w:top w:val="single" w:sz="6" w:space="0" w:color="7F7F7F"/>
+              <w:left w:val="single" w:sz="6" w:space="0" w:color="7F7F7F"/>
+              <w:bottom w:val="single" w:sz="6" w:space="0" w:color="7F7F7F"/>
+              <w:right w:val="single" w:sz="6" w:space="0" w:color="7F7F7F"/>
             </w:tcBorders>
+            <w:shd w:val="clear" w:color="auto" w:fill="EEF5FB"/>
+            <w:tcMar>
+              <w:top w:w="70" w:type="dxa"/>
+              <w:left w:w="90" w:type="dxa"/>
+              <w:bottom w:w="70" w:type="dxa"/>
+              <w:right w:w="90" w:type="dxa"/>
+            </w:tcMar>
             <w:vAlign w:val="center"/>
           </w:tcPr>
           <w:p>
             <w:pPr>
-              <w:spacing w:after="0" w:before="0" w:line="240" w:lineRule="auto"/>
+              <w:jc w:val="left"/>
+            </w:pPr>
+            <w:r>
               <w:rPr>
-                <w:rFonts w:cs="Arial"/>
                 <w:b/>
-                <w:bCs/>
                 <w:sz w:val="20"/>
               </w:rPr>
-            </w:pPr>
-            <w:r>
-              <w:rPr>
-                <w:rFonts w:cs="Arial" w:ascii="Arial" w:hAnsi="Arial" w:eastAsia="Arial"/>
-                <w:b/>
-                <w:bCs/>
-                <w:sz w:val="20"/>
-              </w:rPr>
-              <w:t>TIPO DE CURSO</w:t>
-            </w:r>
-          </w:p>
-          <w:p>
-            <w:pPr>
-              <w:spacing w:after="0" w:before="0" w:line="240" w:lineRule="auto"/>
-            </w:pPr>
-            <w:r>
-              <w:rPr>
-                <w:rFonts w:ascii="Arial" w:hAnsi="Arial" w:eastAsia="Arial"/>
-                <w:sz w:val="18"/>
-              </w:rPr>
-              <w:t>Teórico-Práctico (Electiva de Profundización)</w:t>
+              <w:t xml:space="preserve">TIPO DE CURSO: </w:t>
+            </w:r>
+            <w:r>
+              <w:t>Teórico-práctico</w:t>
             </w:r>
           </w:p>
         </w:tc>
@@ -226,12 +206,12 @@
             <w:placeholder>
               <w:docPart w:val="DefaultPlaceholder_-1854013438"/>
             </w:placeholder>
-            <w:showingPlcHdr/>
             <w:dropDownList>
               <w:listItem w:displayText="Teórico Práctica-TP" w:value="Teórico Práctica-TP"/>
               <w:listItem w:displayText="Teórico-T" w:value="Teórico-T"/>
             </w:dropDownList>
           </w:sdtPr>
+          <w:sdtEndPr/>
           <w:sdtContent>
             <w:tc>
               <w:tcPr>
@@ -256,9 +236,13 @@
                 </w:pPr>
                 <w:r>
                   <w:rPr>
-                    <w:rStyle w:val="Textodelmarcadordeposicin"/>
+                    <w:rFonts w:cs="Arial"/>
+                    <w:b/>
+                    <w:bCs/>
+                    <w:color w:val="365F91"/>
+                    <w:sz w:val="20"/>
                   </w:rPr>
-                  <w:t>Elija un elemento.</w:t>
+                  <w:t>Teórico Práctica-TP</w:t>
                 </w:r>
               </w:p>
             </w:tc>
@@ -266,32 +250,35 @@
         </w:sdt>
       </w:tr>
       <w:tr>
+        <w:trPr>
+          <w:jc w:val="center"/>
+        </w:trPr>
         <w:tc>
           <w:tcPr>
             <w:tcW w:w="4322" w:type="dxa"/>
             <w:tcBorders>
-              <w:top w:val="single" w:sz="8" w:space="0" w:color="4BACC6"/>
-              <w:left w:val="single" w:sz="8" w:space="0" w:color="4BACC6"/>
-              <w:bottom w:val="single" w:sz="8" w:space="0" w:color="4BACC6"/>
-              <w:right w:val="single" w:sz="8" w:space="0" w:color="4BACC6"/>
+              <w:top w:val="single" w:sz="6" w:space="0" w:color="7F7F7F"/>
+              <w:left w:val="single" w:sz="6" w:space="0" w:color="7F7F7F"/>
+              <w:bottom w:val="single" w:sz="6" w:space="0" w:color="7F7F7F"/>
+              <w:right w:val="single" w:sz="6" w:space="0" w:color="7F7F7F"/>
             </w:tcBorders>
+            <w:shd w:val="clear" w:color="auto" w:fill="EEF5FB"/>
+            <w:tcMar>
+              <w:top w:w="70" w:type="dxa"/>
+              <w:left w:w="90" w:type="dxa"/>
+              <w:bottom w:w="70" w:type="dxa"/>
+              <w:right w:w="90" w:type="dxa"/>
+            </w:tcMar>
             <w:vAlign w:val="center"/>
           </w:tcPr>
           <w:p>
             <w:pPr>
-              <w:spacing w:after="0" w:before="0" w:line="240" w:lineRule="auto"/>
+              <w:spacing w:after="40"/>
+              <w:jc w:val="left"/>
+            </w:pPr>
+            <w:r>
               <w:rPr>
-                <w:rFonts w:cs="Arial"/>
                 <w:b/>
-                <w:bCs/>
-                <w:sz w:val="20"/>
-              </w:rPr>
-            </w:pPr>
-            <w:r>
-              <w:rPr>
-                <w:rFonts w:cs="Arial" w:ascii="Arial" w:hAnsi="Arial" w:eastAsia="Arial"/>
-                <w:b/>
-                <w:bCs/>
                 <w:sz w:val="20"/>
               </w:rPr>
               <w:t>SEMESTRE</w:t>
@@ -302,67 +289,60 @@
           <w:tcPr>
             <w:tcW w:w="4858" w:type="dxa"/>
             <w:tcBorders>
-              <w:top w:val="single" w:sz="8" w:space="0" w:color="4BACC6"/>
-              <w:left w:val="single" w:sz="8" w:space="0" w:color="4BACC6"/>
-              <w:bottom w:val="single" w:sz="8" w:space="0" w:color="4BACC6"/>
-              <w:right w:val="single" w:sz="8" w:space="0" w:color="4BACC6"/>
+              <w:top w:val="single" w:sz="6" w:space="0" w:color="7F7F7F"/>
+              <w:left w:val="single" w:sz="6" w:space="0" w:color="7F7F7F"/>
+              <w:bottom w:val="single" w:sz="6" w:space="0" w:color="7F7F7F"/>
+              <w:right w:val="single" w:sz="6" w:space="0" w:color="7F7F7F"/>
             </w:tcBorders>
+            <w:tcMar>
+              <w:top w:w="70" w:type="dxa"/>
+              <w:left w:w="90" w:type="dxa"/>
+              <w:bottom w:w="70" w:type="dxa"/>
+              <w:right w:w="90" w:type="dxa"/>
+            </w:tcMar>
             <w:vAlign w:val="center"/>
           </w:tcPr>
           <w:p>
             <w:pPr>
-              <w:spacing w:after="0" w:before="0" w:line="240" w:lineRule="auto"/>
-              <w:rPr>
-                <w:rFonts w:cs="Arial"/>
-                <w:b/>
-                <w:bCs/>
-                <w:color w:val="365F91"/>
-                <w:sz w:val="20"/>
-              </w:rPr>
-            </w:pPr>
-            <w:r>
-              <w:rPr>
-                <w:rFonts w:ascii="Arial" w:hAnsi="Arial" w:eastAsia="Arial"/>
-                <w:sz w:val="18"/>
-              </w:rPr>
-            </w:r>
-            <w:r>
-              <w:rPr>
-                <w:rFonts w:ascii="Arial" w:hAnsi="Arial" w:eastAsia="Arial"/>
-                <w:sz w:val="18"/>
-              </w:rPr>
-              <w:t>VIII – IX</w:t>
+              <w:spacing w:after="40"/>
+              <w:jc w:val="left"/>
+            </w:pPr>
+            <w:r>
+              <w:t>VIII</w:t>
             </w:r>
           </w:p>
         </w:tc>
       </w:tr>
       <w:tr>
+        <w:trPr>
+          <w:jc w:val="center"/>
+        </w:trPr>
         <w:tc>
           <w:tcPr>
             <w:tcW w:w="4322" w:type="dxa"/>
             <w:tcBorders>
-              <w:top w:val="single" w:sz="8" w:space="0" w:color="4BACC6"/>
-              <w:left w:val="single" w:sz="8" w:space="0" w:color="4BACC6"/>
-              <w:bottom w:val="single" w:sz="8" w:space="0" w:color="4BACC6"/>
-              <w:right w:val="single" w:sz="8" w:space="0" w:color="4BACC6"/>
+              <w:top w:val="single" w:sz="6" w:space="0" w:color="7F7F7F"/>
+              <w:left w:val="single" w:sz="6" w:space="0" w:color="7F7F7F"/>
+              <w:bottom w:val="single" w:sz="6" w:space="0" w:color="7F7F7F"/>
+              <w:right w:val="single" w:sz="6" w:space="0" w:color="7F7F7F"/>
             </w:tcBorders>
+            <w:shd w:val="clear" w:color="auto" w:fill="EEF5FB"/>
+            <w:tcMar>
+              <w:top w:w="70" w:type="dxa"/>
+              <w:left w:w="90" w:type="dxa"/>
+              <w:bottom w:w="70" w:type="dxa"/>
+              <w:right w:w="90" w:type="dxa"/>
+            </w:tcMar>
             <w:vAlign w:val="center"/>
           </w:tcPr>
           <w:p>
             <w:pPr>
-              <w:spacing w:after="0" w:before="0" w:line="240" w:lineRule="auto"/>
+              <w:spacing w:after="40"/>
+              <w:jc w:val="left"/>
+            </w:pPr>
+            <w:r>
               <w:rPr>
-                <w:rFonts w:cs="Arial"/>
                 <w:b/>
-                <w:bCs/>
-                <w:sz w:val="20"/>
-              </w:rPr>
-            </w:pPr>
-            <w:r>
-              <w:rPr>
-                <w:rFonts w:cs="Arial" w:ascii="Arial" w:hAnsi="Arial" w:eastAsia="Arial"/>
-                <w:b/>
-                <w:bCs/>
                 <w:sz w:val="20"/>
               </w:rPr>
               <w:t>PRERREQUISITOS</w:t>
@@ -373,67 +353,60 @@
           <w:tcPr>
             <w:tcW w:w="4858" w:type="dxa"/>
             <w:tcBorders>
-              <w:top w:val="single" w:sz="8" w:space="0" w:color="4BACC6"/>
-              <w:left w:val="single" w:sz="8" w:space="0" w:color="4BACC6"/>
-              <w:bottom w:val="single" w:sz="8" w:space="0" w:color="4BACC6"/>
-              <w:right w:val="single" w:sz="8" w:space="0" w:color="4BACC6"/>
+              <w:top w:val="single" w:sz="6" w:space="0" w:color="7F7F7F"/>
+              <w:left w:val="single" w:sz="6" w:space="0" w:color="7F7F7F"/>
+              <w:bottom w:val="single" w:sz="6" w:space="0" w:color="7F7F7F"/>
+              <w:right w:val="single" w:sz="6" w:space="0" w:color="7F7F7F"/>
             </w:tcBorders>
+            <w:tcMar>
+              <w:top w:w="70" w:type="dxa"/>
+              <w:left w:w="90" w:type="dxa"/>
+              <w:bottom w:w="70" w:type="dxa"/>
+              <w:right w:w="90" w:type="dxa"/>
+            </w:tcMar>
             <w:vAlign w:val="center"/>
           </w:tcPr>
           <w:p>
             <w:pPr>
-              <w:spacing w:after="0" w:before="0" w:line="240" w:lineRule="auto"/>
-              <w:rPr>
-                <w:rFonts w:cs="Arial"/>
-                <w:b/>
-                <w:bCs/>
-                <w:color w:val="365F91"/>
-                <w:sz w:val="20"/>
-              </w:rPr>
-            </w:pPr>
-            <w:r>
-              <w:rPr>
-                <w:rFonts w:ascii="Arial" w:hAnsi="Arial" w:eastAsia="Arial"/>
-                <w:sz w:val="18"/>
-              </w:rPr>
-            </w:r>
-            <w:r>
-              <w:rPr>
-                <w:rFonts w:ascii="Arial" w:hAnsi="Arial" w:eastAsia="Arial"/>
-                <w:sz w:val="18"/>
-              </w:rPr>
+              <w:spacing w:after="40"/>
+              <w:jc w:val="left"/>
+            </w:pPr>
+            <w:r>
               <w:t>Control Automático, Programación Orientada a Objetos (C++/Python), Cinemática de Mecanismos</w:t>
             </w:r>
           </w:p>
         </w:tc>
       </w:tr>
       <w:tr>
+        <w:trPr>
+          <w:jc w:val="center"/>
+        </w:trPr>
         <w:tc>
           <w:tcPr>
             <w:tcW w:w="4322" w:type="dxa"/>
             <w:tcBorders>
-              <w:top w:val="single" w:sz="8" w:space="0" w:color="4BACC6"/>
-              <w:left w:val="single" w:sz="8" w:space="0" w:color="4BACC6"/>
-              <w:bottom w:val="single" w:sz="8" w:space="0" w:color="4BACC6"/>
-              <w:right w:val="single" w:sz="8" w:space="0" w:color="4BACC6"/>
+              <w:top w:val="single" w:sz="6" w:space="0" w:color="7F7F7F"/>
+              <w:left w:val="single" w:sz="6" w:space="0" w:color="7F7F7F"/>
+              <w:bottom w:val="single" w:sz="6" w:space="0" w:color="7F7F7F"/>
+              <w:right w:val="single" w:sz="6" w:space="0" w:color="7F7F7F"/>
             </w:tcBorders>
+            <w:shd w:val="clear" w:color="auto" w:fill="EEF5FB"/>
+            <w:tcMar>
+              <w:top w:w="70" w:type="dxa"/>
+              <w:left w:w="90" w:type="dxa"/>
+              <w:bottom w:w="70" w:type="dxa"/>
+              <w:right w:w="90" w:type="dxa"/>
+            </w:tcMar>
             <w:vAlign w:val="center"/>
           </w:tcPr>
           <w:p>
             <w:pPr>
-              <w:spacing w:after="0" w:before="0" w:line="240" w:lineRule="auto"/>
+              <w:spacing w:after="40"/>
+              <w:jc w:val="left"/>
+            </w:pPr>
+            <w:r>
               <w:rPr>
-                <w:rFonts w:cs="Arial"/>
                 <w:b/>
-                <w:bCs/>
-                <w:sz w:val="20"/>
-              </w:rPr>
-            </w:pPr>
-            <w:r>
-              <w:rPr>
-                <w:rFonts w:cs="Arial" w:ascii="Arial" w:hAnsi="Arial" w:eastAsia="Arial"/>
-                <w:b/>
-                <w:bCs/>
                 <w:sz w:val="20"/>
               </w:rPr>
               <w:t>CORREQUISITOS</w:t>
@@ -444,67 +417,60 @@
           <w:tcPr>
             <w:tcW w:w="4858" w:type="dxa"/>
             <w:tcBorders>
-              <w:top w:val="single" w:sz="8" w:space="0" w:color="4BACC6"/>
-              <w:left w:val="single" w:sz="8" w:space="0" w:color="4BACC6"/>
-              <w:bottom w:val="single" w:sz="8" w:space="0" w:color="4BACC6"/>
-              <w:right w:val="single" w:sz="8" w:space="0" w:color="4BACC6"/>
+              <w:top w:val="single" w:sz="6" w:space="0" w:color="7F7F7F"/>
+              <w:left w:val="single" w:sz="6" w:space="0" w:color="7F7F7F"/>
+              <w:bottom w:val="single" w:sz="6" w:space="0" w:color="7F7F7F"/>
+              <w:right w:val="single" w:sz="6" w:space="0" w:color="7F7F7F"/>
             </w:tcBorders>
+            <w:tcMar>
+              <w:top w:w="70" w:type="dxa"/>
+              <w:left w:w="90" w:type="dxa"/>
+              <w:bottom w:w="70" w:type="dxa"/>
+              <w:right w:w="90" w:type="dxa"/>
+            </w:tcMar>
             <w:vAlign w:val="center"/>
           </w:tcPr>
           <w:p>
             <w:pPr>
-              <w:spacing w:after="0" w:before="0" w:line="240" w:lineRule="auto"/>
-              <w:rPr>
-                <w:rFonts w:cs="Arial"/>
-                <w:b/>
-                <w:bCs/>
-                <w:color w:val="365F91"/>
-                <w:sz w:val="20"/>
-              </w:rPr>
-            </w:pPr>
-            <w:r>
-              <w:rPr>
-                <w:rFonts w:ascii="Arial" w:hAnsi="Arial" w:eastAsia="Arial"/>
-                <w:sz w:val="18"/>
-              </w:rPr>
-            </w:r>
-            <w:r>
-              <w:rPr>
-                <w:rFonts w:ascii="Arial" w:hAnsi="Arial" w:eastAsia="Arial"/>
-                <w:sz w:val="18"/>
-              </w:rPr>
+              <w:spacing w:after="40"/>
+              <w:jc w:val="left"/>
+            </w:pPr>
+            <w:r>
               <w:t>Ninguno</w:t>
             </w:r>
           </w:p>
         </w:tc>
       </w:tr>
       <w:tr>
+        <w:trPr>
+          <w:jc w:val="center"/>
+        </w:trPr>
         <w:tc>
           <w:tcPr>
             <w:tcW w:w="4322" w:type="dxa"/>
             <w:tcBorders>
-              <w:top w:val="single" w:sz="8" w:space="0" w:color="4BACC6"/>
-              <w:left w:val="single" w:sz="8" w:space="0" w:color="4BACC6"/>
-              <w:bottom w:val="single" w:sz="8" w:space="0" w:color="4BACC6"/>
-              <w:right w:val="single" w:sz="8" w:space="0" w:color="4BACC6"/>
+              <w:top w:val="single" w:sz="6" w:space="0" w:color="7F7F7F"/>
+              <w:left w:val="single" w:sz="6" w:space="0" w:color="7F7F7F"/>
+              <w:bottom w:val="single" w:sz="6" w:space="0" w:color="7F7F7F"/>
+              <w:right w:val="single" w:sz="6" w:space="0" w:color="7F7F7F"/>
             </w:tcBorders>
+            <w:shd w:val="clear" w:color="auto" w:fill="EEF5FB"/>
+            <w:tcMar>
+              <w:top w:w="70" w:type="dxa"/>
+              <w:left w:w="90" w:type="dxa"/>
+              <w:bottom w:w="70" w:type="dxa"/>
+              <w:right w:w="90" w:type="dxa"/>
+            </w:tcMar>
             <w:vAlign w:val="center"/>
           </w:tcPr>
           <w:p>
             <w:pPr>
-              <w:spacing w:after="0" w:before="0" w:line="240" w:lineRule="auto"/>
+              <w:spacing w:after="40"/>
+              <w:jc w:val="left"/>
+            </w:pPr>
+            <w:r>
               <w:rPr>
-                <w:rFonts w:cs="Arial"/>
                 <w:b/>
-                <w:bCs/>
-                <w:sz w:val="20"/>
-              </w:rPr>
-            </w:pPr>
-            <w:r>
-              <w:rPr>
-                <w:rFonts w:cs="Arial" w:ascii="Arial" w:hAnsi="Arial" w:eastAsia="Arial"/>
-                <w:b/>
-                <w:bCs/>
                 <w:sz w:val="20"/>
               </w:rPr>
               <w:t>CRÉDITOS ACADÉMICOS</w:t>
@@ -515,67 +481,60 @@
           <w:tcPr>
             <w:tcW w:w="4858" w:type="dxa"/>
             <w:tcBorders>
-              <w:top w:val="single" w:sz="8" w:space="0" w:color="4BACC6"/>
-              <w:left w:val="single" w:sz="8" w:space="0" w:color="4BACC6"/>
-              <w:bottom w:val="single" w:sz="8" w:space="0" w:color="4BACC6"/>
-              <w:right w:val="single" w:sz="8" w:space="0" w:color="4BACC6"/>
+              <w:top w:val="single" w:sz="6" w:space="0" w:color="7F7F7F"/>
+              <w:left w:val="single" w:sz="6" w:space="0" w:color="7F7F7F"/>
+              <w:bottom w:val="single" w:sz="6" w:space="0" w:color="7F7F7F"/>
+              <w:right w:val="single" w:sz="6" w:space="0" w:color="7F7F7F"/>
             </w:tcBorders>
+            <w:tcMar>
+              <w:top w:w="70" w:type="dxa"/>
+              <w:left w:w="90" w:type="dxa"/>
+              <w:bottom w:w="70" w:type="dxa"/>
+              <w:right w:w="90" w:type="dxa"/>
+            </w:tcMar>
             <w:vAlign w:val="center"/>
           </w:tcPr>
           <w:p>
             <w:pPr>
-              <w:spacing w:after="0" w:before="0" w:line="240" w:lineRule="auto"/>
-              <w:rPr>
-                <w:rFonts w:cs="Arial"/>
-                <w:b/>
-                <w:bCs/>
-                <w:color w:val="365F91"/>
-                <w:sz w:val="20"/>
-              </w:rPr>
-            </w:pPr>
-            <w:r>
-              <w:rPr>
-                <w:rFonts w:ascii="Arial" w:hAnsi="Arial" w:eastAsia="Arial"/>
-                <w:sz w:val="18"/>
-              </w:rPr>
-            </w:r>
-            <w:r>
-              <w:rPr>
-                <w:rFonts w:ascii="Arial" w:hAnsi="Arial" w:eastAsia="Arial"/>
-                <w:sz w:val="18"/>
-              </w:rPr>
+              <w:spacing w:after="40"/>
+              <w:jc w:val="left"/>
+            </w:pPr>
+            <w:r>
               <w:t>3</w:t>
             </w:r>
           </w:p>
         </w:tc>
       </w:tr>
       <w:tr>
+        <w:trPr>
+          <w:jc w:val="center"/>
+        </w:trPr>
         <w:tc>
           <w:tcPr>
             <w:tcW w:w="4322" w:type="dxa"/>
             <w:tcBorders>
-              <w:top w:val="single" w:sz="8" w:space="0" w:color="4BACC6"/>
-              <w:left w:val="single" w:sz="8" w:space="0" w:color="4BACC6"/>
-              <w:bottom w:val="single" w:sz="8" w:space="0" w:color="4BACC6"/>
-              <w:right w:val="single" w:sz="8" w:space="0" w:color="4BACC6"/>
+              <w:top w:val="single" w:sz="6" w:space="0" w:color="7F7F7F"/>
+              <w:left w:val="single" w:sz="6" w:space="0" w:color="7F7F7F"/>
+              <w:bottom w:val="single" w:sz="6" w:space="0" w:color="7F7F7F"/>
+              <w:right w:val="single" w:sz="6" w:space="0" w:color="7F7F7F"/>
             </w:tcBorders>
+            <w:shd w:val="clear" w:color="auto" w:fill="EEF5FB"/>
+            <w:tcMar>
+              <w:top w:w="70" w:type="dxa"/>
+              <w:left w:w="90" w:type="dxa"/>
+              <w:bottom w:w="70" w:type="dxa"/>
+              <w:right w:w="90" w:type="dxa"/>
+            </w:tcMar>
             <w:vAlign w:val="center"/>
           </w:tcPr>
           <w:p>
             <w:pPr>
-              <w:spacing w:after="0" w:before="0" w:line="240" w:lineRule="auto"/>
+              <w:spacing w:after="40"/>
+              <w:jc w:val="left"/>
+            </w:pPr>
+            <w:r>
               <w:rPr>
-                <w:rFonts w:cs="Arial"/>
                 <w:b/>
-                <w:bCs/>
-                <w:sz w:val="20"/>
-              </w:rPr>
-            </w:pPr>
-            <w:r>
-              <w:rPr>
-                <w:rFonts w:cs="Arial" w:ascii="Arial" w:hAnsi="Arial" w:eastAsia="Arial"/>
-                <w:b/>
-                <w:bCs/>
                 <w:sz w:val="20"/>
               </w:rPr>
               <w:t>HORAS TRABAJO DIRECTO</w:t>
@@ -586,81 +545,64 @@
           <w:tcPr>
             <w:tcW w:w="4858" w:type="dxa"/>
             <w:tcBorders>
-              <w:top w:val="single" w:sz="8" w:space="0" w:color="4BACC6"/>
-              <w:left w:val="single" w:sz="8" w:space="0" w:color="4BACC6"/>
-              <w:bottom w:val="single" w:sz="8" w:space="0" w:color="4BACC6"/>
-              <w:right w:val="single" w:sz="8" w:space="0" w:color="4BACC6"/>
+              <w:top w:val="single" w:sz="6" w:space="0" w:color="7F7F7F"/>
+              <w:left w:val="single" w:sz="6" w:space="0" w:color="7F7F7F"/>
+              <w:bottom w:val="single" w:sz="6" w:space="0" w:color="7F7F7F"/>
+              <w:right w:val="single" w:sz="6" w:space="0" w:color="7F7F7F"/>
             </w:tcBorders>
+            <w:tcMar>
+              <w:top w:w="70" w:type="dxa"/>
+              <w:left w:w="90" w:type="dxa"/>
+              <w:bottom w:w="70" w:type="dxa"/>
+              <w:right w:w="90" w:type="dxa"/>
+            </w:tcMar>
             <w:vAlign w:val="center"/>
           </w:tcPr>
           <w:p>
             <w:pPr>
-              <w:spacing w:after="0" w:before="0" w:line="240" w:lineRule="auto"/>
-              <w:rPr>
-                <w:rFonts w:cs="Arial"/>
-                <w:b/>
-                <w:bCs/>
-                <w:color w:val="365F91"/>
-                <w:sz w:val="20"/>
-              </w:rPr>
-            </w:pPr>
-            <w:r>
-              <w:rPr>
-                <w:rFonts w:ascii="Arial" w:hAnsi="Arial" w:eastAsia="Arial"/>
-                <w:sz w:val="18"/>
-              </w:rPr>
-            </w:r>
-            <w:r>
-              <w:rPr>
-                <w:rFonts w:ascii="Arial" w:hAnsi="Arial" w:eastAsia="Arial"/>
-                <w:sz w:val="18"/>
-              </w:rPr>
+              <w:spacing w:after="40"/>
+              <w:jc w:val="left"/>
+            </w:pPr>
+            <w:r>
               <w:t>4 h/semana (2 h teoría + 2 h laboratorio) / Trabajo Independiente: 5 h/semana</w:t>
             </w:r>
           </w:p>
         </w:tc>
       </w:tr>
       <w:tr>
+        <w:trPr>
+          <w:jc w:val="center"/>
+        </w:trPr>
         <w:tc>
           <w:tcPr>
             <w:tcW w:w="4322" w:type="dxa"/>
             <w:tcBorders>
-              <w:top w:val="single" w:sz="8" w:space="0" w:color="4BACC6"/>
-              <w:left w:val="single" w:sz="8" w:space="0" w:color="4BACC6"/>
-              <w:bottom w:val="single" w:sz="8" w:space="0" w:color="4BACC6"/>
-              <w:right w:val="single" w:sz="8" w:space="0" w:color="4BACC6"/>
+              <w:top w:val="single" w:sz="6" w:space="0" w:color="7F7F7F"/>
+              <w:left w:val="single" w:sz="6" w:space="0" w:color="7F7F7F"/>
+              <w:bottom w:val="single" w:sz="6" w:space="0" w:color="7F7F7F"/>
+              <w:right w:val="single" w:sz="6" w:space="0" w:color="7F7F7F"/>
             </w:tcBorders>
+            <w:shd w:val="clear" w:color="auto" w:fill="EEF5FB"/>
+            <w:tcMar>
+              <w:top w:w="70" w:type="dxa"/>
+              <w:left w:w="90" w:type="dxa"/>
+              <w:bottom w:w="70" w:type="dxa"/>
+              <w:right w:w="90" w:type="dxa"/>
+            </w:tcMar>
             <w:vAlign w:val="center"/>
           </w:tcPr>
           <w:p>
             <w:pPr>
-              <w:spacing w:after="0" w:before="0" w:line="240" w:lineRule="auto"/>
+              <w:jc w:val="left"/>
+            </w:pPr>
+            <w:r>
               <w:rPr>
-                <w:rFonts w:cs="Arial"/>
                 <w:b/>
-                <w:bCs/>
                 <w:sz w:val="20"/>
               </w:rPr>
-            </w:pPr>
-            <w:r>
-              <w:rPr>
-                <w:rFonts w:cs="Arial" w:ascii="Arial" w:hAnsi="Arial" w:eastAsia="Arial"/>
-                <w:b/>
-                <w:bCs/>
-                <w:sz w:val="20"/>
-              </w:rPr>
-              <w:t>MODALIDAD</w:t>
-            </w:r>
-          </w:p>
-          <w:p>
-            <w:pPr>
-              <w:spacing w:after="0" w:before="0" w:line="240" w:lineRule="auto"/>
-            </w:pPr>
-            <w:r>
-              <w:rPr>
-                <w:rFonts w:ascii="Arial" w:hAnsi="Arial" w:eastAsia="Arial"/>
-                <w:sz w:val="18"/>
-              </w:rPr>
+              <w:t xml:space="preserve">MODALIDAD: </w:t>
+            </w:r>
+            <w:r>
               <w:t>Presencial con componente de laboratorio obligatorio</w:t>
             </w:r>
           </w:p>
@@ -680,12 +622,12 @@
             <w:placeholder>
               <w:docPart w:val="A20C1F6D538F4950AF3C5D9F91DB236A"/>
             </w:placeholder>
-            <w:showingPlcHdr/>
             <w:dropDownList>
               <w:listItem w:displayText="PRESENCIAL" w:value="PRESENCIAL"/>
               <w:listItem w:displayText="PRESENCIAL MEDIADA POR TECNOLOGÍAS" w:value="PRESENCIAL MEDIADA POR TECNOLOGÍAS"/>
             </w:dropDownList>
           </w:sdtPr>
+          <w:sdtEndPr/>
           <w:sdtContent>
             <w:tc>
               <w:tcPr>
@@ -710,9 +652,13 @@
                 </w:pPr>
                 <w:r>
                   <w:rPr>
-                    <w:rStyle w:val="Textodelmarcadordeposicin"/>
+                    <w:rFonts w:cs="Arial"/>
+                    <w:b/>
+                    <w:bCs/>
+                    <w:color w:val="365F91"/>
+                    <w:sz w:val="20"/>
                   </w:rPr>
-                  <w:t>Elija un elemento.</w:t>
+                  <w:t>PRESENCIAL</w:t>
                 </w:r>
               </w:p>
             </w:tc>
@@ -720,32 +666,35 @@
         </w:sdt>
       </w:tr>
       <w:tr>
+        <w:trPr>
+          <w:jc w:val="center"/>
+        </w:trPr>
         <w:tc>
           <w:tcPr>
             <w:tcW w:w="4322" w:type="dxa"/>
             <w:tcBorders>
-              <w:top w:val="single" w:sz="8" w:space="0" w:color="4BACC6"/>
-              <w:left w:val="single" w:sz="8" w:space="0" w:color="4BACC6"/>
-              <w:bottom w:val="single" w:sz="8" w:space="0" w:color="4BACC6"/>
-              <w:right w:val="single" w:sz="8" w:space="0" w:color="4BACC6"/>
+              <w:top w:val="single" w:sz="6" w:space="0" w:color="7F7F7F"/>
+              <w:left w:val="single" w:sz="6" w:space="0" w:color="7F7F7F"/>
+              <w:bottom w:val="single" w:sz="6" w:space="0" w:color="7F7F7F"/>
+              <w:right w:val="single" w:sz="6" w:space="0" w:color="7F7F7F"/>
             </w:tcBorders>
+            <w:shd w:val="clear" w:color="auto" w:fill="EEF5FB"/>
+            <w:tcMar>
+              <w:top w:w="70" w:type="dxa"/>
+              <w:left w:w="90" w:type="dxa"/>
+              <w:bottom w:w="70" w:type="dxa"/>
+              <w:right w:w="90" w:type="dxa"/>
+            </w:tcMar>
             <w:vAlign w:val="center"/>
           </w:tcPr>
           <w:p>
             <w:pPr>
-              <w:spacing w:after="0" w:before="0" w:line="240" w:lineRule="auto"/>
+              <w:spacing w:after="40"/>
+              <w:jc w:val="left"/>
+            </w:pPr>
+            <w:r>
               <w:rPr>
-                <w:rFonts w:cs="Arial"/>
                 <w:b/>
-                <w:bCs/>
-                <w:sz w:val="20"/>
-              </w:rPr>
-            </w:pPr>
-            <w:r>
-              <w:rPr>
-                <w:rFonts w:cs="Arial" w:ascii="Arial" w:hAnsi="Arial" w:eastAsia="Arial"/>
-                <w:b/>
-                <w:bCs/>
                 <w:sz w:val="20"/>
               </w:rPr>
               <w:t>FECHA DE ELABORACIÓN/ ACTUALIZACIÓN</w:t>
@@ -756,67 +705,60 @@
           <w:tcPr>
             <w:tcW w:w="4858" w:type="dxa"/>
             <w:tcBorders>
-              <w:top w:val="single" w:sz="8" w:space="0" w:color="4BACC6"/>
-              <w:left w:val="single" w:sz="8" w:space="0" w:color="4BACC6"/>
-              <w:bottom w:val="single" w:sz="8" w:space="0" w:color="4BACC6"/>
-              <w:right w:val="single" w:sz="8" w:space="0" w:color="4BACC6"/>
+              <w:top w:val="single" w:sz="6" w:space="0" w:color="7F7F7F"/>
+              <w:left w:val="single" w:sz="6" w:space="0" w:color="7F7F7F"/>
+              <w:bottom w:val="single" w:sz="6" w:space="0" w:color="7F7F7F"/>
+              <w:right w:val="single" w:sz="6" w:space="0" w:color="7F7F7F"/>
             </w:tcBorders>
+            <w:tcMar>
+              <w:top w:w="70" w:type="dxa"/>
+              <w:left w:w="90" w:type="dxa"/>
+              <w:bottom w:w="70" w:type="dxa"/>
+              <w:right w:w="90" w:type="dxa"/>
+            </w:tcMar>
             <w:vAlign w:val="center"/>
           </w:tcPr>
           <w:p>
             <w:pPr>
-              <w:spacing w:after="0" w:before="0" w:line="240" w:lineRule="auto"/>
-              <w:rPr>
-                <w:rFonts w:cs="Arial"/>
-                <w:b/>
-                <w:bCs/>
-                <w:color w:val="365F91"/>
-                <w:sz w:val="20"/>
-              </w:rPr>
-            </w:pPr>
-            <w:r>
-              <w:rPr>
-                <w:rFonts w:ascii="Arial" w:hAnsi="Arial" w:eastAsia="Arial"/>
-                <w:sz w:val="18"/>
-              </w:rPr>
-            </w:r>
-            <w:r>
-              <w:rPr>
-                <w:rFonts w:ascii="Arial" w:hAnsi="Arial" w:eastAsia="Arial"/>
-                <w:sz w:val="18"/>
-              </w:rPr>
+              <w:spacing w:after="40"/>
+              <w:jc w:val="left"/>
+            </w:pPr>
+            <w:r>
               <w:t>Mayo 2026</w:t>
             </w:r>
           </w:p>
         </w:tc>
       </w:tr>
       <w:tr>
+        <w:trPr>
+          <w:jc w:val="center"/>
+        </w:trPr>
         <w:tc>
           <w:tcPr>
             <w:tcW w:w="4322" w:type="dxa"/>
             <w:tcBorders>
-              <w:top w:val="single" w:sz="8" w:space="0" w:color="4BACC6"/>
-              <w:left w:val="single" w:sz="8" w:space="0" w:color="4BACC6"/>
-              <w:bottom w:val="single" w:sz="8" w:space="0" w:color="4BACC6"/>
-              <w:right w:val="single" w:sz="8" w:space="0" w:color="4BACC6"/>
+              <w:top w:val="single" w:sz="6" w:space="0" w:color="7F7F7F"/>
+              <w:left w:val="single" w:sz="6" w:space="0" w:color="7F7F7F"/>
+              <w:bottom w:val="single" w:sz="6" w:space="0" w:color="7F7F7F"/>
+              <w:right w:val="single" w:sz="6" w:space="0" w:color="7F7F7F"/>
             </w:tcBorders>
+            <w:shd w:val="clear" w:color="auto" w:fill="EEF5FB"/>
+            <w:tcMar>
+              <w:top w:w="70" w:type="dxa"/>
+              <w:left w:w="90" w:type="dxa"/>
+              <w:bottom w:w="70" w:type="dxa"/>
+              <w:right w:w="90" w:type="dxa"/>
+            </w:tcMar>
             <w:vAlign w:val="center"/>
           </w:tcPr>
           <w:p>
             <w:pPr>
-              <w:spacing w:after="0" w:before="0" w:line="240" w:lineRule="auto"/>
+              <w:spacing w:after="40"/>
+              <w:jc w:val="left"/>
+            </w:pPr>
+            <w:r>
               <w:rPr>
-                <w:rFonts w:cs="Arial"/>
                 <w:b/>
-                <w:bCs/>
-                <w:sz w:val="20"/>
-              </w:rPr>
-            </w:pPr>
-            <w:r>
-              <w:rPr>
-                <w:rFonts w:cs="Arial" w:ascii="Arial" w:hAnsi="Arial" w:eastAsia="Arial"/>
-                <w:b/>
-                <w:bCs/>
                 <w:sz w:val="20"/>
               </w:rPr>
               <w:t>COORDINADOR Y/O JEFE DE ÁREA</w:t>
@@ -827,68 +769,61 @@
           <w:tcPr>
             <w:tcW w:w="4858" w:type="dxa"/>
             <w:tcBorders>
-              <w:top w:val="single" w:sz="8" w:space="0" w:color="4BACC6"/>
-              <w:left w:val="single" w:sz="8" w:space="0" w:color="4BACC6"/>
-              <w:bottom w:val="single" w:sz="8" w:space="0" w:color="4BACC6"/>
-              <w:right w:val="single" w:sz="8" w:space="0" w:color="4BACC6"/>
+              <w:top w:val="single" w:sz="6" w:space="0" w:color="7F7F7F"/>
+              <w:left w:val="single" w:sz="6" w:space="0" w:color="7F7F7F"/>
+              <w:bottom w:val="single" w:sz="6" w:space="0" w:color="7F7F7F"/>
+              <w:right w:val="single" w:sz="6" w:space="0" w:color="7F7F7F"/>
             </w:tcBorders>
+            <w:tcMar>
+              <w:top w:w="70" w:type="dxa"/>
+              <w:left w:w="90" w:type="dxa"/>
+              <w:bottom w:w="70" w:type="dxa"/>
+              <w:right w:w="90" w:type="dxa"/>
+            </w:tcMar>
             <w:vAlign w:val="center"/>
           </w:tcPr>
           <w:p>
             <w:pPr>
-              <w:spacing w:after="0" w:before="0" w:line="240" w:lineRule="auto"/>
-              <w:rPr>
-                <w:rFonts w:cs="Arial"/>
-                <w:b/>
-                <w:bCs/>
-                <w:color w:val="365F91"/>
-                <w:sz w:val="20"/>
-              </w:rPr>
-            </w:pPr>
-            <w:r>
-              <w:rPr>
-                <w:rFonts w:ascii="Arial" w:hAnsi="Arial" w:eastAsia="Arial"/>
-                <w:sz w:val="18"/>
-              </w:rPr>
-            </w:r>
-            <w:r>
-              <w:rPr>
-                <w:rFonts w:ascii="Arial" w:hAnsi="Arial" w:eastAsia="Arial"/>
-                <w:sz w:val="18"/>
-              </w:rPr>
-              <w:t>[Nombre del coordinador del programa]</w:t>
+              <w:spacing w:after="40"/>
+              <w:jc w:val="left"/>
+            </w:pPr>
+            <w:r>
+              <w:t>Jairo Cortes</w:t>
             </w:r>
           </w:p>
         </w:tc>
       </w:tr>
       <w:tr>
+        <w:trPr>
+          <w:jc w:val="center"/>
+        </w:trPr>
         <w:tc>
           <w:tcPr>
             <w:tcW w:w="4322" w:type="dxa"/>
             <w:tcBorders>
-              <w:top w:val="single" w:sz="8" w:space="0" w:color="4BACC6"/>
-              <w:left w:val="single" w:sz="8" w:space="0" w:color="4BACC6"/>
-              <w:bottom w:val="single" w:sz="8" w:space="0" w:color="4BACC6"/>
-              <w:right w:val="single" w:sz="8" w:space="0" w:color="4BACC6"/>
+              <w:top w:val="single" w:sz="6" w:space="0" w:color="7F7F7F"/>
+              <w:left w:val="single" w:sz="6" w:space="0" w:color="7F7F7F"/>
+              <w:bottom w:val="single" w:sz="6" w:space="0" w:color="7F7F7F"/>
+              <w:right w:val="single" w:sz="6" w:space="0" w:color="7F7F7F"/>
             </w:tcBorders>
+            <w:shd w:val="clear" w:color="auto" w:fill="EEF5FB"/>
+            <w:tcMar>
+              <w:top w:w="70" w:type="dxa"/>
+              <w:left w:w="90" w:type="dxa"/>
+              <w:bottom w:w="70" w:type="dxa"/>
+              <w:right w:w="90" w:type="dxa"/>
+            </w:tcMar>
             <w:vAlign w:val="center"/>
           </w:tcPr>
           <w:p>
             <w:pPr>
-              <w:spacing w:after="0" w:before="0" w:line="240" w:lineRule="auto"/>
+              <w:spacing w:after="40"/>
               <w:jc w:val="left"/>
             </w:pPr>
             <w:r>
               <w:rPr>
-                <w:rFonts w:ascii="Arial" w:hAnsi="Arial" w:eastAsia="Arial"/>
-                <w:sz w:val="18"/>
-              </w:rPr>
-            </w:r>
-            <w:r>
-              <w:rPr>
-                <w:rFonts w:ascii="Arial" w:hAnsi="Arial" w:eastAsia="Arial"/>
                 <w:b/>
-                <w:sz w:val="18"/>
+                <w:sz w:val="20"/>
               </w:rPr>
               <w:t>DOCENTE (S)/CORREO ELECTRONICO</w:t>
             </w:r>
@@ -898,31 +833,29 @@
           <w:tcPr>
             <w:tcW w:w="4858" w:type="dxa"/>
             <w:tcBorders>
-              <w:top w:val="single" w:sz="8" w:space="0" w:color="4BACC6"/>
-              <w:left w:val="single" w:sz="8" w:space="0" w:color="4BACC6"/>
-              <w:bottom w:val="single" w:sz="8" w:space="0" w:color="4BACC6"/>
-              <w:right w:val="single" w:sz="8" w:space="0" w:color="4BACC6"/>
+              <w:top w:val="single" w:sz="6" w:space="0" w:color="7F7F7F"/>
+              <w:left w:val="single" w:sz="6" w:space="0" w:color="7F7F7F"/>
+              <w:bottom w:val="single" w:sz="6" w:space="0" w:color="7F7F7F"/>
+              <w:right w:val="single" w:sz="6" w:space="0" w:color="7F7F7F"/>
             </w:tcBorders>
+            <w:tcMar>
+              <w:top w:w="70" w:type="dxa"/>
+              <w:left w:w="90" w:type="dxa"/>
+              <w:bottom w:w="70" w:type="dxa"/>
+              <w:right w:w="90" w:type="dxa"/>
+            </w:tcMar>
             <w:vAlign w:val="center"/>
           </w:tcPr>
           <w:p>
             <w:pPr>
-              <w:spacing w:after="0" w:before="0" w:line="240" w:lineRule="auto"/>
+              <w:spacing w:after="40"/>
               <w:jc w:val="left"/>
             </w:pPr>
             <w:r>
-              <w:rPr>
-                <w:rFonts w:ascii="Arial" w:hAnsi="Arial" w:eastAsia="Arial"/>
-                <w:sz w:val="18"/>
-              </w:rPr>
-            </w:r>
-            <w:r>
-              <w:rPr>
-                <w:rFonts w:ascii="Arial" w:hAnsi="Arial" w:eastAsia="Arial"/>
-                <w:b w:val="0"/>
-                <w:sz w:val="18"/>
-              </w:rPr>
-              <w:t>Henry Roncancio / correo institucional por confirmar</w:t>
+              <w:t xml:space="preserve">Henry Roncancio / </w:t>
+            </w:r>
+            <w:r>
+              <w:t>Henry.roncancio@unimilitar.edu.co</w:t>
             </w:r>
           </w:p>
         </w:tc>
@@ -930,7 +863,6 @@
     </w:tbl>
     <w:p>
       <w:pPr>
-        <w:spacing w:after="0"/>
         <w:rPr>
           <w:rFonts w:cs="Arial"/>
           <w:b/>
@@ -941,13 +873,12 @@
     <w:tbl>
       <w:tblPr>
         <w:tblW w:w="9180" w:type="dxa"/>
+        <w:jc w:val="center"/>
         <w:tblBorders>
-          <w:top w:val="single" w:sz="6" w:space="0" w:color="000000"/>
-          <w:left w:val="single" w:sz="6" w:space="0" w:color="000000"/>
-          <w:bottom w:val="single" w:sz="6" w:space="0" w:color="000000"/>
-          <w:right w:val="single" w:sz="6" w:space="0" w:color="000000"/>
-          <w:insideH w:val="single" w:sz="6" w:space="0" w:color="000000"/>
-          <w:insideV w:val="single" w:sz="6" w:space="0" w:color="000000"/>
+          <w:top w:val="single" w:sz="8" w:space="0" w:color="4BACC6"/>
+          <w:left w:val="single" w:sz="8" w:space="0" w:color="4BACC6"/>
+          <w:bottom w:val="single" w:sz="8" w:space="0" w:color="4BACC6"/>
+          <w:right w:val="single" w:sz="8" w:space="0" w:color="4BACC6"/>
         </w:tblBorders>
         <w:tblLook w:val="01E0" w:firstRow="1" w:lastRow="1" w:firstColumn="1" w:lastColumn="1" w:noHBand="0" w:noVBand="0"/>
       </w:tblPr>
@@ -955,15 +886,966 @@
         <w:gridCol w:w="9180"/>
       </w:tblGrid>
       <w:tr>
+        <w:trPr>
+          <w:jc w:val="center"/>
+        </w:trPr>
         <w:tc>
           <w:tcPr>
             <w:tcW w:w="9180" w:type="dxa"/>
-            <w:shd w:val="clear" w:color="auto" w:fill="D9D9D9"/>
+            <w:tcBorders>
+              <w:top w:val="single" w:sz="6" w:space="0" w:color="7F7F7F"/>
+              <w:left w:val="single" w:sz="6" w:space="0" w:color="7F7F7F"/>
+              <w:bottom w:val="single" w:sz="6" w:space="0" w:color="7F7F7F"/>
+              <w:right w:val="single" w:sz="6" w:space="0" w:color="7F7F7F"/>
+            </w:tcBorders>
+            <w:shd w:val="clear" w:color="auto" w:fill="D9EAF7"/>
+            <w:tcMar>
+              <w:top w:w="70" w:type="dxa"/>
+              <w:left w:w="90" w:type="dxa"/>
+              <w:bottom w:w="70" w:type="dxa"/>
+              <w:right w:w="90" w:type="dxa"/>
+            </w:tcMar>
             <w:vAlign w:val="center"/>
           </w:tcPr>
           <w:p>
             <w:pPr>
-              <w:spacing w:after="0" w:before="0" w:line="240" w:lineRule="auto"/>
+              <w:jc w:val="center"/>
+            </w:pPr>
+            <w:r>
+              <w:rPr>
+                <w:b/>
+              </w:rPr>
+              <w:t>DESCRIPCIÓN DEL CURSO</w:t>
+            </w:r>
+          </w:p>
+        </w:tc>
+      </w:tr>
+      <w:tr>
+        <w:trPr>
+          <w:jc w:val="center"/>
+        </w:trPr>
+        <w:tc>
+          <w:tcPr>
+            <w:tcW w:w="9180" w:type="dxa"/>
+            <w:tcBorders>
+              <w:top w:val="single" w:sz="6" w:space="0" w:color="7F7F7F"/>
+              <w:left w:val="single" w:sz="6" w:space="0" w:color="7F7F7F"/>
+              <w:bottom w:val="single" w:sz="6" w:space="0" w:color="7F7F7F"/>
+              <w:right w:val="single" w:sz="6" w:space="0" w:color="7F7F7F"/>
+            </w:tcBorders>
+            <w:tcMar>
+              <w:top w:w="70" w:type="dxa"/>
+              <w:left w:w="90" w:type="dxa"/>
+              <w:bottom w:w="70" w:type="dxa"/>
+              <w:right w:w="90" w:type="dxa"/>
+            </w:tcMar>
+            <w:vAlign w:val="center"/>
+          </w:tcPr>
+          <w:p>
+            <w:pPr>
+              <w:spacing w:after="40"/>
+            </w:pPr>
+            <w:r>
+              <w:t>Este curso proporciona al estudiante de Ingeniería Mecatrónica las competencias necesarias para diseñar, implementar y validar sistemas robóticos colaborativos utilizando ROS 2 en su distribución Jazzy Jalisco.</w:t>
+            </w:r>
+          </w:p>
+          <w:p>
+            <w:pPr>
+              <w:spacing w:after="40"/>
+            </w:pPr>
+            <w:r>
+              <w:t>El enfoque pedagógico está orientado al desarrollo experimental: a lo largo de 16 semanas, el estudiante construye progresivamente los subsistemas de una celda de automatización colaborativa real.</w:t>
+            </w:r>
+          </w:p>
+          <w:p>
+            <w:pPr>
+              <w:spacing w:after="40"/>
+            </w:pPr>
+            <w:r>
+              <w:t>El curso establece primero las bases experimentales mediante la integración de hardware, configuración de redes y percepción visual, para luego modelar el sistema cinemáticamente y aplicar algoritmos de planificación de movimiento. La solución integradora final replica patrones transferibles a celdas de manufactura flexible, logística intramuros, robótica de almacén y sistemas de inspección industrial.</w:t>
+            </w:r>
+          </w:p>
+        </w:tc>
+      </w:tr>
+    </w:tbl>
+    <w:p>
+      <w:pPr>
+        <w:rPr>
+          <w:rFonts w:cs="Arial"/>
+          <w:b/>
+          <w:sz w:val="20"/>
+        </w:rPr>
+      </w:pPr>
+    </w:p>
+    <w:tbl>
+      <w:tblPr>
+        <w:tblW w:w="9180" w:type="dxa"/>
+        <w:jc w:val="center"/>
+        <w:tblBorders>
+          <w:top w:val="single" w:sz="8" w:space="0" w:color="4BACC6"/>
+          <w:left w:val="single" w:sz="8" w:space="0" w:color="4BACC6"/>
+          <w:bottom w:val="single" w:sz="8" w:space="0" w:color="4BACC6"/>
+          <w:right w:val="single" w:sz="8" w:space="0" w:color="4BACC6"/>
+        </w:tblBorders>
+        <w:tblLook w:val="01E0" w:firstRow="1" w:lastRow="1" w:firstColumn="1" w:lastColumn="1" w:noHBand="0" w:noVBand="0"/>
+      </w:tblPr>
+      <w:tblGrid>
+        <w:gridCol w:w="9180"/>
+      </w:tblGrid>
+      <w:tr>
+        <w:trPr>
+          <w:jc w:val="center"/>
+        </w:trPr>
+        <w:tc>
+          <w:tcPr>
+            <w:tcW w:w="9180" w:type="dxa"/>
+            <w:tcBorders>
+              <w:top w:val="single" w:sz="6" w:space="0" w:color="7F7F7F"/>
+              <w:left w:val="single" w:sz="6" w:space="0" w:color="7F7F7F"/>
+              <w:bottom w:val="single" w:sz="6" w:space="0" w:color="7F7F7F"/>
+              <w:right w:val="single" w:sz="6" w:space="0" w:color="7F7F7F"/>
+            </w:tcBorders>
+            <w:shd w:val="clear" w:color="auto" w:fill="D9EAF7"/>
+            <w:tcMar>
+              <w:top w:w="70" w:type="dxa"/>
+              <w:left w:w="90" w:type="dxa"/>
+              <w:bottom w:w="70" w:type="dxa"/>
+              <w:right w:w="90" w:type="dxa"/>
+            </w:tcMar>
+            <w:vAlign w:val="center"/>
+          </w:tcPr>
+          <w:p>
+            <w:pPr>
+              <w:jc w:val="center"/>
+              <w:rPr>
+                <w:rFonts w:cs="Arial"/>
+                <w:b/>
+                <w:bCs/>
+                <w:szCs w:val="24"/>
+              </w:rPr>
+            </w:pPr>
+            <w:r>
+              <w:rPr>
+                <w:b/>
+                <w:bCs/>
+                <w:szCs w:val="24"/>
+              </w:rPr>
+              <w:t>OBJETIVO</w:t>
+            </w:r>
+            <w:r>
+              <w:rPr>
+                <w:b/>
+                <w:bCs/>
+                <w:szCs w:val="24"/>
+              </w:rPr>
+              <w:t>S DE FORMACIÓN</w:t>
+            </w:r>
+          </w:p>
+        </w:tc>
+      </w:tr>
+      <w:tr>
+        <w:trPr>
+          <w:jc w:val="center"/>
+        </w:trPr>
+        <w:tc>
+          <w:tcPr>
+            <w:tcW w:w="9180" w:type="dxa"/>
+            <w:tcBorders>
+              <w:top w:val="single" w:sz="6" w:space="0" w:color="7F7F7F"/>
+              <w:left w:val="single" w:sz="6" w:space="0" w:color="7F7F7F"/>
+              <w:bottom w:val="single" w:sz="6" w:space="0" w:color="7F7F7F"/>
+              <w:right w:val="single" w:sz="6" w:space="0" w:color="7F7F7F"/>
+            </w:tcBorders>
+            <w:tcMar>
+              <w:top w:w="70" w:type="dxa"/>
+              <w:left w:w="90" w:type="dxa"/>
+              <w:bottom w:w="70" w:type="dxa"/>
+              <w:right w:w="90" w:type="dxa"/>
+            </w:tcMar>
+            <w:vAlign w:val="center"/>
+          </w:tcPr>
+          <w:p>
+            <w:pPr>
+              <w:spacing w:after="60"/>
+              <w:jc w:val="left"/>
+            </w:pPr>
+            <w:r>
+              <w:rPr>
+                <w:b/>
+              </w:rPr>
+              <w:t>Objetivo general</w:t>
+            </w:r>
+          </w:p>
+          <w:p>
+            <w:pPr>
+              <w:spacing w:after="40"/>
+            </w:pPr>
+            <w:r>
+              <w:t>Desarrollar en el estudiante la capacidad de diseñar, implementar y validar arquitecturas de software para sistemas robóticos colaborativos multi-agente usando ROS 2, estableciendo bases experimentales sólidas en redes y percepción, para culminar en la integración de manipulación y movilidad en un entorno industrial.</w:t>
+            </w:r>
+          </w:p>
+          <w:p>
+            <w:pPr>
+              <w:spacing w:after="60"/>
+              <w:jc w:val="left"/>
+            </w:pPr>
+            <w:r>
+              <w:rPr>
+                <w:b/>
+              </w:rPr>
+              <w:t>Objetivos específicos</w:t>
+            </w:r>
+          </w:p>
+          <w:p>
+            <w:pPr>
+              <w:spacing w:after="40"/>
+              <w:ind w:left="255" w:hanging="142"/>
+            </w:pPr>
+            <w:r>
+              <w:lastRenderedPageBreak/>
+              <w:t>• Comprender la arquitectura distribuida de ROS 2 y aplicarla al control de hardware experimental.</w:t>
+            </w:r>
+          </w:p>
+          <w:p>
+            <w:pPr>
+              <w:spacing w:after="40"/>
+              <w:ind w:left="255" w:hanging="142"/>
+            </w:pPr>
+            <w:r>
+              <w:t>• Establecer la infraestructura de red y contratos de integración (micro-ROS, DDS) como base del desarrollo distribuido.</w:t>
+            </w:r>
+          </w:p>
+          <w:p>
+            <w:pPr>
+              <w:spacing w:after="40"/>
+              <w:ind w:left="255" w:hanging="142"/>
+            </w:pPr>
+            <w:r>
+              <w:t>• Implementar sistemas de localización visual en el mundo real basados en marcadores fiduciarios (AprilTags).</w:t>
+            </w:r>
+          </w:p>
+          <w:p>
+            <w:pPr>
+              <w:spacing w:after="40"/>
+              <w:ind w:left="255" w:hanging="142"/>
+            </w:pPr>
+            <w:r>
+              <w:t>• Modelar robots y escenas industriales reales mediante URDF/XACRO integrados con la percepción visual.</w:t>
+            </w:r>
+          </w:p>
+          <w:p>
+            <w:pPr>
+              <w:spacing w:after="40"/>
+              <w:ind w:left="255" w:hanging="142"/>
+            </w:pPr>
+            <w:r>
+              <w:t>• Configurar y operar MoveIt 2 para planificación de trayectorias y evasión de colisiones sobre el entorno modelado.</w:t>
+            </w:r>
+          </w:p>
+          <w:p>
+            <w:pPr>
+              <w:spacing w:after="40"/>
+              <w:ind w:left="255" w:hanging="142"/>
+            </w:pPr>
+            <w:r>
+              <w:t>• Diagnosticar y resolver problemas en sistemas robóticos distribuidos usando metodologías de depuración por capas.</w:t>
+            </w:r>
+          </w:p>
+        </w:tc>
+      </w:tr>
+    </w:tbl>
+    <w:p>
+      <w:pPr>
+        <w:rPr>
+          <w:rFonts w:cs="Arial"/>
+          <w:b/>
+          <w:sz w:val="20"/>
+        </w:rPr>
+      </w:pPr>
+    </w:p>
+    <w:tbl>
+      <w:tblPr>
+        <w:tblW w:w="9180" w:type="dxa"/>
+        <w:jc w:val="center"/>
+        <w:tblBorders>
+          <w:top w:val="single" w:sz="8" w:space="0" w:color="4BACC6"/>
+          <w:left w:val="single" w:sz="8" w:space="0" w:color="4BACC6"/>
+          <w:bottom w:val="single" w:sz="8" w:space="0" w:color="4BACC6"/>
+          <w:right w:val="single" w:sz="8" w:space="0" w:color="4BACC6"/>
+        </w:tblBorders>
+        <w:tblLook w:val="01E0" w:firstRow="1" w:lastRow="1" w:firstColumn="1" w:lastColumn="1" w:noHBand="0" w:noVBand="0"/>
+      </w:tblPr>
+      <w:tblGrid>
+        <w:gridCol w:w="9180"/>
+      </w:tblGrid>
+      <w:tr>
+        <w:trPr>
+          <w:jc w:val="center"/>
+        </w:trPr>
+        <w:tc>
+          <w:tcPr>
+            <w:tcW w:w="9180" w:type="dxa"/>
+            <w:tcBorders>
+              <w:top w:val="single" w:sz="6" w:space="0" w:color="7F7F7F"/>
+              <w:left w:val="single" w:sz="6" w:space="0" w:color="7F7F7F"/>
+              <w:bottom w:val="single" w:sz="6" w:space="0" w:color="7F7F7F"/>
+              <w:right w:val="single" w:sz="6" w:space="0" w:color="7F7F7F"/>
+            </w:tcBorders>
+            <w:shd w:val="clear" w:color="auto" w:fill="D9EAF7"/>
+            <w:tcMar>
+              <w:top w:w="70" w:type="dxa"/>
+              <w:left w:w="90" w:type="dxa"/>
+              <w:bottom w:w="70" w:type="dxa"/>
+              <w:right w:w="90" w:type="dxa"/>
+            </w:tcMar>
+            <w:vAlign w:val="center"/>
+          </w:tcPr>
+          <w:p>
+            <w:pPr>
+              <w:jc w:val="center"/>
+              <w:rPr>
+                <w:rFonts w:cs="Arial"/>
+                <w:b/>
+                <w:bCs/>
+                <w:szCs w:val="24"/>
+              </w:rPr>
+            </w:pPr>
+            <w:r>
+              <w:rPr>
+                <w:b/>
+                <w:bCs/>
+                <w:szCs w:val="24"/>
+              </w:rPr>
+              <w:t>COMPETENCIA</w:t>
+            </w:r>
+            <w:r>
+              <w:rPr>
+                <w:b/>
+                <w:bCs/>
+                <w:szCs w:val="24"/>
+              </w:rPr>
+              <w:t>S</w:t>
+            </w:r>
+            <w:r>
+              <w:rPr>
+                <w:b/>
+                <w:bCs/>
+                <w:szCs w:val="24"/>
+              </w:rPr>
+              <w:t xml:space="preserve"> </w:t>
+            </w:r>
+            <w:r>
+              <w:rPr>
+                <w:b/>
+                <w:bCs/>
+                <w:szCs w:val="24"/>
+              </w:rPr>
+              <w:t>DISCIPLINARES</w:t>
+            </w:r>
+          </w:p>
+        </w:tc>
+      </w:tr>
+      <w:tr>
+        <w:trPr>
+          <w:jc w:val="center"/>
+        </w:trPr>
+        <w:tc>
+          <w:tcPr>
+            <w:tcW w:w="9180" w:type="dxa"/>
+            <w:tcBorders>
+              <w:top w:val="single" w:sz="6" w:space="0" w:color="7F7F7F"/>
+              <w:left w:val="single" w:sz="6" w:space="0" w:color="7F7F7F"/>
+              <w:bottom w:val="single" w:sz="6" w:space="0" w:color="7F7F7F"/>
+              <w:right w:val="single" w:sz="6" w:space="0" w:color="7F7F7F"/>
+            </w:tcBorders>
+            <w:tcMar>
+              <w:top w:w="70" w:type="dxa"/>
+              <w:left w:w="90" w:type="dxa"/>
+              <w:bottom w:w="70" w:type="dxa"/>
+              <w:right w:w="90" w:type="dxa"/>
+            </w:tcMar>
+            <w:vAlign w:val="center"/>
+          </w:tcPr>
+          <w:p>
+            <w:pPr>
+              <w:spacing w:after="40"/>
+              <w:ind w:left="255" w:hanging="142"/>
+            </w:pPr>
+            <w:r>
+              <w:t>• CD-1 (Aplicación): Diseñar la arquitectura de software de un sistema robótico distribuido utilizando ROS 2.</w:t>
+            </w:r>
+          </w:p>
+          <w:p>
+            <w:pPr>
+              <w:spacing w:after="40"/>
+              <w:ind w:left="255" w:hanging="142"/>
+            </w:pPr>
+            <w:r>
+              <w:t>• CD-2 (Evaluación): Integrar subsistemas de hardware heterogéneo estableciendo protocolos de comunicación y red robustos.</w:t>
+            </w:r>
+          </w:p>
+          <w:p>
+            <w:pPr>
+              <w:spacing w:after="40"/>
+              <w:ind w:left="255" w:hanging="142"/>
+            </w:pPr>
+            <w:r>
+              <w:t>• CD-3 (Síntesis): Implementar sistemas de percepción robótica que integren localización visual (AprilTags) para anclar el espacio de trabajo.</w:t>
+            </w:r>
+          </w:p>
+          <w:p>
+            <w:pPr>
+              <w:spacing w:after="40"/>
+              <w:ind w:left="255" w:hanging="142"/>
+            </w:pPr>
+            <w:r>
+              <w:t>• CD-4 (Análisis): Modelar la geometría y cinemática de robots y escenas mediante URDF/XACRO, validando la coherencia del árbol de transformaciones (TF2).</w:t>
+            </w:r>
+          </w:p>
+          <w:p>
+            <w:pPr>
+              <w:spacing w:after="40"/>
+              <w:ind w:left="255" w:hanging="142"/>
+            </w:pPr>
+            <w:r>
+              <w:t>• CD-5 (Aplicación): Configurar y ejecutar pipelines de planificación de movimiento (MoveIt 2) para manipuladores en escenas construidas a partir de datos experimentales.</w:t>
+            </w:r>
+          </w:p>
+        </w:tc>
+      </w:tr>
+    </w:tbl>
+    <w:p>
+      <w:pPr>
+        <w:rPr>
+          <w:rFonts w:cs="Arial"/>
+          <w:b/>
+          <w:sz w:val="20"/>
+        </w:rPr>
+      </w:pPr>
+    </w:p>
+    <w:tbl>
+      <w:tblPr>
+        <w:tblW w:w="9180" w:type="dxa"/>
+        <w:jc w:val="center"/>
+        <w:tblBorders>
+          <w:top w:val="single" w:sz="8" w:space="0" w:color="4BACC6"/>
+          <w:left w:val="single" w:sz="8" w:space="0" w:color="4BACC6"/>
+          <w:bottom w:val="single" w:sz="8" w:space="0" w:color="4BACC6"/>
+          <w:right w:val="single" w:sz="8" w:space="0" w:color="4BACC6"/>
+        </w:tblBorders>
+        <w:tblLook w:val="01E0" w:firstRow="1" w:lastRow="1" w:firstColumn="1" w:lastColumn="1" w:noHBand="0" w:noVBand="0"/>
+      </w:tblPr>
+      <w:tblGrid>
+        <w:gridCol w:w="9180"/>
+      </w:tblGrid>
+      <w:tr>
+        <w:trPr>
+          <w:jc w:val="center"/>
+        </w:trPr>
+        <w:tc>
+          <w:tcPr>
+            <w:tcW w:w="9180" w:type="dxa"/>
+            <w:tcBorders>
+              <w:top w:val="single" w:sz="6" w:space="0" w:color="7F7F7F"/>
+              <w:left w:val="single" w:sz="6" w:space="0" w:color="7F7F7F"/>
+              <w:bottom w:val="single" w:sz="6" w:space="0" w:color="7F7F7F"/>
+              <w:right w:val="single" w:sz="6" w:space="0" w:color="7F7F7F"/>
+            </w:tcBorders>
+            <w:shd w:val="clear" w:color="auto" w:fill="D9EAF7"/>
+            <w:tcMar>
+              <w:top w:w="70" w:type="dxa"/>
+              <w:left w:w="90" w:type="dxa"/>
+              <w:bottom w:w="70" w:type="dxa"/>
+              <w:right w:w="90" w:type="dxa"/>
+            </w:tcMar>
+            <w:vAlign w:val="center"/>
+          </w:tcPr>
+          <w:p>
+            <w:pPr>
+              <w:jc w:val="center"/>
+              <w:rPr>
+                <w:rFonts w:cs="Arial"/>
+                <w:b/>
+                <w:bCs/>
+                <w:szCs w:val="24"/>
+              </w:rPr>
+            </w:pPr>
+            <w:r>
+              <w:rPr>
+                <w:b/>
+                <w:bCs/>
+                <w:szCs w:val="24"/>
+              </w:rPr>
+              <w:t>COMPETENCIA NO DISCIPLINARES</w:t>
+            </w:r>
+          </w:p>
+        </w:tc>
+      </w:tr>
+      <w:tr>
+        <w:trPr>
+          <w:jc w:val="center"/>
+        </w:trPr>
+        <w:tc>
+          <w:tcPr>
+            <w:tcW w:w="9180" w:type="dxa"/>
+            <w:tcBorders>
+              <w:top w:val="single" w:sz="6" w:space="0" w:color="7F7F7F"/>
+              <w:left w:val="single" w:sz="6" w:space="0" w:color="7F7F7F"/>
+              <w:bottom w:val="single" w:sz="6" w:space="0" w:color="7F7F7F"/>
+              <w:right w:val="single" w:sz="6" w:space="0" w:color="7F7F7F"/>
+            </w:tcBorders>
+            <w:tcMar>
+              <w:top w:w="70" w:type="dxa"/>
+              <w:left w:w="90" w:type="dxa"/>
+              <w:bottom w:w="70" w:type="dxa"/>
+              <w:right w:w="90" w:type="dxa"/>
+            </w:tcMar>
+            <w:vAlign w:val="center"/>
+          </w:tcPr>
+          <w:p>
+            <w:pPr>
+              <w:spacing w:after="40"/>
+              <w:ind w:left="255" w:hanging="142"/>
+            </w:pPr>
+            <w:r>
+              <w:t>• CND-1: Trabajo colaborativo en equipos de ingeniería: distribuir responsabilidades y definir interfaces de integración.</w:t>
+            </w:r>
+          </w:p>
+          <w:p>
+            <w:pPr>
+              <w:spacing w:after="40"/>
+              <w:ind w:left="255" w:hanging="142"/>
+            </w:pPr>
+            <w:r>
+              <w:t>• CND-2: Gestión de configuración y versionamiento: utilizar Git y GitHub como herramientas de control de versiones.</w:t>
+            </w:r>
+          </w:p>
+          <w:p>
+            <w:pPr>
+              <w:spacing w:after="40"/>
+              <w:ind w:left="255" w:hanging="142"/>
+            </w:pPr>
+            <w:r>
+              <w:t>• CND-3 (SO3): Comunicación técnica: documentar y sustentar arquitecturas robóticas, resultados experimentales y decisiones de integración de forma clara, reproducible y verificable.</w:t>
+            </w:r>
+          </w:p>
+          <w:p>
+            <w:pPr>
+              <w:spacing w:after="40"/>
+              <w:ind w:left="255" w:hanging="142"/>
+            </w:pPr>
+            <w:r>
+              <w:t>• CND-4: Resolución metódica de problemas: aplicar protocolos de diagnóstico por capas (sintaxis -&gt; TF -&gt; red -&gt; lógica) para aislar fallas en hardware y software.</w:t>
+            </w:r>
+          </w:p>
+          <w:p>
+            <w:pPr>
+              <w:spacing w:after="40"/>
+              <w:ind w:left="255" w:hanging="142"/>
+            </w:pPr>
+            <w:r>
+              <w:t>• CND-5 (SO4): Responsabilidad ética y profesional: considerar seguridad física, ciberseguridad, privacidad de datos visuales, licencias de software e impacto de la automatización robótica.</w:t>
+            </w:r>
+          </w:p>
+        </w:tc>
+      </w:tr>
+    </w:tbl>
+    <w:p>
+      <w:pPr>
+        <w:rPr>
+          <w:rFonts w:cs="Arial"/>
+          <w:b/>
+          <w:sz w:val="20"/>
+        </w:rPr>
+      </w:pPr>
+    </w:p>
+    <w:tbl>
+      <w:tblPr>
+        <w:tblW w:w="9180" w:type="dxa"/>
+        <w:jc w:val="center"/>
+        <w:tblBorders>
+          <w:top w:val="single" w:sz="8" w:space="0" w:color="4BACC6"/>
+          <w:left w:val="single" w:sz="8" w:space="0" w:color="4BACC6"/>
+          <w:bottom w:val="single" w:sz="8" w:space="0" w:color="4BACC6"/>
+          <w:right w:val="single" w:sz="8" w:space="0" w:color="4BACC6"/>
+        </w:tblBorders>
+        <w:tblLook w:val="01E0" w:firstRow="1" w:lastRow="1" w:firstColumn="1" w:lastColumn="1" w:noHBand="0" w:noVBand="0"/>
+      </w:tblPr>
+      <w:tblGrid>
+        <w:gridCol w:w="9180"/>
+      </w:tblGrid>
+      <w:tr>
+        <w:trPr>
+          <w:jc w:val="center"/>
+        </w:trPr>
+        <w:tc>
+          <w:tcPr>
+            <w:tcW w:w="9180" w:type="dxa"/>
+            <w:tcBorders>
+              <w:top w:val="single" w:sz="6" w:space="0" w:color="7F7F7F"/>
+              <w:left w:val="single" w:sz="6" w:space="0" w:color="7F7F7F"/>
+              <w:bottom w:val="single" w:sz="6" w:space="0" w:color="7F7F7F"/>
+              <w:right w:val="single" w:sz="6" w:space="0" w:color="7F7F7F"/>
+            </w:tcBorders>
+            <w:shd w:val="clear" w:color="auto" w:fill="D9EAF7"/>
+            <w:tcMar>
+              <w:top w:w="70" w:type="dxa"/>
+              <w:left w:w="90" w:type="dxa"/>
+              <w:bottom w:w="70" w:type="dxa"/>
+              <w:right w:w="90" w:type="dxa"/>
+            </w:tcMar>
+            <w:vAlign w:val="center"/>
+          </w:tcPr>
+          <w:p>
+            <w:pPr>
+              <w:jc w:val="center"/>
+            </w:pPr>
+            <w:r>
+              <w:rPr>
+                <w:b/>
+              </w:rPr>
+              <w:t>RESULTADOS DE APRENDIZAJE E INDICADORES DEL CURSO</w:t>
+            </w:r>
+          </w:p>
+        </w:tc>
+      </w:tr>
+      <w:tr>
+        <w:trPr>
+          <w:jc w:val="center"/>
+        </w:trPr>
+        <w:tc>
+          <w:tcPr>
+            <w:tcW w:w="9180" w:type="dxa"/>
+            <w:tcBorders>
+              <w:top w:val="single" w:sz="6" w:space="0" w:color="7F7F7F"/>
+              <w:left w:val="single" w:sz="6" w:space="0" w:color="7F7F7F"/>
+              <w:bottom w:val="single" w:sz="6" w:space="0" w:color="7F7F7F"/>
+              <w:right w:val="single" w:sz="6" w:space="0" w:color="7F7F7F"/>
+            </w:tcBorders>
+            <w:tcMar>
+              <w:top w:w="70" w:type="dxa"/>
+              <w:left w:w="90" w:type="dxa"/>
+              <w:bottom w:w="70" w:type="dxa"/>
+              <w:right w:w="90" w:type="dxa"/>
+            </w:tcMar>
+            <w:vAlign w:val="center"/>
+          </w:tcPr>
+          <w:p>
+            <w:pPr>
+              <w:spacing w:after="40"/>
+            </w:pPr>
+            <w:r>
+              <w:t>A continuación se definen los Resultados de Aprendizaje de la Asignatura (RAE) y sus indicadores de logro, alineados con los Student Outcomes ABET registrados en la rúbrica Ver. 1.7 para Robótica Aplicada con ROS 2: SO1, SO2, SO3, SO4, SO5 y SO6.</w:t>
+            </w:r>
+          </w:p>
+          <w:p>
+            <w:pPr>
+              <w:spacing w:after="60"/>
+              <w:jc w:val="left"/>
+            </w:pPr>
+            <w:r>
+              <w:rPr>
+                <w:b/>
+              </w:rPr>
+              <w:t>RAE 1 (Corte 1 - Semanas 1-8): Fundamentación en redes, arquitectura de software y hardware distribuido en ROS 2.</w:t>
+            </w:r>
+          </w:p>
+          <w:p>
+            <w:pPr>
+              <w:spacing w:after="40"/>
+              <w:ind w:left="255" w:hanging="142"/>
+            </w:pPr>
+            <w:r>
+              <w:lastRenderedPageBreak/>
+              <w:t>• Indicador 1.1 (SO1 - Resolución de problemas): Analiza las relaciones entre fenómenos físicos y modelos matemáticos de orientación y transformaciones, validando el árbol de transformaciones (TF2) en sistemas robóticos distribuidos.</w:t>
+            </w:r>
+          </w:p>
+          <w:p>
+            <w:pPr>
+              <w:spacing w:after="40"/>
+              <w:ind w:left="255" w:hanging="142"/>
+            </w:pPr>
+            <w:r>
+              <w:t>• Indicador 2.1 (SO2 - Diseño de soluciones): Diseña soluciones de software para control y monitoreo de robots, integrando contratos de comunicación (QoS, interfaces customizadas) y redes DDS robustas.</w:t>
+            </w:r>
+          </w:p>
+          <w:p>
+            <w:pPr>
+              <w:spacing w:after="40"/>
+              <w:ind w:left="255" w:hanging="142"/>
+            </w:pPr>
+            <w:r>
+              <w:t>• Indicador 3.1 (SO3 - Comunicación efectiva): Elabora documentación técnica reproducible del sistema ROS 2, incluyendo diagramas de nodos, tópicos, servicios, acciones, frames TF y contratos de comunicación DDS.</w:t>
+            </w:r>
+          </w:p>
+          <w:p>
+            <w:pPr>
+              <w:spacing w:after="40"/>
+              <w:ind w:left="255" w:hanging="142"/>
+            </w:pPr>
+            <w:r>
+              <w:t>• Indicador 4.1 (SO4 - Responsabilidad ética y profesional): Identifica riesgos de seguridad física, ciberseguridad y operación colaborativa en celdas robóticas, considerando límites, zonas de trabajo, paradas de emergencia y permisos de red.</w:t>
+            </w:r>
+          </w:p>
+          <w:p>
+            <w:pPr>
+              <w:spacing w:after="40"/>
+              <w:ind w:left="255" w:hanging="142"/>
+            </w:pPr>
+            <w:r>
+              <w:t>• Indicador 5.1 (SO5 - Trabajo en equipo): Reconoce habilidades técnicas y define interfaces y roles dentro del equipo de trabajo para el desarrollo distribuido de los nodos de la celda de automatización.</w:t>
+            </w:r>
+          </w:p>
+          <w:p>
+            <w:pPr>
+              <w:spacing w:after="40"/>
+              <w:ind w:left="255" w:hanging="142"/>
+            </w:pPr>
+            <w:r>
+              <w:t>• Indicador 6.1 (SO6 - Experimentación y análisis de datos): Formula hipótesis sobre la precisión del sistema de localización visual en el mundo real, usando marcadores fiduciarios (AprilTags) para anclar el espacio de trabajo.</w:t>
+            </w:r>
+          </w:p>
+          <w:p>
+            <w:pPr>
+              <w:spacing w:after="60"/>
+              <w:jc w:val="left"/>
+            </w:pPr>
+            <w:r>
+              <w:rPr>
+                <w:b/>
+              </w:rPr>
+              <w:t>RAE 2 (Corte 2 - Semanas 9-13): Percepción visual, modelado cinemático tridimensional y descripción del robot mediante URDF/XACRO.</w:t>
+            </w:r>
+          </w:p>
+          <w:p>
+            <w:pPr>
+              <w:spacing w:after="40"/>
+              <w:ind w:left="255" w:hanging="142"/>
+            </w:pPr>
+            <w:r>
+              <w:t>• Indicador 1.2 (SO1 - Resolución de problemas): Identifica variables, parámetros cinemáticos y restricciones de articulación para formular y simular modelos de robots y entornos industriales en URDF/XACRO.</w:t>
+            </w:r>
+          </w:p>
+          <w:p>
+            <w:pPr>
+              <w:spacing w:after="40"/>
+              <w:ind w:left="255" w:hanging="142"/>
+            </w:pPr>
+            <w:r>
+              <w:t>• Indicador 2.2 (SO2 - Diseño de soluciones): Incorpora restricciones de red, latencia, ancho de banda y seguridad en la integración de hardware heterogéneo (brazos robóticos, sensores, micro-ROS).</w:t>
+            </w:r>
+          </w:p>
+          <w:p>
+            <w:pPr>
+              <w:spacing w:after="40"/>
+              <w:ind w:left="255" w:hanging="142"/>
+            </w:pPr>
+            <w:r>
+              <w:t>• Indicador 3.2 (SO3 - Comunicación efectiva): Sustenta decisiones de arquitectura, integración de hardware y modelado URDF/XACRO usando evidencias verificables de simulación, laboratorio y repositorio.</w:t>
+            </w:r>
+          </w:p>
+          <w:p>
+            <w:pPr>
+              <w:spacing w:after="40"/>
+              <w:ind w:left="255" w:hanging="142"/>
+            </w:pPr>
+            <w:r>
+              <w:t>• Indicador 4.2 (SO4 - Responsabilidad ética y profesional): Evalúa el impacto profesional, social, económico y ambiental de las decisiones de automatización robótica en contextos de manufactura, logística e inspección.</w:t>
+            </w:r>
+          </w:p>
+          <w:p>
+            <w:pPr>
+              <w:spacing w:after="40"/>
+              <w:ind w:left="255" w:hanging="142"/>
+            </w:pPr>
+            <w:r>
+              <w:t>• Indicador 5.2 (SO5 - Trabajo en equipo): Planifica de manera estructurada las etapas de integración física, configuración de red, modelado de URDF y control en MoveIt 2 dentro del cronograma propuesto.</w:t>
+            </w:r>
+          </w:p>
+          <w:p>
+            <w:pPr>
+              <w:spacing w:after="40"/>
+              <w:ind w:left="255" w:hanging="142"/>
+            </w:pPr>
+            <w:r>
+              <w:t>• Indicador 6.2 (SO6 - Experimentación y análisis de datos): Identifica variables de red (ROS_DOMAIN_ID, latencias de tópicos) y parámetros de cámara para validar el desempeño de la percepción y comunicación.</w:t>
+            </w:r>
+          </w:p>
+          <w:p>
+            <w:pPr>
+              <w:spacing w:after="60"/>
+              <w:jc w:val="left"/>
+            </w:pPr>
+            <w:r>
+              <w:rPr>
+                <w:b/>
+              </w:rPr>
+              <w:t>RAE 3 (Corte 3 - Semanas 14-16): Planificación de movimiento libre de colisiones con MoveIt 2 e integración en celdas automatizadas colaborativas.</w:t>
+            </w:r>
+          </w:p>
+          <w:p>
+            <w:pPr>
+              <w:spacing w:after="40"/>
+              <w:ind w:left="255" w:hanging="142"/>
+            </w:pPr>
+            <w:r>
+              <w:t>• Indicador 1.3 (SO1 - Resolución de problemas): Diseña y selecciona los requerimientos para la arquitectura de software distribuido del robot mediante nodos de ROS 2, tópicos, servicios y acciones.</w:t>
+            </w:r>
+          </w:p>
+          <w:p>
+            <w:pPr>
+              <w:spacing w:after="40"/>
+              <w:ind w:left="255" w:hanging="142"/>
+            </w:pPr>
+            <w:r>
+              <w:t>• Indicador 2.3 (SO2 - Diseño de soluciones): Implementa y valida trayectorias libres de colisiones configurando pipelines de planificación de movimiento en MoveIt 2 sobre entornos industriales modelados experimentalmente.</w:t>
+            </w:r>
+          </w:p>
+          <w:p>
+            <w:pPr>
+              <w:spacing w:after="40"/>
+              <w:ind w:left="255" w:hanging="142"/>
+            </w:pPr>
+            <w:r>
+              <w:t>• Indicador 3.3 (SO3 - Comunicación efectiva): Comunica resultados experimentales de percepción, calibración y planificación de movimiento mediante informes, bitácoras, métricas, gráficas y demostraciones técnicas.</w:t>
+            </w:r>
+          </w:p>
+          <w:p>
+            <w:pPr>
+              <w:spacing w:after="40"/>
+              <w:ind w:left="255" w:hanging="142"/>
+            </w:pPr>
+            <w:r>
+              <w:t>• Indicador 4.3 (SO4 - Responsabilidad ética y profesional): Aplica buenas prácticas de responsabilidad profesional en el uso de datos de cámara, licencias de software, operación segura del robot y documentación de limitaciones del sistema.</w:t>
+            </w:r>
+          </w:p>
+          <w:p>
+            <w:pPr>
+              <w:spacing w:after="40"/>
+              <w:ind w:left="255" w:hanging="142"/>
+            </w:pPr>
+            <w:r>
+              <w:t>• Indicador 5.3 (SO5 - Trabajo en equipo): Organiza equipos de trabajo gestionando repositorios en GitHub mediante ramas (branches), pull requests (PRs) y revisión de código para asegurar la integración reproducible.</w:t>
+            </w:r>
+          </w:p>
+          <w:p>
+            <w:pPr>
+              <w:spacing w:after="40"/>
+              <w:ind w:left="255" w:hanging="142"/>
+            </w:pPr>
+            <w:r>
+              <w:lastRenderedPageBreak/>
+              <w:t>• Indicador 6.3 (SO6 - Experimentación y análisis de datos): Diseña protocolos experimentales para calibrar cámaras y robots manipuladores, analizando resultados experimentales frente a modelos teóricos de simulación.</w:t>
+            </w:r>
+          </w:p>
+          <w:p>
+            <w:pPr>
+              <w:spacing w:after="60"/>
+              <w:jc w:val="left"/>
+            </w:pPr>
+            <w:r>
+              <w:rPr>
+                <w:b/>
+              </w:rPr>
+              <w:t>RAE 4 (Transversal - Proyecto final): Comparación de modelos y metodologías de diagnóstico por capas en sistemas robóticos colaborativos.</w:t>
+            </w:r>
+          </w:p>
+          <w:p>
+            <w:pPr>
+              <w:spacing w:after="40"/>
+              <w:ind w:left="255" w:hanging="142"/>
+            </w:pPr>
+            <w:r>
+              <w:t>• Indicador 1.4 (SO1 - Resolución de problemas): Propone y compara modelos cinemáticos y diferenciales en manipuladores y robots móviles, evaluando el desempeño de la estimación de estado y el jacobiano en ROS 2.</w:t>
+            </w:r>
+          </w:p>
+          <w:p>
+            <w:pPr>
+              <w:spacing w:after="40"/>
+              <w:ind w:left="255" w:hanging="142"/>
+            </w:pPr>
+            <w:r>
+              <w:t>• Indicador 5.4 (SO5 - Trabajo en equipo): Aplica estrategias de comunicación efectiva y resolución de conflictos técnicos, documentando arquitecturas y scripts de configuración en archivos Markdown reproducibles.</w:t>
+            </w:r>
+          </w:p>
+          <w:p>
+            <w:pPr>
+              <w:spacing w:after="40"/>
+              <w:ind w:left="255" w:hanging="142"/>
+            </w:pPr>
+            <w:r>
+              <w:t>• Indicador 6.4 (SO6 - Experimentación y análisis de datos): Interpreta fallas y diagnósticos experimentales aplicando protocolos de diagnóstico por capas (Sintaxis -&gt; TF -&gt; Red -&gt; Lógica) para aislar errores en hardware y software.</w:t>
+            </w:r>
+          </w:p>
+        </w:tc>
+      </w:tr>
+    </w:tbl>
+    <w:p>
+      <w:pPr>
+        <w:rPr>
+          <w:rFonts w:cs="Arial"/>
+          <w:b/>
+          <w:sz w:val="20"/>
+        </w:rPr>
+      </w:pPr>
+    </w:p>
+    <w:p>
+      <w:pPr>
+        <w:rPr>
+          <w:rFonts w:cs="Arial"/>
+          <w:b/>
+          <w:sz w:val="20"/>
+        </w:rPr>
+      </w:pPr>
+    </w:p>
+    <w:p>
+      <w:pPr>
+        <w:rPr>
+          <w:rFonts w:cs="Arial"/>
+          <w:b/>
+          <w:sz w:val="20"/>
+        </w:rPr>
+      </w:pPr>
+    </w:p>
+    <w:tbl>
+      <w:tblPr>
+        <w:tblW w:w="9180" w:type="dxa"/>
+        <w:jc w:val="center"/>
+        <w:tblBorders>
+          <w:top w:val="single" w:sz="8" w:space="0" w:color="4BACC6"/>
+          <w:left w:val="single" w:sz="8" w:space="0" w:color="4BACC6"/>
+          <w:bottom w:val="single" w:sz="8" w:space="0" w:color="4BACC6"/>
+          <w:right w:val="single" w:sz="8" w:space="0" w:color="4BACC6"/>
+        </w:tblBorders>
+        <w:tblLook w:val="01E0" w:firstRow="1" w:lastRow="1" w:firstColumn="1" w:lastColumn="1" w:noHBand="0" w:noVBand="0"/>
+      </w:tblPr>
+      <w:tblGrid>
+        <w:gridCol w:w="9180"/>
+      </w:tblGrid>
+      <w:tr>
+        <w:trPr>
+          <w:jc w:val="center"/>
+        </w:trPr>
+        <w:tc>
+          <w:tcPr>
+            <w:tcW w:w="9180" w:type="dxa"/>
+            <w:tcBorders>
+              <w:top w:val="single" w:sz="6" w:space="0" w:color="7F7F7F"/>
+              <w:left w:val="single" w:sz="6" w:space="0" w:color="7F7F7F"/>
+              <w:bottom w:val="single" w:sz="6" w:space="0" w:color="7F7F7F"/>
+              <w:right w:val="single" w:sz="6" w:space="0" w:color="7F7F7F"/>
+            </w:tcBorders>
+            <w:shd w:val="clear" w:color="auto" w:fill="D9EAF7"/>
+            <w:tcMar>
+              <w:top w:w="70" w:type="dxa"/>
+              <w:left w:w="90" w:type="dxa"/>
+              <w:bottom w:w="70" w:type="dxa"/>
+              <w:right w:w="90" w:type="dxa"/>
+            </w:tcMar>
+            <w:vAlign w:val="center"/>
+          </w:tcPr>
+          <w:p>
+            <w:pPr>
               <w:jc w:val="center"/>
               <w:rPr>
                 <w:rFonts w:cs="Arial"/>
@@ -975,57 +1857,225 @@
             </w:pPr>
             <w:r>
               <w:rPr>
-                <w:rFonts w:cs="Arial" w:ascii="Arial" w:hAnsi="Arial" w:eastAsia="Arial"/>
                 <w:b/>
                 <w:bCs/>
-                <w:color w:val="000000"/>
-                <w:sz w:val="18"/>
+                <w:color w:val="FFFFFF"/>
                 <w:szCs w:val="24"/>
               </w:rPr>
-              <w:t>DESCRIPCION DEL CURSO</w:t>
+              <w:t>CONTENIDO</w:t>
             </w:r>
           </w:p>
         </w:tc>
       </w:tr>
       <w:tr>
+        <w:trPr>
+          <w:trHeight w:val="170"/>
+          <w:jc w:val="center"/>
+        </w:trPr>
         <w:tc>
           <w:tcPr>
             <w:tcW w:w="9180" w:type="dxa"/>
             <w:tcBorders>
-              <w:top w:val="double" w:sz="6" w:space="0" w:color="4BACC6"/>
-              <w:left w:val="single" w:sz="8" w:space="0" w:color="4BACC6"/>
-              <w:bottom w:val="single" w:sz="8" w:space="0" w:color="4BACC6"/>
-              <w:right w:val="single" w:sz="8" w:space="0" w:color="4BACC6"/>
+              <w:top w:val="single" w:sz="6" w:space="0" w:color="7F7F7F"/>
+              <w:left w:val="single" w:sz="6" w:space="0" w:color="7F7F7F"/>
+              <w:bottom w:val="single" w:sz="6" w:space="0" w:color="7F7F7F"/>
+              <w:right w:val="single" w:sz="6" w:space="0" w:color="7F7F7F"/>
             </w:tcBorders>
+            <w:tcMar>
+              <w:top w:w="70" w:type="dxa"/>
+              <w:left w:w="90" w:type="dxa"/>
+              <w:bottom w:w="70" w:type="dxa"/>
+              <w:right w:w="90" w:type="dxa"/>
+            </w:tcMar>
             <w:vAlign w:val="center"/>
           </w:tcPr>
           <w:p>
             <w:pPr>
-              <w:pStyle w:val="Default"/>
-              <w:spacing w:after="0" w:before="0" w:line="240" w:lineRule="auto"/>
-              <w:jc w:val="both"/>
+              <w:spacing w:after="40"/>
+            </w:pPr>
+            <w:r>
+              <w:t>El cronograma de contenidos está estructurado en 16 semanas lectivas, agrupadas bajo los tres cortes académicos oficiales de evaluación.</w:t>
+            </w:r>
+          </w:p>
+          <w:p>
+            <w:pPr>
+              <w:spacing w:after="60"/>
+              <w:jc w:val="left"/>
+            </w:pPr>
+            <w:r>
               <w:rPr>
-                <w:bCs/>
-                <w:i/>
-                <w:sz w:val="20"/>
-                <w:szCs w:val="20"/>
+                <w:b/>
               </w:rPr>
+              <w:t>Corte 1: Fundamentos de ROS 2, redes DDS y hardware distribuido (Semanas 1-8)</w:t>
+            </w:r>
+          </w:p>
+          <w:p>
+            <w:pPr>
+              <w:spacing w:after="40"/>
+              <w:ind w:left="255" w:hanging="142"/>
+            </w:pPr>
+            <w:r>
+              <w:t>• Semana 1: Introducción a la robótica aplicada con ROS 2 Jazzy Jalisco. Arquitectura, instalación y configuración del entorno de desarrollo en Linux y Docker.</w:t>
+            </w:r>
+          </w:p>
+          <w:p>
+            <w:pPr>
+              <w:spacing w:after="40"/>
+              <w:ind w:left="255" w:hanging="142"/>
+            </w:pPr>
+            <w:r>
+              <w:t>• Semana 2: Conceptos core de ROS 2: nodos, tópicos, publicadores, suscriptores y visualización espacial mediante RViz2.</w:t>
+            </w:r>
+          </w:p>
+          <w:p>
+            <w:pPr>
+              <w:spacing w:after="40"/>
+              <w:ind w:left="255" w:hanging="142"/>
+            </w:pPr>
+            <w:r>
+              <w:t>• Semana 3: Servicios, acciones y servidor de parámetros.</w:t>
+            </w:r>
+          </w:p>
+          <w:p>
+            <w:pPr>
+              <w:spacing w:after="40"/>
+              <w:ind w:left="255" w:hanging="142"/>
+            </w:pPr>
+            <w:r>
+              <w:t>• Semana 4: Middleware DDS, QoS, particiones y configuración de ROS_DOMAIN_ID en red multi-PC.</w:t>
+            </w:r>
+          </w:p>
+          <w:p>
+            <w:pPr>
+              <w:spacing w:after="40"/>
+              <w:ind w:left="255" w:hanging="142"/>
+            </w:pPr>
+            <w:r>
+              <w:t>• Semana 5: Integración de micro-ROS, conectividad serial/Wi-Fi y puentes entre hardware de bajo nivel y ROS 2.</w:t>
+            </w:r>
+          </w:p>
+          <w:p>
+            <w:pPr>
+              <w:spacing w:after="40"/>
+              <w:ind w:left="255" w:hanging="142"/>
+            </w:pPr>
+            <w:r>
+              <w:t>• Semana 6: Laboratorio con hardware físico heterogéneo: conexión distribuida, diagnóstico de comunicación y medición de latencias.</w:t>
+            </w:r>
+          </w:p>
+          <w:p>
+            <w:pPr>
+              <w:spacing w:after="40"/>
+              <w:ind w:left="255" w:hanging="142"/>
+            </w:pPr>
+            <w:r>
+              <w:t>• Semana 7: Taller práctico integrador: depuración en red distribuida y validación de conectividad física.</w:t>
+            </w:r>
+          </w:p>
+          <w:p>
+            <w:pPr>
+              <w:spacing w:after="40"/>
+              <w:ind w:left="255" w:hanging="142"/>
+            </w:pPr>
+            <w:r>
+              <w:t>• Semana 8: Evaluación de Corte 1 (30%): sustentación de arquitectura distribuida funcional.</w:t>
+            </w:r>
+          </w:p>
+          <w:p>
+            <w:pPr>
+              <w:spacing w:after="60"/>
+              <w:jc w:val="left"/>
             </w:pPr>
             <w:r>
               <w:rPr>
-                <w:rFonts w:ascii="Arial" w:hAnsi="Arial" w:eastAsia="Arial"/>
-                <w:sz w:val="18"/>
+                <w:b/>
               </w:rPr>
-            </w:r>
+              <w:t>Corte 2: Percepción visual, modelado cinemático y TF2 (Semanas 9-13)</w:t>
+            </w:r>
+          </w:p>
+          <w:p>
+            <w:pPr>
+              <w:spacing w:after="40"/>
+              <w:ind w:left="255" w:hanging="142"/>
+            </w:pPr>
+            <w:r>
+              <w:t>• Semana 9: Percepción espacial y cámaras en ROS 2; calibración intrínseca y publicación de tópicos de sensores.</w:t>
+            </w:r>
+          </w:p>
+          <w:p>
+            <w:pPr>
+              <w:spacing w:after="40"/>
+              <w:ind w:left="255" w:hanging="142"/>
+            </w:pPr>
+            <w:r>
+              <w:t>• Semana 10: Localización mediante marcadores fiduciarios AprilTags y transformación de pose relativa en tiempo real.</w:t>
+            </w:r>
+          </w:p>
+          <w:p>
+            <w:pPr>
+              <w:spacing w:after="40"/>
+              <w:ind w:left="255" w:hanging="142"/>
+            </w:pPr>
+            <w:r>
+              <w:t>• Semana 11: Transformaciones tridimensionales, frames de referencia y coherencia del árbol cinemático global con TF2.</w:t>
+            </w:r>
+          </w:p>
+          <w:p>
+            <w:pPr>
+              <w:spacing w:after="40"/>
+              <w:ind w:left="255" w:hanging="142"/>
+            </w:pPr>
+            <w:r>
+              <w:t>• Semana 12: Descripciones URDF y macros XACRO para celdas industriales reales.</w:t>
+            </w:r>
+          </w:p>
+          <w:p>
+            <w:pPr>
+              <w:spacing w:after="40"/>
+              <w:ind w:left="255" w:hanging="142"/>
+            </w:pPr>
+            <w:r>
+              <w:t>• Semana 13: Evaluación de Corte 2 (30%): demostración de localización y alineación de transformaciones TF.</w:t>
+            </w:r>
+          </w:p>
+          <w:p>
+            <w:pPr>
+              <w:spacing w:after="60"/>
+              <w:jc w:val="left"/>
+            </w:pPr>
             <w:r>
               <w:rPr>
-                <w:rFonts w:ascii="Arial" w:hAnsi="Arial" w:eastAsia="Arial"/>
-                <w:sz w:val="18"/>
+                <w:b/>
               </w:rPr>
-              <w:t>Este curso proporciona al estudiante de Ingeniería Mecatrónica las competencias necesarias para diseñar, implementar y validar sistemas robóticos colaborativos utilizando el framework ROS 2 (Robot Operating System 2) en su distribución Jazzy Jalisco. El enfoque pedagógico está orientado al desarrollo experimental: a lo largo de 16 semanas, el estudiante construye progresivamente los subsistemas de una celda de automatización colaborativa real.</w:t>
-              <w:br/>
-              <w:br/>
-              <w:t>El curso establece primero las bases experimentales mediante la integración de hardware, configuración de redes y percepción visual, para luego modelar el sistema cinemáticamente y aplicar algoritmos de planificación de movimiento. La solución integradora final replica patrones de automatización directamente transferibles a celdas de manufactura flexible, logística intramuros, robótica de almacén y sistemas de inspección industrial.</w:t>
+              <w:t>Corte 3: Planificación de movimiento con MoveIt 2 e integración (Semanas 14-16)</w:t>
+            </w:r>
+          </w:p>
+          <w:p>
+            <w:pPr>
+              <w:spacing w:after="40"/>
+              <w:ind w:left="255" w:hanging="142"/>
+            </w:pPr>
+            <w:r>
+              <w:lastRenderedPageBreak/>
+              <w:t>• Semana 14: Configuración de MoveIt 2, MoveGroup, entorno de colisiones y Planning Scene.</w:t>
+            </w:r>
+          </w:p>
+          <w:p>
+            <w:pPr>
+              <w:spacing w:after="40"/>
+              <w:ind w:left="255" w:hanging="142"/>
+            </w:pPr>
+            <w:r>
+              <w:t>• Semana 15: Trayectorias libres de colisión, cinemática inversa y rutinas Pick-and-Place coordinadas.</w:t>
+            </w:r>
+          </w:p>
+          <w:p>
+            <w:pPr>
+              <w:spacing w:after="40"/>
+              <w:ind w:left="255" w:hanging="142"/>
+            </w:pPr>
+            <w:r>
+              <w:t>• Semana 16: Evaluación de Corte 3 y proyecto integrador final (40%): celda de automatización colaborativa multi-red con razonamiento visual e IA local.</w:t>
             </w:r>
           </w:p>
         </w:tc>
@@ -1033,7 +2083,6 @@
     </w:tbl>
     <w:p>
       <w:pPr>
-        <w:spacing w:after="0"/>
         <w:rPr>
           <w:rFonts w:cs="Arial"/>
           <w:b/>
@@ -1044,13 +2093,12 @@
     <w:tbl>
       <w:tblPr>
         <w:tblW w:w="9180" w:type="dxa"/>
+        <w:jc w:val="center"/>
         <w:tblBorders>
-          <w:top w:val="single" w:sz="6" w:space="0" w:color="000000"/>
-          <w:left w:val="single" w:sz="6" w:space="0" w:color="000000"/>
-          <w:bottom w:val="single" w:sz="6" w:space="0" w:color="000000"/>
-          <w:right w:val="single" w:sz="6" w:space="0" w:color="000000"/>
-          <w:insideH w:val="single" w:sz="6" w:space="0" w:color="000000"/>
-          <w:insideV w:val="single" w:sz="6" w:space="0" w:color="000000"/>
+          <w:top w:val="single" w:sz="8" w:space="0" w:color="4BACC6"/>
+          <w:left w:val="single" w:sz="8" w:space="0" w:color="4BACC6"/>
+          <w:bottom w:val="single" w:sz="8" w:space="0" w:color="4BACC6"/>
+          <w:right w:val="single" w:sz="8" w:space="0" w:color="4BACC6"/>
         </w:tblBorders>
         <w:tblLook w:val="01E0" w:firstRow="1" w:lastRow="1" w:firstColumn="1" w:lastColumn="1" w:noHBand="0" w:noVBand="0"/>
       </w:tblPr>
@@ -1058,15 +2106,29 @@
         <w:gridCol w:w="9180"/>
       </w:tblGrid>
       <w:tr>
+        <w:trPr>
+          <w:jc w:val="center"/>
+        </w:trPr>
         <w:tc>
           <w:tcPr>
             <w:tcW w:w="9180" w:type="dxa"/>
-            <w:shd w:val="clear" w:color="auto" w:fill="D9D9D9"/>
+            <w:tcBorders>
+              <w:top w:val="single" w:sz="6" w:space="0" w:color="7F7F7F"/>
+              <w:left w:val="single" w:sz="6" w:space="0" w:color="7F7F7F"/>
+              <w:bottom w:val="single" w:sz="6" w:space="0" w:color="7F7F7F"/>
+              <w:right w:val="single" w:sz="6" w:space="0" w:color="7F7F7F"/>
+            </w:tcBorders>
+            <w:shd w:val="clear" w:color="auto" w:fill="D9EAF7"/>
+            <w:tcMar>
+              <w:top w:w="70" w:type="dxa"/>
+              <w:left w:w="90" w:type="dxa"/>
+              <w:bottom w:w="70" w:type="dxa"/>
+              <w:right w:w="90" w:type="dxa"/>
+            </w:tcMar>
             <w:vAlign w:val="center"/>
           </w:tcPr>
           <w:p>
             <w:pPr>
-              <w:spacing w:after="0" w:before="0" w:line="240" w:lineRule="auto"/>
               <w:jc w:val="center"/>
               <w:rPr>
                 <w:rFonts w:cs="Arial"/>
@@ -1078,170 +2140,110 @@
             </w:pPr>
             <w:r>
               <w:rPr>
-                <w:rFonts w:cs="Arial" w:ascii="Arial" w:hAnsi="Arial" w:eastAsia="Arial"/>
                 <w:b/>
                 <w:bCs/>
-                <w:color w:val="000000"/>
-                <w:sz w:val="18"/>
+                <w:color w:val="FFFFFF"/>
                 <w:szCs w:val="24"/>
               </w:rPr>
-              <w:t>OBJETIVO</w:t>
-            </w:r>
-            <w:r>
-              <w:rPr>
-                <w:rFonts w:cs="Arial" w:ascii="Arial" w:hAnsi="Arial" w:eastAsia="Arial"/>
-                <w:b/>
-                <w:bCs/>
-                <w:color w:val="000000"/>
-                <w:sz w:val="18"/>
-                <w:szCs w:val="24"/>
-              </w:rPr>
-              <w:t>S DE FORMACIÓN</w:t>
+              <w:t>METODOLOGÍA</w:t>
             </w:r>
           </w:p>
         </w:tc>
       </w:tr>
       <w:tr>
+        <w:trPr>
+          <w:trHeight w:val="821"/>
+          <w:jc w:val="center"/>
+        </w:trPr>
         <w:tc>
           <w:tcPr>
             <w:tcW w:w="9180" w:type="dxa"/>
             <w:tcBorders>
-              <w:top w:val="single" w:sz="8" w:space="0" w:color="4BACC6"/>
-              <w:left w:val="single" w:sz="8" w:space="0" w:color="4BACC6"/>
-              <w:bottom w:val="single" w:sz="8" w:space="0" w:color="4BACC6"/>
-              <w:right w:val="single" w:sz="8" w:space="0" w:color="4BACC6"/>
+              <w:top w:val="single" w:sz="6" w:space="0" w:color="7F7F7F"/>
+              <w:left w:val="single" w:sz="6" w:space="0" w:color="7F7F7F"/>
+              <w:bottom w:val="single" w:sz="6" w:space="0" w:color="7F7F7F"/>
+              <w:right w:val="single" w:sz="6" w:space="0" w:color="7F7F7F"/>
             </w:tcBorders>
+            <w:tcMar>
+              <w:top w:w="70" w:type="dxa"/>
+              <w:left w:w="90" w:type="dxa"/>
+              <w:bottom w:w="70" w:type="dxa"/>
+              <w:right w:w="90" w:type="dxa"/>
+            </w:tcMar>
             <w:vAlign w:val="center"/>
           </w:tcPr>
           <w:p>
             <w:pPr>
-              <w:spacing w:after="0" w:before="0" w:line="240" w:lineRule="auto"/>
+              <w:spacing w:after="40"/>
+              <w:ind w:left="255" w:hanging="142"/>
+            </w:pPr>
+            <w:r>
+              <w:t>• Desarrollo experimental progresivo: la asignatura comienza con infraestructura física (redes, visión) antes del modelado abstracto.</w:t>
+            </w:r>
+          </w:p>
+          <w:p>
+            <w:pPr>
+              <w:spacing w:after="40"/>
+              <w:ind w:left="255" w:hanging="142"/>
+            </w:pPr>
+            <w:r>
+              <w:t>• Clase magistral contextualizada: máximo 45 minutos, vinculada a los retos experimentales del laboratorio.</w:t>
+            </w:r>
+          </w:p>
+          <w:p>
+            <w:pPr>
+              <w:spacing w:after="40"/>
+              <w:ind w:left="255" w:hanging="142"/>
+            </w:pPr>
+            <w:r>
+              <w:t>• Laboratorios guiados de hardware: configuración de red, cámaras y brazos robóticos.</w:t>
+            </w:r>
+          </w:p>
+          <w:p>
+            <w:pPr>
+              <w:spacing w:after="40"/>
+              <w:ind w:left="255" w:hanging="142"/>
+            </w:pPr>
+            <w:r>
+              <w:t>• Talleres de integración: conexión de subsistemas reales identificando fallas de interfaz (DDS, micro-ROS).</w:t>
+            </w:r>
+          </w:p>
+          <w:p>
+            <w:pPr>
+              <w:spacing w:after="40"/>
+              <w:ind w:left="255" w:hanging="142"/>
+            </w:pPr>
+            <w:r>
+              <w:t>• Code review: revisión de código en GitHub mediante ramas, pull requests y comentarios técnicos.</w:t>
+            </w:r>
+          </w:p>
+          <w:p>
+            <w:pPr>
+              <w:spacing w:after="40"/>
+              <w:ind w:left="255" w:hanging="142"/>
+            </w:pPr>
+            <w:r>
+              <w:t>• Depuración por capas: sintaxis -&gt; TF -&gt; red -&gt; lógica.</w:t>
+            </w:r>
+          </w:p>
+          <w:p>
+            <w:pPr>
+              <w:spacing w:after="60"/>
+              <w:jc w:val="left"/>
+            </w:pPr>
+            <w:r>
               <w:rPr>
-                <w:rFonts w:cs="Arial"/>
-                <w:sz w:val="20"/>
+                <w:b/>
               </w:rPr>
-            </w:pPr>
-            <w:r>
-              <w:rPr>
-                <w:rFonts w:ascii="Arial" w:hAnsi="Arial" w:eastAsia="Arial"/>
-                <w:sz w:val="18"/>
-              </w:rPr>
-            </w:r>
-            <w:r>
-              <w:rPr>
-                <w:rFonts w:ascii="Arial" w:hAnsi="Arial" w:eastAsia="Arial"/>
-                <w:b/>
-                <w:sz w:val="18"/>
-              </w:rPr>
-              <w:t>Objetivo General:</w:t>
-            </w:r>
-          </w:p>
-          <w:p>
-            <w:pPr>
-              <w:spacing w:after="0" w:before="0" w:line="240" w:lineRule="auto"/>
-            </w:pPr>
-            <w:r>
-              <w:rPr>
-                <w:rFonts w:ascii="Arial" w:hAnsi="Arial" w:eastAsia="Arial"/>
-                <w:sz w:val="18"/>
-              </w:rPr>
-              <w:t>Desarrollar en el estudiante la capacidad de diseñar, implementar y validar arquitecturas de software para sistemas robóticos colaborativos multi-agente usando ROS 2, estableciendo bases experimentales sólidas en redes y percepción, para culminar en la integración de manipulación y movilidad en un entorno industrial.</w:t>
-            </w:r>
-          </w:p>
-          <w:p>
-            <w:pPr>
-              <w:spacing w:after="0" w:before="0" w:line="240" w:lineRule="auto"/>
-            </w:pPr>
-            <w:r>
-              <w:rPr>
-                <w:rFonts w:ascii="Arial" w:hAnsi="Arial" w:eastAsia="Arial"/>
-                <w:sz w:val="18"/>
-              </w:rPr>
-            </w:r>
-          </w:p>
-          <w:p>
-            <w:pPr>
-              <w:spacing w:after="0" w:before="0" w:line="240" w:lineRule="auto"/>
-            </w:pPr>
-            <w:r>
-              <w:rPr>
-                <w:rFonts w:ascii="Arial" w:hAnsi="Arial" w:eastAsia="Arial"/>
-                <w:b/>
-                <w:sz w:val="18"/>
-              </w:rPr>
-              <w:t>Objetivos Específicos:</w:t>
-            </w:r>
-          </w:p>
-          <w:p>
-            <w:pPr>
-              <w:spacing w:after="0" w:before="0" w:line="240" w:lineRule="auto"/>
-            </w:pPr>
-            <w:r>
-              <w:rPr>
-                <w:rFonts w:ascii="Arial" w:hAnsi="Arial" w:eastAsia="Arial"/>
-                <w:sz w:val="18"/>
-              </w:rPr>
-              <w:t>• Comprender la arquitectura distribuida de ROS 2 y aplicarla al control de hardware experimental.</w:t>
-            </w:r>
-          </w:p>
-          <w:p>
-            <w:pPr>
-              <w:spacing w:after="0" w:before="0" w:line="240" w:lineRule="auto"/>
-            </w:pPr>
-            <w:r>
-              <w:rPr>
-                <w:rFonts w:ascii="Arial" w:hAnsi="Arial" w:eastAsia="Arial"/>
-                <w:sz w:val="18"/>
-              </w:rPr>
-              <w:t>• Establecer la infraestructura de red y contratos de integración (micro-ROS, DDS) como base del desarrollo distribuido.</w:t>
-            </w:r>
-          </w:p>
-          <w:p>
-            <w:pPr>
-              <w:spacing w:after="0" w:before="0" w:line="240" w:lineRule="auto"/>
-            </w:pPr>
-            <w:r>
-              <w:rPr>
-                <w:rFonts w:ascii="Arial" w:hAnsi="Arial" w:eastAsia="Arial"/>
-                <w:sz w:val="18"/>
-              </w:rPr>
-              <w:t>• Implementar sistemas de localización visual en el mundo real basados en marcadores fiduciarios (AprilTags).</w:t>
-            </w:r>
-          </w:p>
-          <w:p>
-            <w:pPr>
-              <w:spacing w:after="0" w:before="0" w:line="240" w:lineRule="auto"/>
-            </w:pPr>
-            <w:r>
-              <w:rPr>
-                <w:rFonts w:ascii="Arial" w:hAnsi="Arial" w:eastAsia="Arial"/>
-                <w:sz w:val="18"/>
-              </w:rPr>
-              <w:t>• Modelar robots y escenas industriales reales mediante URDF/XACRO integrados con la percepción visual.</w:t>
-            </w:r>
-          </w:p>
-          <w:p>
-            <w:pPr>
-              <w:spacing w:after="0" w:before="0" w:line="240" w:lineRule="auto"/>
-            </w:pPr>
-            <w:r>
-              <w:rPr>
-                <w:rFonts w:ascii="Arial" w:hAnsi="Arial" w:eastAsia="Arial"/>
-                <w:sz w:val="18"/>
-              </w:rPr>
-              <w:t>• Configurar y operar MoveIt 2 para planificación de trayectorias y evasión de colisiones sobre el entorno modelado.</w:t>
-            </w:r>
-          </w:p>
-          <w:p>
-            <w:pPr>
-              <w:spacing w:after="0" w:before="0" w:line="240" w:lineRule="auto"/>
-            </w:pPr>
-            <w:r>
-              <w:rPr>
-                <w:rFonts w:ascii="Arial" w:hAnsi="Arial" w:eastAsia="Arial"/>
-                <w:sz w:val="18"/>
-              </w:rPr>
-              <w:t>• Diagnosticar y resolver problemas en sistemas robóticos distribuidos usando metodologías de depuración por capas.</w:t>
+              <w:t>Proyecto integrador: Celda de Automatización Colaborativa</w:t>
+            </w:r>
+          </w:p>
+          <w:p>
+            <w:pPr>
+              <w:spacing w:after="40"/>
+            </w:pPr>
+            <w:r>
+              <w:t>Implementación física y de software de una celda donde un manipulador industrial interactúa con robots móviles en una misma red.</w:t>
             </w:r>
           </w:p>
         </w:tc>
@@ -1249,7 +2251,6 @@
     </w:tbl>
     <w:p>
       <w:pPr>
-        <w:spacing w:after="0"/>
         <w:rPr>
           <w:rFonts w:cs="Arial"/>
           <w:b/>
@@ -1257,16 +2258,24 @@
         </w:rPr>
       </w:pPr>
     </w:p>
+    <w:p>
+      <w:pPr>
+        <w:rPr>
+          <w:rFonts w:cs="Arial"/>
+          <w:b/>
+          <w:sz w:val="20"/>
+        </w:rPr>
+      </w:pPr>
+    </w:p>
     <w:tbl>
       <w:tblPr>
         <w:tblW w:w="9180" w:type="dxa"/>
+        <w:jc w:val="center"/>
         <w:tblBorders>
-          <w:top w:val="single" w:sz="6" w:space="0" w:color="000000"/>
-          <w:left w:val="single" w:sz="6" w:space="0" w:color="000000"/>
-          <w:bottom w:val="single" w:sz="6" w:space="0" w:color="000000"/>
-          <w:right w:val="single" w:sz="6" w:space="0" w:color="000000"/>
-          <w:insideH w:val="single" w:sz="6" w:space="0" w:color="000000"/>
-          <w:insideV w:val="single" w:sz="6" w:space="0" w:color="000000"/>
+          <w:top w:val="single" w:sz="8" w:space="0" w:color="4BACC6"/>
+          <w:left w:val="single" w:sz="8" w:space="0" w:color="4BACC6"/>
+          <w:bottom w:val="single" w:sz="8" w:space="0" w:color="4BACC6"/>
+          <w:right w:val="single" w:sz="8" w:space="0" w:color="4BACC6"/>
         </w:tblBorders>
         <w:tblLook w:val="01E0" w:firstRow="1" w:lastRow="1" w:firstColumn="1" w:lastColumn="1" w:noHBand="0" w:noVBand="0"/>
       </w:tblPr>
@@ -1274,15 +2283,29 @@
         <w:gridCol w:w="9180"/>
       </w:tblGrid>
       <w:tr>
+        <w:trPr>
+          <w:jc w:val="center"/>
+        </w:trPr>
         <w:tc>
           <w:tcPr>
             <w:tcW w:w="9180" w:type="dxa"/>
-            <w:shd w:val="clear" w:color="auto" w:fill="D9D9D9"/>
+            <w:tcBorders>
+              <w:top w:val="single" w:sz="6" w:space="0" w:color="7F7F7F"/>
+              <w:left w:val="single" w:sz="6" w:space="0" w:color="7F7F7F"/>
+              <w:bottom w:val="single" w:sz="6" w:space="0" w:color="7F7F7F"/>
+              <w:right w:val="single" w:sz="6" w:space="0" w:color="7F7F7F"/>
+            </w:tcBorders>
+            <w:shd w:val="clear" w:color="auto" w:fill="D9EAF7"/>
+            <w:tcMar>
+              <w:top w:w="70" w:type="dxa"/>
+              <w:left w:w="90" w:type="dxa"/>
+              <w:bottom w:w="70" w:type="dxa"/>
+              <w:right w:w="90" w:type="dxa"/>
+            </w:tcMar>
             <w:vAlign w:val="center"/>
           </w:tcPr>
           <w:p>
             <w:pPr>
-              <w:spacing w:after="0" w:before="0" w:line="240" w:lineRule="auto"/>
               <w:jc w:val="center"/>
               <w:rPr>
                 <w:rFonts w:cs="Arial"/>
@@ -1294,131 +2317,141 @@
             </w:pPr>
             <w:r>
               <w:rPr>
-                <w:rFonts w:cs="Arial" w:ascii="Arial" w:hAnsi="Arial" w:eastAsia="Arial"/>
-                <w:b/>
-                <w:bCs/>
-                <w:color w:val="000000"/>
-                <w:sz w:val="18"/>
-                <w:szCs w:val="24"/>
-              </w:rPr>
-              <w:t>COMPETENCIA</w:t>
-            </w:r>
-            <w:r>
-              <w:rPr>
-                <w:rFonts w:cs="Arial" w:ascii="Arial" w:hAnsi="Arial" w:eastAsia="Arial"/>
-                <w:b/>
-                <w:bCs/>
-                <w:color w:val="000000"/>
-                <w:sz w:val="18"/>
-                <w:szCs w:val="24"/>
-              </w:rPr>
-              <w:t>S</w:t>
-            </w:r>
-            <w:r>
-              <w:rPr>
-                <w:rFonts w:cs="Arial" w:ascii="Arial" w:hAnsi="Arial" w:eastAsia="Arial"/>
                 <w:b/>
                 <w:bCs/>
                 <w:color w:val="FFFFFF"/>
-                <w:sz w:val="18"/>
                 <w:szCs w:val="24"/>
               </w:rPr>
-              <w:t xml:space="preserve"> </w:t>
-            </w:r>
-            <w:r>
-              <w:rPr>
-                <w:rFonts w:cs="Arial" w:ascii="Arial" w:hAnsi="Arial" w:eastAsia="Arial"/>
-                <w:b/>
-                <w:bCs/>
-                <w:color w:val="000000"/>
-                <w:sz w:val="18"/>
-                <w:szCs w:val="24"/>
-              </w:rPr>
-              <w:t>DISCIPLINARES</w:t>
+              <w:t>SISTEMA DE EVALUACIÓN</w:t>
             </w:r>
           </w:p>
         </w:tc>
       </w:tr>
       <w:tr>
+        <w:trPr>
+          <w:trHeight w:val="821"/>
+          <w:jc w:val="center"/>
+        </w:trPr>
         <w:tc>
           <w:tcPr>
             <w:tcW w:w="9180" w:type="dxa"/>
             <w:tcBorders>
-              <w:top w:val="single" w:sz="8" w:space="0" w:color="4BACC6"/>
-              <w:left w:val="single" w:sz="8" w:space="0" w:color="4BACC6"/>
-              <w:bottom w:val="single" w:sz="8" w:space="0" w:color="4BACC6"/>
-              <w:right w:val="single" w:sz="8" w:space="0" w:color="4BACC6"/>
+              <w:top w:val="single" w:sz="6" w:space="0" w:color="7F7F7F"/>
+              <w:left w:val="single" w:sz="6" w:space="0" w:color="7F7F7F"/>
+              <w:bottom w:val="single" w:sz="6" w:space="0" w:color="7F7F7F"/>
+              <w:right w:val="single" w:sz="6" w:space="0" w:color="7F7F7F"/>
             </w:tcBorders>
+            <w:tcMar>
+              <w:top w:w="70" w:type="dxa"/>
+              <w:left w:w="90" w:type="dxa"/>
+              <w:bottom w:w="70" w:type="dxa"/>
+              <w:right w:w="90" w:type="dxa"/>
+            </w:tcMar>
             <w:vAlign w:val="center"/>
           </w:tcPr>
           <w:p>
             <w:pPr>
-              <w:spacing w:after="0" w:before="0" w:line="240" w:lineRule="auto"/>
+              <w:spacing w:after="40"/>
+            </w:pPr>
+            <w:r>
+              <w:t>La evaluación institucional del curso se organiza en tres cortes académicos y se articula con la rúbrica ABET Ver. 1.7 del archivo RUBRICAS Ver 1.7 ROBOTICA APLICADA ROS2.xlsm.</w:t>
+            </w:r>
+          </w:p>
+          <w:p>
+            <w:pPr>
+              <w:spacing w:after="60"/>
+              <w:jc w:val="left"/>
+            </w:pPr>
+            <w:r>
               <w:rPr>
-                <w:rFonts w:cs="Arial"/>
-                <w:sz w:val="20"/>
+                <w:b/>
               </w:rPr>
+              <w:t>Distribución por cortes</w:t>
+            </w:r>
+          </w:p>
+          <w:p>
+            <w:pPr>
+              <w:spacing w:after="40"/>
+              <w:ind w:left="255" w:hanging="142"/>
+            </w:pPr>
+            <w:r>
+              <w:t>• Primer corte (30% - Semana 8): entorno, ROS 2 core, redes DDS y hardware distribuido.</w:t>
+            </w:r>
+          </w:p>
+          <w:p>
+            <w:pPr>
+              <w:spacing w:after="40"/>
+              <w:ind w:left="255" w:hanging="142"/>
+            </w:pPr>
+            <w:r>
+              <w:t>• Segundo corte (30% - Semana 13): percepción visual, localización, URDF/XACRO y TF2.</w:t>
+            </w:r>
+          </w:p>
+          <w:p>
+            <w:pPr>
+              <w:spacing w:after="40"/>
+              <w:ind w:left="255" w:hanging="142"/>
+            </w:pPr>
+            <w:r>
+              <w:t>• Tercer corte / proyecto integrador final (40% - Semana 16): MoveIt 2, integración de celda, IA aplicada y sustentación.</w:t>
+            </w:r>
+          </w:p>
+          <w:p>
+            <w:pPr>
+              <w:spacing w:after="60"/>
+              <w:jc w:val="left"/>
             </w:pPr>
             <w:r>
               <w:rPr>
-                <w:rFonts w:ascii="Arial" w:hAnsi="Arial" w:eastAsia="Arial"/>
-                <w:sz w:val="18"/>
+                <w:b/>
               </w:rPr>
-            </w:r>
+              <w:t>Instrumentos de evaluación registrados en la rúbrica Ver. 1.7</w:t>
+            </w:r>
+          </w:p>
+          <w:p>
+            <w:pPr>
+              <w:spacing w:after="40"/>
+              <w:ind w:left="255" w:hanging="142"/>
+            </w:pPr>
+            <w:r>
+              <w:t>• Instrumento 1 - Examen / sustentación técnica: 50%.</w:t>
+            </w:r>
+          </w:p>
+          <w:p>
+            <w:pPr>
+              <w:spacing w:after="40"/>
+              <w:ind w:left="255" w:hanging="142"/>
+            </w:pPr>
+            <w:r>
+              <w:t>• Instrumento 2 - Taller: 20%.</w:t>
+            </w:r>
+          </w:p>
+          <w:p>
+            <w:pPr>
+              <w:spacing w:after="40"/>
+              <w:ind w:left="255" w:hanging="142"/>
+            </w:pPr>
+            <w:r>
+              <w:t>• Instrumento 3 - Laboratorio: 30%.</w:t>
+            </w:r>
+          </w:p>
+          <w:p>
+            <w:pPr>
+              <w:spacing w:after="40"/>
+            </w:pPr>
+            <w:r>
+              <w:t>La trazabilidad ABET de los instrumentos se registra sobre SO1, SO2, SO3, SO4, SO5 y SO6. Las evidencias incluyen entregas parciales, laboratorios, talleres, documentación técnica, sustentaciones, análisis de riesgos, consideraciones de seguridad/impacto profesional, bitácoras de diagnóstico, demostraciones funcionales y sustentación final. La nota de cada corte conserva la regla operativa de 70% para evidencias acumuladas y 30% para entrega final o sustentación del respectivo corte.</w:t>
+            </w:r>
+          </w:p>
+          <w:p>
+            <w:pPr>
+              <w:spacing w:after="40"/>
+            </w:pPr>
             <w:r>
               <w:rPr>
-                <w:rFonts w:ascii="Arial" w:hAnsi="Arial" w:eastAsia="Arial"/>
-                <w:sz w:val="18"/>
+                <w:i/>
               </w:rPr>
-              <w:t>• CD-1 (Aplicación): Diseñar la arquitectura de software de un sistema robótico distribuido utilizando ROS 2.</w:t>
-            </w:r>
-          </w:p>
-          <w:p>
-            <w:pPr>
-              <w:spacing w:after="0" w:before="0" w:line="240" w:lineRule="auto"/>
-            </w:pPr>
-            <w:r>
-              <w:rPr>
-                <w:rFonts w:ascii="Arial" w:hAnsi="Arial" w:eastAsia="Arial"/>
-                <w:sz w:val="18"/>
-              </w:rPr>
-              <w:t>• CD-2 (Evaluación): Integrar subsistemas de hardware heterogéneo estableciendo protocolos de comunicación y red robustos.</w:t>
-            </w:r>
-          </w:p>
-          <w:p>
-            <w:pPr>
-              <w:spacing w:after="0" w:before="0" w:line="240" w:lineRule="auto"/>
-            </w:pPr>
-            <w:r>
-              <w:rPr>
-                <w:rFonts w:ascii="Arial" w:hAnsi="Arial" w:eastAsia="Arial"/>
-                <w:sz w:val="18"/>
-              </w:rPr>
-              <w:t>• CD-3 (Síntesis): Implementar sistemas de percepción robótica que integren localización visual (AprilTags) para anclar el espacio de trabajo.</w:t>
-            </w:r>
-          </w:p>
-          <w:p>
-            <w:pPr>
-              <w:spacing w:after="0" w:before="0" w:line="240" w:lineRule="auto"/>
-            </w:pPr>
-            <w:r>
-              <w:rPr>
-                <w:rFonts w:ascii="Arial" w:hAnsi="Arial" w:eastAsia="Arial"/>
-                <w:sz w:val="18"/>
-              </w:rPr>
-              <w:t>• CD-4 (Análisis): Modelar la geometría y cinemática de robots y escenas mediante URDF/XACRO, validando la coherencia del árbol de transformaciones (TF2).</w:t>
-            </w:r>
-          </w:p>
-          <w:p>
-            <w:pPr>
-              <w:spacing w:after="0" w:before="0" w:line="240" w:lineRule="auto"/>
-            </w:pPr>
-            <w:r>
-              <w:rPr>
-                <w:rFonts w:ascii="Arial" w:hAnsi="Arial" w:eastAsia="Arial"/>
-                <w:sz w:val="18"/>
-              </w:rPr>
-              <w:t>• CD-5 (Aplicación): Configurar y ejecutar pipelines de planificación de movimiento (MoveIt 2) para manipuladores en escenas construidas a partir de datos experimentales.</w:t>
+              <w:t>Nota: Todas las actividades realizadas en el desarrollo del curso están amparadas por el Reglamento General Estudiantil de Pregrado. En caso de solicitar prueba supletoria, consulte lo establecido en el artículo 60 y tenga en cuenta los plazos determinados en el calendario académico vigente.</w:t>
             </w:r>
           </w:p>
         </w:tc>
@@ -1426,7 +2459,6 @@
     </w:tbl>
     <w:p>
       <w:pPr>
-        <w:spacing w:after="0"/>
         <w:rPr>
           <w:rFonts w:cs="Arial"/>
           <w:b/>
@@ -1437,13 +2469,12 @@
     <w:tbl>
       <w:tblPr>
         <w:tblW w:w="9180" w:type="dxa"/>
+        <w:jc w:val="center"/>
         <w:tblBorders>
-          <w:top w:val="single" w:sz="6" w:space="0" w:color="000000"/>
-          <w:left w:val="single" w:sz="6" w:space="0" w:color="000000"/>
-          <w:bottom w:val="single" w:sz="6" w:space="0" w:color="000000"/>
-          <w:right w:val="single" w:sz="6" w:space="0" w:color="000000"/>
-          <w:insideH w:val="single" w:sz="6" w:space="0" w:color="000000"/>
-          <w:insideV w:val="single" w:sz="6" w:space="0" w:color="000000"/>
+          <w:top w:val="single" w:sz="8" w:space="0" w:color="4BACC6"/>
+          <w:left w:val="single" w:sz="8" w:space="0" w:color="4BACC6"/>
+          <w:bottom w:val="single" w:sz="8" w:space="0" w:color="4BACC6"/>
+          <w:right w:val="single" w:sz="8" w:space="0" w:color="4BACC6"/>
         </w:tblBorders>
         <w:tblLook w:val="01E0" w:firstRow="1" w:lastRow="1" w:firstColumn="1" w:lastColumn="1" w:noHBand="0" w:noVBand="0"/>
       </w:tblPr>
@@ -1451,15 +2482,29 @@
         <w:gridCol w:w="9180"/>
       </w:tblGrid>
       <w:tr>
+        <w:trPr>
+          <w:jc w:val="center"/>
+        </w:trPr>
         <w:tc>
           <w:tcPr>
             <w:tcW w:w="9180" w:type="dxa"/>
-            <w:shd w:val="clear" w:color="auto" w:fill="D9D9D9"/>
+            <w:tcBorders>
+              <w:top w:val="single" w:sz="6" w:space="0" w:color="7F7F7F"/>
+              <w:left w:val="single" w:sz="6" w:space="0" w:color="7F7F7F"/>
+              <w:bottom w:val="single" w:sz="6" w:space="0" w:color="7F7F7F"/>
+              <w:right w:val="single" w:sz="6" w:space="0" w:color="7F7F7F"/>
+            </w:tcBorders>
+            <w:shd w:val="clear" w:color="auto" w:fill="D9EAF7"/>
+            <w:tcMar>
+              <w:top w:w="70" w:type="dxa"/>
+              <w:left w:w="90" w:type="dxa"/>
+              <w:bottom w:w="70" w:type="dxa"/>
+              <w:right w:w="90" w:type="dxa"/>
+            </w:tcMar>
             <w:vAlign w:val="center"/>
           </w:tcPr>
           <w:p>
             <w:pPr>
-              <w:spacing w:after="0" w:before="0" w:line="240" w:lineRule="auto"/>
               <w:jc w:val="center"/>
               <w:rPr>
                 <w:rFonts w:cs="Arial"/>
@@ -1471,124 +2516,179 @@
             </w:pPr>
             <w:r>
               <w:rPr>
-                <w:rFonts w:cs="Arial" w:ascii="Arial" w:hAnsi="Arial" w:eastAsia="Arial"/>
                 <w:b/>
                 <w:bCs/>
-                <w:color w:val="000000"/>
-                <w:sz w:val="18"/>
+                <w:color w:val="FFFFFF"/>
                 <w:szCs w:val="24"/>
               </w:rPr>
-              <w:t xml:space="preserve">COMPETENCIA </w:t>
-            </w:r>
-            <w:r>
-              <w:rPr>
-                <w:rFonts w:cs="Arial" w:ascii="Arial" w:hAnsi="Arial" w:eastAsia="Arial"/>
-                <w:b/>
-                <w:bCs/>
-                <w:color w:val="000000"/>
-                <w:sz w:val="18"/>
-                <w:szCs w:val="24"/>
-              </w:rPr>
-              <w:t>NO DISCIPLINARES</w:t>
+              <w:t>BIBLIOGRAFÍA</w:t>
             </w:r>
           </w:p>
         </w:tc>
       </w:tr>
       <w:tr>
+        <w:trPr>
+          <w:jc w:val="center"/>
+        </w:trPr>
         <w:tc>
           <w:tcPr>
             <w:tcW w:w="9180" w:type="dxa"/>
             <w:tcBorders>
-              <w:top w:val="single" w:sz="8" w:space="0" w:color="4BACC6"/>
-              <w:left w:val="single" w:sz="8" w:space="0" w:color="4BACC6"/>
-              <w:bottom w:val="single" w:sz="8" w:space="0" w:color="4BACC6"/>
-              <w:right w:val="single" w:sz="8" w:space="0" w:color="4BACC6"/>
+              <w:top w:val="single" w:sz="6" w:space="0" w:color="7F7F7F"/>
+              <w:left w:val="single" w:sz="6" w:space="0" w:color="7F7F7F"/>
+              <w:bottom w:val="single" w:sz="6" w:space="0" w:color="7F7F7F"/>
+              <w:right w:val="single" w:sz="6" w:space="0" w:color="7F7F7F"/>
             </w:tcBorders>
+            <w:tcMar>
+              <w:top w:w="70" w:type="dxa"/>
+              <w:left w:w="90" w:type="dxa"/>
+              <w:bottom w:w="70" w:type="dxa"/>
+              <w:right w:w="90" w:type="dxa"/>
+            </w:tcMar>
             <w:vAlign w:val="center"/>
           </w:tcPr>
           <w:p>
             <w:pPr>
-              <w:spacing w:line="240" w:lineRule="auto" w:after="0" w:before="0"/>
+              <w:spacing w:after="40"/>
+              <w:ind w:left="255" w:hanging="142"/>
               <w:rPr>
-                <w:rFonts w:cs="Arial"/>
-                <w:b/>
-                <w:sz w:val="16"/>
-                <w:szCs w:val="16"/>
+                <w:lang w:val="en-US"/>
               </w:rPr>
             </w:pPr>
             <w:r>
               <w:rPr>
-                <w:rFonts w:ascii="Arial" w:hAnsi="Arial" w:eastAsia="Arial"/>
-                <w:sz w:val="18"/>
+                <w:lang w:val="en-US"/>
               </w:rPr>
-            </w:r>
-            <w:r>
+              <w:lastRenderedPageBreak/>
+              <w:t>• Quigley, M., Gerkey, B., &amp; Smart, W. D. (2015). Programming Robots with ROS. O'Reilly.</w:t>
+            </w:r>
+          </w:p>
+          <w:p>
+            <w:pPr>
+              <w:spacing w:after="40"/>
+              <w:ind w:left="255" w:hanging="142"/>
               <w:rPr>
-                <w:rFonts w:ascii="Arial" w:hAnsi="Arial" w:eastAsia="Arial"/>
-                <w:sz w:val="18"/>
+                <w:lang w:val="en-US"/>
               </w:rPr>
-              <w:t>• CND-1: Trabajo colaborativo en equipos de ingeniería: Distribuir responsabilidades y definir interfaces de integración.</w:t>
-            </w:r>
-          </w:p>
-          <w:p>
-            <w:pPr>
-              <w:spacing w:after="0" w:before="0" w:line="240" w:lineRule="auto"/>
             </w:pPr>
             <w:r>
               <w:rPr>
-                <w:rFonts w:ascii="Arial" w:hAnsi="Arial" w:eastAsia="Arial"/>
-                <w:sz w:val="18"/>
+                <w:lang w:val="en-US"/>
               </w:rPr>
-              <w:t>• CND-2: Gestión de configuración y versionamiento: Utilizar Git y GitHub como herramientas de control de versiones.</w:t>
-            </w:r>
-          </w:p>
-          <w:p>
-            <w:pPr>
-              <w:spacing w:after="0" w:before="0" w:line="240" w:lineRule="auto"/>
-            </w:pPr>
+              <w:t xml:space="preserve">• Lentin, J. (2024). ROS 2 Robotics Developer Guide. </w:t>
+            </w:r>
+            <w:proofErr w:type="spellStart"/>
             <w:r>
               <w:rPr>
-                <w:rFonts w:ascii="Arial" w:hAnsi="Arial" w:eastAsia="Arial"/>
-                <w:sz w:val="18"/>
+                <w:lang w:val="en-US"/>
               </w:rPr>
-              <w:t>• CND-3: Comunicación técnica: Documentar arquitecturas experimentales de forma reproducible.</w:t>
-            </w:r>
-          </w:p>
-          <w:p>
-            <w:pPr>
-              <w:spacing w:after="0" w:before="0" w:line="240" w:lineRule="auto"/>
-            </w:pPr>
+              <w:t>Packt</w:t>
+            </w:r>
+            <w:proofErr w:type="spellEnd"/>
             <w:r>
               <w:rPr>
-                <w:rFonts w:ascii="Arial" w:hAnsi="Arial" w:eastAsia="Arial"/>
-                <w:sz w:val="18"/>
+                <w:lang w:val="en-US"/>
               </w:rPr>
-              <w:t>• CND-4: Resolución metódica de problemas: Aplicar protocolos de diagnóstico por capas (sintaxis -&gt; TF -&gt; red -&gt; lógica) para aislar fallas en el hardware y software.</w:t>
-            </w:r>
+              <w:t>.</w:t>
+            </w:r>
+          </w:p>
+          <w:p>
+            <w:pPr>
+              <w:spacing w:after="40"/>
+              <w:ind w:left="255" w:hanging="142"/>
+              <w:rPr>
+                <w:lang w:val="en-US"/>
+              </w:rPr>
+            </w:pPr>
+            <w:r>
+              <w:rPr>
+                <w:lang w:val="en-US"/>
+              </w:rPr>
+              <w:t>• Corke, P. (2023). Robotics, Vision and Control (3rd ed.). Springer.</w:t>
+            </w:r>
+          </w:p>
+          <w:p>
+            <w:pPr>
+              <w:spacing w:after="40"/>
+              <w:ind w:left="255" w:hanging="142"/>
+              <w:rPr>
+                <w:lang w:val="en-US"/>
+              </w:rPr>
+            </w:pPr>
+            <w:r>
+              <w:rPr>
+                <w:lang w:val="en-US"/>
+              </w:rPr>
+              <w:t>• Lynch, K. M., &amp; Park, F. C. (2017). Modern Robotics. Cambridge University Press.</w:t>
+            </w:r>
+          </w:p>
+          <w:p>
+            <w:pPr>
+              <w:spacing w:after="40"/>
+              <w:ind w:left="255" w:hanging="142"/>
+            </w:pPr>
+            <w:r>
+              <w:t xml:space="preserve">• </w:t>
+            </w:r>
+            <w:proofErr w:type="gramStart"/>
+            <w:r>
+              <w:t>Siciliano</w:t>
+            </w:r>
+            <w:proofErr w:type="gramEnd"/>
+            <w:r>
+              <w:t>, B., Sciavicco, L., Villani, L., &amp; Oriolo, G. (2009). Robotics: Modelling, Planning and Control. Springer.</w:t>
+            </w:r>
+          </w:p>
+        </w:tc>
+      </w:tr>
+      <w:tr>
+        <w:trPr>
+          <w:jc w:val="center"/>
+        </w:trPr>
+        <w:tc>
+          <w:tcPr>
+            <w:tcW w:w="9180" w:type="dxa"/>
+            <w:tcBorders>
+              <w:top w:val="single" w:sz="6" w:space="0" w:color="7F7F7F"/>
+              <w:left w:val="single" w:sz="6" w:space="0" w:color="7F7F7F"/>
+              <w:bottom w:val="single" w:sz="6" w:space="0" w:color="7F7F7F"/>
+              <w:right w:val="single" w:sz="6" w:space="0" w:color="7F7F7F"/>
+            </w:tcBorders>
+            <w:tcMar>
+              <w:top w:w="70" w:type="dxa"/>
+              <w:left w:w="90" w:type="dxa"/>
+              <w:bottom w:w="70" w:type="dxa"/>
+              <w:right w:w="90" w:type="dxa"/>
+            </w:tcMar>
+            <w:vAlign w:val="center"/>
+          </w:tcPr>
+          <w:p>
+            <w:pPr>
+              <w:spacing w:after="40"/>
+            </w:pPr>
           </w:p>
         </w:tc>
       </w:tr>
     </w:tbl>
     <w:p>
       <w:pPr>
-        <w:spacing w:after="0"/>
         <w:rPr>
           <w:rFonts w:cs="Arial"/>
           <w:b/>
           <w:sz w:val="20"/>
+          <w:lang w:val="en-US"/>
         </w:rPr>
       </w:pPr>
     </w:p>
     <w:tbl>
       <w:tblPr>
         <w:tblW w:w="9180" w:type="dxa"/>
+        <w:jc w:val="center"/>
         <w:tblBorders>
-          <w:top w:val="single" w:sz="6" w:space="0" w:color="000000"/>
-          <w:left w:val="single" w:sz="6" w:space="0" w:color="000000"/>
-          <w:bottom w:val="single" w:sz="6" w:space="0" w:color="000000"/>
-          <w:right w:val="single" w:sz="6" w:space="0" w:color="000000"/>
-          <w:insideH w:val="single" w:sz="6" w:space="0" w:color="000000"/>
-          <w:insideV w:val="single" w:sz="6" w:space="0" w:color="000000"/>
+          <w:top w:val="single" w:sz="8" w:space="0" w:color="4BACC6"/>
+          <w:left w:val="single" w:sz="8" w:space="0" w:color="4BACC6"/>
+          <w:bottom w:val="single" w:sz="8" w:space="0" w:color="4BACC6"/>
+          <w:right w:val="single" w:sz="8" w:space="0" w:color="4BACC6"/>
         </w:tblBorders>
         <w:tblLook w:val="01E0" w:firstRow="1" w:lastRow="1" w:firstColumn="1" w:lastColumn="1" w:noHBand="0" w:noVBand="0"/>
       </w:tblPr>
@@ -1596,15 +2696,29 @@
         <w:gridCol w:w="9180"/>
       </w:tblGrid>
       <w:tr>
+        <w:trPr>
+          <w:jc w:val="center"/>
+        </w:trPr>
         <w:tc>
           <w:tcPr>
             <w:tcW w:w="9180" w:type="dxa"/>
-            <w:shd w:val="clear" w:color="auto" w:fill="D9D9D9"/>
+            <w:tcBorders>
+              <w:top w:val="single" w:sz="6" w:space="0" w:color="7F7F7F"/>
+              <w:left w:val="single" w:sz="6" w:space="0" w:color="7F7F7F"/>
+              <w:bottom w:val="single" w:sz="6" w:space="0" w:color="7F7F7F"/>
+              <w:right w:val="single" w:sz="6" w:space="0" w:color="7F7F7F"/>
+            </w:tcBorders>
+            <w:shd w:val="clear" w:color="auto" w:fill="D9EAF7"/>
+            <w:tcMar>
+              <w:top w:w="70" w:type="dxa"/>
+              <w:left w:w="90" w:type="dxa"/>
+              <w:bottom w:w="70" w:type="dxa"/>
+              <w:right w:w="90" w:type="dxa"/>
+            </w:tcMar>
             <w:vAlign w:val="center"/>
           </w:tcPr>
           <w:p>
             <w:pPr>
-              <w:spacing w:after="0" w:before="0" w:line="240" w:lineRule="auto"/>
               <w:jc w:val="center"/>
               <w:rPr>
                 <w:rFonts w:cs="Arial"/>
@@ -1616,539 +2730,80 @@
             </w:pPr>
             <w:r>
               <w:rPr>
-                <w:rFonts w:cs="Arial" w:ascii="Arial" w:hAnsi="Arial" w:eastAsia="Arial"/>
                 <w:b/>
                 <w:bCs/>
-                <w:color w:val="000000"/>
-                <w:sz w:val="18"/>
+                <w:color w:val="FFFFFF"/>
                 <w:szCs w:val="24"/>
               </w:rPr>
-              <w:t xml:space="preserve">RESULTADOS DE APRENDIZAJE </w:t>
-            </w:r>
-            <w:r>
-              <w:rPr>
-                <w:rFonts w:cs="Arial" w:ascii="Arial" w:hAnsi="Arial" w:eastAsia="Arial"/>
-                <w:b/>
-                <w:bCs/>
-                <w:color w:val="000000"/>
-                <w:sz w:val="18"/>
-                <w:szCs w:val="24"/>
-              </w:rPr>
-              <w:t xml:space="preserve">E INDICADOREES </w:t>
-            </w:r>
-            <w:r>
-              <w:rPr>
-                <w:rFonts w:cs="Arial" w:ascii="Arial" w:hAnsi="Arial" w:eastAsia="Arial"/>
-                <w:b/>
-                <w:bCs/>
-                <w:color w:val="000000"/>
-                <w:sz w:val="18"/>
-                <w:szCs w:val="24"/>
-              </w:rPr>
-              <w:t xml:space="preserve">DEL CURSO </w:t>
+              <w:t xml:space="preserve">MATERIAL COMPLEMENTARIO DE APRENDIZAJE PARA ESTUDIANTES </w:t>
             </w:r>
           </w:p>
         </w:tc>
       </w:tr>
       <w:tr>
+        <w:trPr>
+          <w:jc w:val="center"/>
+        </w:trPr>
         <w:tc>
           <w:tcPr>
             <w:tcW w:w="9180" w:type="dxa"/>
             <w:tcBorders>
-              <w:top w:val="single" w:sz="8" w:space="0" w:color="4BACC6"/>
-              <w:left w:val="single" w:sz="8" w:space="0" w:color="4BACC6"/>
-              <w:bottom w:val="single" w:sz="8" w:space="0" w:color="4BACC6"/>
-              <w:right w:val="single" w:sz="8" w:space="0" w:color="4BACC6"/>
+              <w:top w:val="single" w:sz="6" w:space="0" w:color="7F7F7F"/>
+              <w:left w:val="single" w:sz="6" w:space="0" w:color="7F7F7F"/>
+              <w:bottom w:val="single" w:sz="6" w:space="0" w:color="7F7F7F"/>
+              <w:right w:val="single" w:sz="6" w:space="0" w:color="7F7F7F"/>
             </w:tcBorders>
+            <w:tcMar>
+              <w:top w:w="70" w:type="dxa"/>
+              <w:left w:w="90" w:type="dxa"/>
+              <w:bottom w:w="70" w:type="dxa"/>
+              <w:right w:w="90" w:type="dxa"/>
+            </w:tcMar>
             <w:vAlign w:val="center"/>
           </w:tcPr>
           <w:p>
             <w:pPr>
-              <w:spacing w:after="0" w:before="0" w:line="240" w:lineRule="auto"/>
-              <w:rPr>
-                <w:rFonts w:cs="Arial"/>
-                <w:sz w:val="20"/>
-              </w:rPr>
-            </w:pPr>
-            <w:r>
-              <w:rPr>
-                <w:rFonts w:ascii="Arial" w:hAnsi="Arial" w:eastAsia="Arial"/>
-                <w:sz w:val="18"/>
-              </w:rPr>
-            </w:r>
-          </w:p>
-          <w:tbl>
-            <w:tblPr>
-              <w:tblStyle w:val="Tablaconcuadrcula"/>
-              <w:tblW w:w="0" w:type="auto"/>
-              <w:jc w:val="center"/>
-              <w:tblLook w:val="04A0" w:firstRow="1" w:lastRow="0" w:firstColumn="1" w:lastColumn="0" w:noHBand="0" w:noVBand="1"/>
-              <w:tblBorders>
-                <w:top w:val="single" w:sz="6" w:space="0" w:color="000000"/>
-                <w:left w:val="single" w:sz="6" w:space="0" w:color="000000"/>
-                <w:bottom w:val="single" w:sz="6" w:space="0" w:color="000000"/>
-                <w:right w:val="single" w:sz="6" w:space="0" w:color="000000"/>
-                <w:insideH w:val="single" w:sz="6" w:space="0" w:color="000000"/>
-                <w:insideV w:val="single" w:sz="6" w:space="0" w:color="000000"/>
-              </w:tblBorders>
-            </w:tblPr>
-            <w:tblGrid>
-              <w:gridCol w:w="2984"/>
-              <w:gridCol w:w="2985"/>
-              <w:gridCol w:w="2985"/>
-            </w:tblGrid>
-            <w:tr>
-              <w:tc>
-                <w:tcPr>
-                  <w:tcW w:w="850" w:type="dxa"/>
-                  <w:shd w:val="clear" w:color="auto" w:fill="D9D9D9" w:themeFill="accent1" w:themeFillTint="33"/>
-                  <w:vAlign w:val="center"/>
-                </w:tcPr>
-                <w:p>
-                  <w:pPr>
-                    <w:spacing w:after="0" w:before="0" w:line="240" w:lineRule="auto"/>
-                    <w:jc w:val="center"/>
-                  </w:pPr>
-                  <w:r/>
-                  <w:r>
-                    <w:rPr>
-                      <w:rFonts w:ascii="Arial" w:hAnsi="Arial" w:eastAsia="Arial"/>
-                      <w:b/>
-                      <w:sz w:val="16"/>
-                    </w:rPr>
-                    <w:t>SO</w:t>
-                  </w:r>
-                </w:p>
-              </w:tc>
-              <w:tc>
-                <w:tcPr>
-                  <w:tcW w:w="3912" w:type="dxa"/>
-                  <w:shd w:val="clear" w:color="auto" w:fill="D9D9D9" w:themeFill="accent1" w:themeFillTint="33"/>
-                  <w:vAlign w:val="center"/>
-                </w:tcPr>
-                <w:p>
-                  <w:pPr>
-                    <w:spacing w:after="0" w:before="0" w:line="240" w:lineRule="auto"/>
-                    <w:jc w:val="center"/>
-                  </w:pPr>
-                  <w:r/>
-                  <w:r>
-                    <w:rPr>
-                      <w:rFonts w:ascii="Arial" w:hAnsi="Arial" w:eastAsia="Arial"/>
-                      <w:b/>
-                      <w:sz w:val="16"/>
-                    </w:rPr>
-                    <w:t>RAE</w:t>
-                  </w:r>
-                </w:p>
-              </w:tc>
-              <w:tc>
-                <w:tcPr>
-                  <w:tcW w:w="4082" w:type="dxa"/>
-                  <w:shd w:val="clear" w:color="auto" w:fill="D9D9D9" w:themeFill="accent1" w:themeFillTint="33"/>
-                  <w:vAlign w:val="center"/>
-                </w:tcPr>
-                <w:p>
-                  <w:pPr>
-                    <w:spacing w:after="0" w:before="0" w:line="240" w:lineRule="auto"/>
-                    <w:jc w:val="center"/>
-                  </w:pPr>
-                  <w:r/>
-                  <w:r>
-                    <w:rPr>
-                      <w:rFonts w:ascii="Arial" w:hAnsi="Arial" w:eastAsia="Arial"/>
-                      <w:b/>
-                      <w:sz w:val="16"/>
-                    </w:rPr>
-                    <w:t>Indicador</w:t>
-                  </w:r>
-                </w:p>
-              </w:tc>
-            </w:tr>
-            <w:tr>
-              <w:tc>
-                <w:tcPr>
-                  <w:tcW w:w="850" w:type="dxa"/>
-                  <w:vAlign w:val="center"/>
-                </w:tcPr>
-                <w:p>
-                  <w:pPr>
-                    <w:spacing w:after="0" w:before="0" w:line="240" w:lineRule="auto"/>
-                    <w:jc w:val="center"/>
-                  </w:pPr>
-                  <w:r/>
-                  <w:r>
-                    <w:rPr>
-                      <w:rFonts w:ascii="Arial" w:hAnsi="Arial" w:eastAsia="Arial"/>
-                      <w:b w:val="0"/>
-                      <w:sz w:val="15"/>
-                    </w:rPr>
-                    <w:t>SO-1</w:t>
-                  </w:r>
-                </w:p>
-              </w:tc>
-              <w:tc>
-                <w:tcPr>
-                  <w:tcW w:w="3912" w:type="dxa"/>
-                  <w:vAlign w:val="center"/>
-                </w:tcPr>
-                <w:p>
-                  <w:pPr>
-                    <w:spacing w:after="0" w:before="0" w:line="240" w:lineRule="auto"/>
-                    <w:jc w:val="left"/>
-                  </w:pPr>
-                  <w:r/>
-                  <w:r>
-                    <w:rPr>
-                      <w:rFonts w:ascii="Arial" w:hAnsi="Arial" w:eastAsia="Arial"/>
-                      <w:b w:val="0"/>
-                      <w:sz w:val="15"/>
-                    </w:rPr>
-                    <w:t>RA-1. Configura un entorno ROS 2 funcional y demuestra comunicación entre nodos.</w:t>
-                  </w:r>
-                </w:p>
-              </w:tc>
-              <w:tc>
-                <w:tcPr>
-                  <w:tcW w:w="4082" w:type="dxa"/>
-                  <w:vAlign w:val="center"/>
-                </w:tcPr>
-                <w:p>
-                  <w:pPr>
-                    <w:spacing w:after="0" w:before="0" w:line="240" w:lineRule="auto"/>
-                    <w:jc w:val="left"/>
-                  </w:pPr>
-                  <w:r/>
-                  <w:r>
-                    <w:rPr>
-                      <w:rFonts w:ascii="Arial" w:hAnsi="Arial" w:eastAsia="Arial"/>
-                      <w:b w:val="0"/>
-                      <w:sz w:val="15"/>
-                    </w:rPr>
-                    <w:t>Compila un workspace con colcon; implementa pub/sub; invoca servicios/acciones desde CLI y código.</w:t>
-                  </w:r>
-                </w:p>
-              </w:tc>
-            </w:tr>
-            <w:tr>
-              <w:tc>
-                <w:tcPr>
-                  <w:tcW w:w="850" w:type="dxa"/>
-                  <w:vAlign w:val="center"/>
-                </w:tcPr>
-                <w:p>
-                  <w:pPr>
-                    <w:spacing w:after="0" w:before="0" w:line="240" w:lineRule="auto"/>
-                    <w:jc w:val="center"/>
-                  </w:pPr>
-                  <w:r/>
-                  <w:r>
-                    <w:rPr>
-                      <w:rFonts w:ascii="Arial" w:hAnsi="Arial" w:eastAsia="Arial"/>
-                      <w:b w:val="0"/>
-                      <w:sz w:val="15"/>
-                    </w:rPr>
-                    <w:t>SO-2</w:t>
-                  </w:r>
-                </w:p>
-              </w:tc>
-              <w:tc>
-                <w:tcPr>
-                  <w:tcW w:w="3912" w:type="dxa"/>
-                  <w:vAlign w:val="center"/>
-                </w:tcPr>
-                <w:p>
-                  <w:pPr>
-                    <w:spacing w:after="0" w:before="0" w:line="240" w:lineRule="auto"/>
-                    <w:jc w:val="left"/>
-                  </w:pPr>
-                  <w:r/>
-                  <w:r>
-                    <w:rPr>
-                      <w:rFonts w:ascii="Arial" w:hAnsi="Arial" w:eastAsia="Arial"/>
-                      <w:b w:val="0"/>
-                      <w:sz w:val="15"/>
-                    </w:rPr>
-                    <w:t>RA-2. Integra hardware distribuido mediante red, DDS y micro-ROS.</w:t>
-                  </w:r>
-                </w:p>
-              </w:tc>
-              <w:tc>
-                <w:tcPr>
-                  <w:tcW w:w="4082" w:type="dxa"/>
-                  <w:vAlign w:val="center"/>
-                </w:tcPr>
-                <w:p>
-                  <w:pPr>
-                    <w:spacing w:after="0" w:before="0" w:line="240" w:lineRule="auto"/>
-                    <w:jc w:val="left"/>
-                  </w:pPr>
-                  <w:r/>
-                  <w:r>
-                    <w:rPr>
-                      <w:rFonts w:ascii="Arial" w:hAnsi="Arial" w:eastAsia="Arial"/>
-                      <w:b w:val="0"/>
-                      <w:sz w:val="15"/>
-                    </w:rPr>
-                    <w:t>Verifica ROS_DOMAIN_ID, QoS y conectividad multi-PC; documenta diagnóstico por capas y recuperación.</w:t>
-                  </w:r>
-                </w:p>
-              </w:tc>
-            </w:tr>
-            <w:tr>
-              <w:tc>
-                <w:tcPr>
-                  <w:tcW w:w="850" w:type="dxa"/>
-                  <w:vAlign w:val="center"/>
-                </w:tcPr>
-                <w:p>
-                  <w:pPr>
-                    <w:spacing w:after="0" w:before="0" w:line="240" w:lineRule="auto"/>
-                    <w:jc w:val="center"/>
-                  </w:pPr>
-                  <w:r/>
-                  <w:r>
-                    <w:rPr>
-                      <w:rFonts w:ascii="Arial" w:hAnsi="Arial" w:eastAsia="Arial"/>
-                      <w:b w:val="0"/>
-                      <w:sz w:val="15"/>
-                    </w:rPr>
-                    <w:t>SO-3</w:t>
-                  </w:r>
-                </w:p>
-              </w:tc>
-              <w:tc>
-                <w:tcPr>
-                  <w:tcW w:w="3912" w:type="dxa"/>
-                  <w:vAlign w:val="center"/>
-                </w:tcPr>
-                <w:p>
-                  <w:pPr>
-                    <w:spacing w:after="0" w:before="0" w:line="240" w:lineRule="auto"/>
-                    <w:jc w:val="left"/>
-                  </w:pPr>
-                  <w:r/>
-                  <w:r>
-                    <w:rPr>
-                      <w:rFonts w:ascii="Arial" w:hAnsi="Arial" w:eastAsia="Arial"/>
-                      <w:b w:val="0"/>
-                      <w:sz w:val="15"/>
-                    </w:rPr>
-                    <w:t>RA-3. Calibra e implementa localización visual con AprilTags.</w:t>
-                  </w:r>
-                </w:p>
-              </w:tc>
-              <w:tc>
-                <w:tcPr>
-                  <w:tcW w:w="4082" w:type="dxa"/>
-                  <w:vAlign w:val="center"/>
-                </w:tcPr>
-                <w:p>
-                  <w:pPr>
-                    <w:spacing w:after="0" w:before="0" w:line="240" w:lineRule="auto"/>
-                    <w:jc w:val="left"/>
-                  </w:pPr>
-                  <w:r/>
-                  <w:r>
-                    <w:rPr>
-                      <w:rFonts w:ascii="Arial" w:hAnsi="Arial" w:eastAsia="Arial"/>
-                      <w:b w:val="0"/>
-                      <w:sz w:val="15"/>
-                    </w:rPr>
-                    <w:t>Publica detecciones y TF estables; calcula transformaciones relativas; estima error y fuentes de incertidumbre.</w:t>
-                  </w:r>
-                </w:p>
-              </w:tc>
-            </w:tr>
-            <w:tr>
-              <w:tc>
-                <w:tcPr>
-                  <w:tcW w:w="850" w:type="dxa"/>
-                  <w:vAlign w:val="center"/>
-                </w:tcPr>
-                <w:p>
-                  <w:pPr>
-                    <w:spacing w:after="0" w:before="0" w:line="240" w:lineRule="auto"/>
-                    <w:jc w:val="center"/>
-                  </w:pPr>
-                  <w:r/>
-                  <w:r>
-                    <w:rPr>
-                      <w:rFonts w:ascii="Arial" w:hAnsi="Arial" w:eastAsia="Arial"/>
-                      <w:b w:val="0"/>
-                      <w:sz w:val="15"/>
-                    </w:rPr>
-                    <w:t>SO-4</w:t>
-                  </w:r>
-                </w:p>
-              </w:tc>
-              <w:tc>
-                <w:tcPr>
-                  <w:tcW w:w="3912" w:type="dxa"/>
-                  <w:vAlign w:val="center"/>
-                </w:tcPr>
-                <w:p>
-                  <w:pPr>
-                    <w:spacing w:after="0" w:before="0" w:line="240" w:lineRule="auto"/>
-                    <w:jc w:val="left"/>
-                  </w:pPr>
-                  <w:r/>
-                  <w:r>
-                    <w:rPr>
-                      <w:rFonts w:ascii="Arial" w:hAnsi="Arial" w:eastAsia="Arial"/>
-                      <w:b w:val="0"/>
-                      <w:sz w:val="15"/>
-                    </w:rPr>
-                    <w:t>RA-4. Modela el entorno físico en URDF/Xacro e integra transformaciones en TF.</w:t>
-                  </w:r>
-                </w:p>
-              </w:tc>
-              <w:tc>
-                <w:tcPr>
-                  <w:tcW w:w="4082" w:type="dxa"/>
-                  <w:vAlign w:val="center"/>
-                </w:tcPr>
-                <w:p>
-                  <w:pPr>
-                    <w:spacing w:after="0" w:before="0" w:line="240" w:lineRule="auto"/>
-                    <w:jc w:val="left"/>
-                  </w:pPr>
-                  <w:r/>
-                  <w:r>
-                    <w:rPr>
-                      <w:rFonts w:ascii="Arial" w:hAnsi="Arial" w:eastAsia="Arial"/>
-                      <w:b w:val="0"/>
-                      <w:sz w:val="15"/>
-                    </w:rPr>
-                    <w:t>Valida URDF; distingue geometría visual/collision; genera árbol TF coherente en RViz2/view_frames.</w:t>
-                  </w:r>
-                </w:p>
-              </w:tc>
-            </w:tr>
-            <w:tr>
-              <w:tc>
-                <w:tcPr>
-                  <w:tcW w:w="850" w:type="dxa"/>
-                  <w:vAlign w:val="center"/>
-                </w:tcPr>
-                <w:p>
-                  <w:pPr>
-                    <w:spacing w:after="0" w:before="0" w:line="240" w:lineRule="auto"/>
-                    <w:jc w:val="center"/>
-                  </w:pPr>
-                  <w:r/>
-                  <w:r>
-                    <w:rPr>
-                      <w:rFonts w:ascii="Arial" w:hAnsi="Arial" w:eastAsia="Arial"/>
-                      <w:b w:val="0"/>
-                      <w:sz w:val="15"/>
-                    </w:rPr>
-                    <w:t>SO-5</w:t>
-                  </w:r>
-                </w:p>
-              </w:tc>
-              <w:tc>
-                <w:tcPr>
-                  <w:tcW w:w="3912" w:type="dxa"/>
-                  <w:vAlign w:val="center"/>
-                </w:tcPr>
-                <w:p>
-                  <w:pPr>
-                    <w:spacing w:after="0" w:before="0" w:line="240" w:lineRule="auto"/>
-                    <w:jc w:val="left"/>
-                  </w:pPr>
-                  <w:r/>
-                  <w:r>
-                    <w:rPr>
-                      <w:rFonts w:ascii="Arial" w:hAnsi="Arial" w:eastAsia="Arial"/>
-                      <w:b w:val="0"/>
-                      <w:sz w:val="15"/>
-                    </w:rPr>
-                    <w:t>RA-5. Configura MoveIt 2 y ejecuta operaciones pick-and-place en la celda experimental.</w:t>
-                  </w:r>
-                </w:p>
-              </w:tc>
-              <w:tc>
-                <w:tcPr>
-                  <w:tcW w:w="4082" w:type="dxa"/>
-                  <w:vAlign w:val="center"/>
-                </w:tcPr>
-                <w:p>
-                  <w:pPr>
-                    <w:spacing w:after="0" w:before="0" w:line="240" w:lineRule="auto"/>
-                    <w:jc w:val="left"/>
-                  </w:pPr>
-                  <w:r/>
-                  <w:r>
-                    <w:rPr>
-                      <w:rFonts w:ascii="Arial" w:hAnsi="Arial" w:eastAsia="Arial"/>
-                      <w:b w:val="0"/>
-                      <w:sz w:val="15"/>
-                    </w:rPr>
-                    <w:t>Planea sin colisiones; usa Planning Scene/objetos dinámicos; sustenta métricas de éxito del pipeline.</w:t>
-                  </w:r>
-                </w:p>
-              </w:tc>
-            </w:tr>
-          </w:tbl>
-          <w:p>
-            <w:pPr>
-              <w:spacing w:after="0" w:before="0" w:line="240" w:lineRule="auto"/>
-              <w:rPr>
-                <w:rFonts w:cs="Arial"/>
-                <w:sz w:val="20"/>
-              </w:rPr>
-            </w:pPr>
-            <w:r>
-              <w:rPr>
-                <w:rFonts w:ascii="Arial" w:hAnsi="Arial" w:eastAsia="Arial"/>
-                <w:sz w:val="18"/>
-              </w:rPr>
-            </w:r>
-          </w:p>
-          <w:p>
-            <w:pPr>
-              <w:spacing w:after="0" w:before="0" w:line="240" w:lineRule="auto"/>
-              <w:rPr>
-                <w:rFonts w:cs="Arial"/>
-                <w:sz w:val="20"/>
-              </w:rPr>
-            </w:pPr>
-            <w:r>
-              <w:rPr>
-                <w:rFonts w:ascii="Arial" w:hAnsi="Arial" w:eastAsia="Arial"/>
-                <w:sz w:val="18"/>
-              </w:rPr>
-            </w:r>
-          </w:p>
-          <w:p>
-            <w:pPr>
-              <w:spacing w:after="0" w:before="0" w:line="240" w:lineRule="auto"/>
-              <w:rPr>
-                <w:rFonts w:cs="Arial"/>
-                <w:sz w:val="20"/>
-              </w:rPr>
-            </w:pPr>
-            <w:r>
-              <w:rPr>
-                <w:rFonts w:ascii="Arial" w:hAnsi="Arial" w:eastAsia="Arial"/>
-                <w:sz w:val="18"/>
-              </w:rPr>
-            </w:r>
-          </w:p>
-          <w:p>
-            <w:pPr>
-              <w:spacing w:after="0" w:before="0" w:line="240" w:lineRule="auto"/>
-              <w:rPr>
-                <w:rFonts w:cs="Arial"/>
-                <w:sz w:val="20"/>
-              </w:rPr>
-            </w:pPr>
-            <w:r>
-              <w:rPr>
-                <w:rFonts w:ascii="Arial" w:hAnsi="Arial" w:eastAsia="Arial"/>
-                <w:sz w:val="18"/>
-              </w:rPr>
+              <w:spacing w:after="40"/>
+              <w:ind w:left="255" w:hanging="142"/>
+            </w:pPr>
+            <w:r>
+              <w:t>• Laboratorio experimental con robot manipulador Kinova disponible para prácticas de ROS 2, MoveIt 2, tool frames, planeación, validación de colisiones y rutinas pick-and-place.</w:t>
+            </w:r>
+          </w:p>
+          <w:p>
+            <w:pPr>
+              <w:spacing w:after="40"/>
+              <w:ind w:left="255" w:hanging="142"/>
+            </w:pPr>
+            <w:r>
+              <w:t>• Router Wi-Fi 6 disponible para prácticas de robótica distribuida: red multi-PC, DDS, ROS_DOMAIN_ID, QoS, latencia y diagnóstico de comunicación.</w:t>
+            </w:r>
+          </w:p>
+          <w:p>
+            <w:pPr>
+              <w:spacing w:after="40"/>
+              <w:ind w:left="255" w:hanging="142"/>
+            </w:pPr>
+            <w:r>
+              <w:t>• Rúbrica ABET del curso: RUBRICAS Ver 1.7 ROBOTICA APLICADA ROS2.xlsm.</w:t>
+            </w:r>
+          </w:p>
+          <w:p>
+            <w:pPr>
+              <w:spacing w:after="40"/>
+              <w:ind w:left="255" w:hanging="142"/>
+            </w:pPr>
+            <w:r>
+              <w:t>• Syllabus y formato institucional ABET: Syllabus_Robotica_ROS2_Experimental.docx y Syllabus ABET-Mecatrónica-2026I V2.docx.</w:t>
+            </w:r>
+          </w:p>
+          <w:p>
+            <w:pPr>
+              <w:spacing w:after="40"/>
+              <w:ind w:left="255" w:hanging="142"/>
+            </w:pPr>
+            <w:r>
+              <w:t>• Documentación oficial de ROS 2 Jazzy, TF2, URDF/XACRO, micro-ROS, AprilTag ROS y MoveIt 2 para consulta durante los laboratorios.</w:t>
             </w:r>
           </w:p>
         </w:tc>
@@ -2156,7 +2811,6 @@
     </w:tbl>
     <w:p>
       <w:pPr>
-        <w:spacing w:after="0"/>
         <w:rPr>
           <w:rFonts w:cs="Arial"/>
           <w:b/>
@@ -2164,36 +2818,15 @@
         </w:rPr>
       </w:pPr>
     </w:p>
-    <w:p>
-      <w:pPr>
-        <w:spacing w:after="0"/>
-        <w:rPr>
-          <w:rFonts w:cs="Arial"/>
-          <w:b/>
-          <w:sz w:val="20"/>
-        </w:rPr>
-      </w:pPr>
-    </w:p>
-    <w:p>
-      <w:pPr>
-        <w:spacing w:after="0"/>
-        <w:rPr>
-          <w:rFonts w:cs="Arial"/>
-          <w:b/>
-          <w:sz w:val="20"/>
-        </w:rPr>
-      </w:pPr>
-    </w:p>
     <w:tbl>
       <w:tblPr>
         <w:tblW w:w="9180" w:type="dxa"/>
+        <w:jc w:val="center"/>
         <w:tblBorders>
-          <w:top w:val="single" w:sz="6" w:space="0" w:color="000000"/>
-          <w:left w:val="single" w:sz="6" w:space="0" w:color="000000"/>
-          <w:bottom w:val="single" w:sz="6" w:space="0" w:color="000000"/>
-          <w:right w:val="single" w:sz="6" w:space="0" w:color="000000"/>
-          <w:insideH w:val="single" w:sz="6" w:space="0" w:color="000000"/>
-          <w:insideV w:val="single" w:sz="6" w:space="0" w:color="000000"/>
+          <w:top w:val="single" w:sz="8" w:space="0" w:color="4BACC6"/>
+          <w:left w:val="single" w:sz="8" w:space="0" w:color="4BACC6"/>
+          <w:bottom w:val="single" w:sz="8" w:space="0" w:color="4BACC6"/>
+          <w:right w:val="single" w:sz="8" w:space="0" w:color="4BACC6"/>
         </w:tblBorders>
         <w:tblLook w:val="01E0" w:firstRow="1" w:lastRow="1" w:firstColumn="1" w:lastColumn="1" w:noHBand="0" w:noVBand="0"/>
       </w:tblPr>
@@ -2201,15 +2834,29 @@
         <w:gridCol w:w="9180"/>
       </w:tblGrid>
       <w:tr>
+        <w:trPr>
+          <w:jc w:val="center"/>
+        </w:trPr>
         <w:tc>
           <w:tcPr>
             <w:tcW w:w="9180" w:type="dxa"/>
-            <w:shd w:val="clear" w:color="auto" w:fill="D9D9D9"/>
+            <w:tcBorders>
+              <w:top w:val="single" w:sz="6" w:space="0" w:color="7F7F7F"/>
+              <w:left w:val="single" w:sz="6" w:space="0" w:color="7F7F7F"/>
+              <w:bottom w:val="single" w:sz="6" w:space="0" w:color="7F7F7F"/>
+              <w:right w:val="single" w:sz="6" w:space="0" w:color="7F7F7F"/>
+            </w:tcBorders>
+            <w:shd w:val="clear" w:color="auto" w:fill="D9EAF7"/>
+            <w:tcMar>
+              <w:top w:w="70" w:type="dxa"/>
+              <w:left w:w="90" w:type="dxa"/>
+              <w:bottom w:w="70" w:type="dxa"/>
+              <w:right w:w="90" w:type="dxa"/>
+            </w:tcMar>
             <w:vAlign w:val="center"/>
           </w:tcPr>
           <w:p>
             <w:pPr>
-              <w:spacing w:after="0" w:before="0" w:line="240" w:lineRule="auto"/>
               <w:jc w:val="center"/>
               <w:rPr>
                 <w:rFonts w:cs="Arial"/>
@@ -2221,1272 +2868,88 @@
             </w:pPr>
             <w:r>
               <w:rPr>
-                <w:rFonts w:cs="Arial" w:ascii="Arial" w:hAnsi="Arial" w:eastAsia="Arial"/>
                 <w:b/>
                 <w:bCs/>
-                <w:color w:val="000000"/>
-                <w:sz w:val="18"/>
+                <w:color w:val="FFFFFF"/>
                 <w:szCs w:val="24"/>
               </w:rPr>
-              <w:t>CONTENIDO</w:t>
+              <w:t>COMPETENCIA DEL DOCENTE</w:t>
             </w:r>
           </w:p>
         </w:tc>
       </w:tr>
       <w:tr>
         <w:trPr>
-          <w:trHeight w:val="170"/>
+          <w:jc w:val="center"/>
         </w:trPr>
         <w:tc>
           <w:tcPr>
             <w:tcW w:w="9180" w:type="dxa"/>
             <w:tcBorders>
-              <w:top w:val="single" w:sz="8" w:space="0" w:color="4BACC6"/>
-              <w:left w:val="single" w:sz="8" w:space="0" w:color="4BACC6"/>
-              <w:bottom w:val="single" w:sz="8" w:space="0" w:color="4BACC6"/>
-              <w:right w:val="single" w:sz="8" w:space="0" w:color="4BACC6"/>
+              <w:top w:val="single" w:sz="6" w:space="0" w:color="7F7F7F"/>
+              <w:left w:val="single" w:sz="6" w:space="0" w:color="7F7F7F"/>
+              <w:bottom w:val="single" w:sz="6" w:space="0" w:color="7F7F7F"/>
+              <w:right w:val="single" w:sz="6" w:space="0" w:color="7F7F7F"/>
             </w:tcBorders>
+            <w:tcMar>
+              <w:top w:w="70" w:type="dxa"/>
+              <w:left w:w="90" w:type="dxa"/>
+              <w:bottom w:w="70" w:type="dxa"/>
+              <w:right w:w="90" w:type="dxa"/>
+            </w:tcMar>
             <w:vAlign w:val="center"/>
           </w:tcPr>
           <w:p>
             <w:pPr>
-              <w:spacing w:after="0" w:before="0" w:line="240" w:lineRule="auto"/>
+              <w:spacing w:after="40"/>
+            </w:pPr>
+            <w:r>
+              <w:t>Henry Roncancio. Perfil docente con experiencia en desarrollo de proyectos de ingeniería, investigación y diseño, robótica móvil, percepción visual, navegación autónoma y ROS 2. Formación de posgrado en la Universidade de São Paulo (2011-2013), vinculada al Laboratório de Robótica Móvel / Projeto SENA. Publicación IEEE en análisis de transitabilidad con mapeo de terreno y clasificación visual entrenada en línea; proyecto público Robot over ROS2 (2023). Competencia bilingüe/nativa en español y competencia pr</w:t>
+            </w:r>
+            <w:r>
+              <w:t>ofesional en inglés y portugués.</w:t>
+            </w:r>
+          </w:p>
+          <w:p>
+            <w:pPr>
+              <w:spacing w:after="40"/>
+            </w:pPr>
+            <w:r>
               <w:rPr>
-                <w:rFonts w:cs="Arial"/>
-                <w:bCs/>
-                <w:sz w:val="16"/>
-                <w:szCs w:val="16"/>
+                <w:i/>
               </w:rPr>
-            </w:pPr>
-            <w:r>
-              <w:rPr>
-                <w:rFonts w:ascii="Arial" w:hAnsi="Arial" w:eastAsia="Arial"/>
-                <w:sz w:val="18"/>
-              </w:rPr>
-            </w:r>
-          </w:p>
-          <w:tbl>
-            <w:tblPr>
-              <w:tblW w:w="8949" w:type="dxa"/>
-              <w:jc w:val="center"/>
-              <w:tblBorders>
-                <w:top w:val="single" w:sz="6" w:space="0" w:color="000000"/>
-                <w:left w:val="single" w:sz="6" w:space="0" w:color="000000"/>
-                <w:bottom w:val="single" w:sz="6" w:space="0" w:color="000000"/>
-                <w:right w:val="single" w:sz="6" w:space="0" w:color="000000"/>
-                <w:insideH w:val="single" w:sz="6" w:space="0" w:color="000000"/>
-                <w:insideV w:val="single" w:sz="6" w:space="0" w:color="000000"/>
-              </w:tblBorders>
-              <w:tblLayout w:type="fixed"/>
-              <w:tblLook w:val="0400" w:firstRow="0" w:lastRow="0" w:firstColumn="0" w:lastColumn="0" w:noHBand="0" w:noVBand="1"/>
-            </w:tblPr>
-            <w:tblGrid>
-              <w:gridCol w:w="1080"/>
-              <w:gridCol w:w="4585"/>
-              <w:gridCol w:w="3284"/>
-            </w:tblGrid>
-            <w:tr>
-              <w:tc>
-                <w:tcPr>
-                  <w:tcW w:w="793" w:type="dxa"/>
-                  <w:vAlign w:val="center"/>
-                  <w:shd w:fill="D9D9D9"/>
-                </w:tcPr>
-                <w:p>
-                  <w:pPr>
-                    <w:spacing w:after="0" w:before="0" w:line="240" w:lineRule="auto"/>
-                    <w:jc w:val="center"/>
-                  </w:pPr>
-                  <w:r/>
-                  <w:r>
-                    <w:rPr>
-                      <w:rFonts w:ascii="Arial" w:hAnsi="Arial" w:eastAsia="Arial"/>
-                      <w:b/>
-                      <w:sz w:val="16"/>
-                    </w:rPr>
-                    <w:t>Semana</w:t>
-                  </w:r>
-                </w:p>
-              </w:tc>
-              <w:tc>
-                <w:tcPr>
-                  <w:tcW w:w="4025" w:type="dxa"/>
-                  <w:vAlign w:val="center"/>
-                  <w:shd w:fill="D9D9D9"/>
-                </w:tcPr>
-                <w:p>
-                  <w:pPr>
-                    <w:spacing w:after="0" w:before="0" w:line="240" w:lineRule="auto"/>
-                    <w:jc w:val="center"/>
-                  </w:pPr>
-                  <w:r/>
-                  <w:r>
-                    <w:rPr>
-                      <w:rFonts w:ascii="Arial" w:hAnsi="Arial" w:eastAsia="Arial"/>
-                      <w:b/>
-                      <w:sz w:val="16"/>
-                    </w:rPr>
-                    <w:t>Tema o actividad presencial</w:t>
-                  </w:r>
-                </w:p>
-              </w:tc>
-              <w:tc>
-                <w:tcPr>
-                  <w:tcW w:w="4025" w:type="dxa"/>
-                  <w:vAlign w:val="center"/>
-                  <w:shd w:fill="D9D9D9"/>
-                </w:tcPr>
-                <w:p>
-                  <w:pPr>
-                    <w:spacing w:after="0" w:before="0" w:line="240" w:lineRule="auto"/>
-                    <w:jc w:val="center"/>
-                  </w:pPr>
-                  <w:r/>
-                  <w:r>
-                    <w:rPr>
-                      <w:rFonts w:ascii="Arial" w:hAnsi="Arial" w:eastAsia="Arial"/>
-                      <w:b/>
-                      <w:sz w:val="16"/>
-                    </w:rPr>
-                    <w:t>Actividades de trabajo independiente</w:t>
-                  </w:r>
-                </w:p>
-              </w:tc>
-            </w:tr>
-            <w:tr>
-              <w:tc>
-                <w:tcPr>
-                  <w:tcW w:w="793" w:type="dxa"/>
-                  <w:vAlign w:val="center"/>
-                </w:tcPr>
-                <w:p>
-                  <w:pPr>
-                    <w:spacing w:after="0" w:before="0" w:line="240" w:lineRule="auto"/>
-                    <w:jc w:val="center"/>
-                  </w:pPr>
-                  <w:r/>
-                  <w:r>
-                    <w:rPr>
-                      <w:rFonts w:ascii="Arial" w:hAnsi="Arial" w:eastAsia="Arial"/>
-                      <w:b w:val="0"/>
-                      <w:sz w:val="15"/>
-                    </w:rPr>
-                    <w:t>1</w:t>
-                  </w:r>
-                </w:p>
-              </w:tc>
-              <w:tc>
-                <w:tcPr>
-                  <w:tcW w:w="4025" w:type="dxa"/>
-                  <w:vAlign w:val="center"/>
-                </w:tcPr>
-                <w:p>
-                  <w:pPr>
-                    <w:spacing w:after="0" w:before="0" w:line="240" w:lineRule="auto"/>
-                    <w:jc w:val="left"/>
-                  </w:pPr>
-                  <w:r/>
-                  <w:r>
-                    <w:rPr>
-                      <w:rFonts w:ascii="Arial" w:hAnsi="Arial" w:eastAsia="Arial"/>
-                      <w:b w:val="0"/>
-                      <w:sz w:val="15"/>
-                    </w:rPr>
-                    <w:t>Ecosistema Linux y terminal. Navegación de archivos, bash, VS Code, instalación/verificación de ROS 2 Jazzy.</w:t>
-                  </w:r>
-                </w:p>
-              </w:tc>
-              <w:tc>
-                <w:tcPr>
-                  <w:tcW w:w="4025" w:type="dxa"/>
-                  <w:vAlign w:val="center"/>
-                </w:tcPr>
-                <w:p>
-                  <w:pPr>
-                    <w:spacing w:after="0" w:before="0" w:line="240" w:lineRule="auto"/>
-                    <w:jc w:val="left"/>
-                  </w:pPr>
-                  <w:r/>
-                  <w:r>
-                    <w:rPr>
-                      <w:rFonts w:ascii="Arial" w:hAnsi="Arial" w:eastAsia="Arial"/>
-                      <w:b w:val="0"/>
-                      <w:sz w:val="15"/>
-                    </w:rPr>
-                    <w:t>Preparar entorno de trabajo; documentar versión de Ubuntu/ROS 2; ejecutar `ros2 doctor` y registrar hallazgos.</w:t>
-                  </w:r>
-                </w:p>
-              </w:tc>
-            </w:tr>
-            <w:tr>
-              <w:tc>
-                <w:tcPr>
-                  <w:tcW w:w="793" w:type="dxa"/>
-                  <w:vAlign w:val="center"/>
-                </w:tcPr>
-                <w:p>
-                  <w:pPr>
-                    <w:spacing w:after="0" w:before="0" w:line="240" w:lineRule="auto"/>
-                    <w:jc w:val="center"/>
-                  </w:pPr>
-                  <w:r/>
-                  <w:r>
-                    <w:rPr>
-                      <w:rFonts w:ascii="Arial" w:hAnsi="Arial" w:eastAsia="Arial"/>
-                      <w:b w:val="0"/>
-                      <w:sz w:val="15"/>
-                    </w:rPr>
-                    <w:t>2</w:t>
-                  </w:r>
-                </w:p>
-              </w:tc>
-              <w:tc>
-                <w:tcPr>
-                  <w:tcW w:w="4025" w:type="dxa"/>
-                  <w:vAlign w:val="center"/>
-                </w:tcPr>
-                <w:p>
-                  <w:pPr>
-                    <w:spacing w:after="0" w:before="0" w:line="240" w:lineRule="auto"/>
-                    <w:jc w:val="left"/>
-                  </w:pPr>
-                  <w:r/>
-                  <w:r>
-                    <w:rPr>
-                      <w:rFonts w:ascii="Arial" w:hAnsi="Arial" w:eastAsia="Arial"/>
-                      <w:b w:val="0"/>
-                      <w:sz w:val="15"/>
-                    </w:rPr>
-                    <w:t>Git y GitHub para robótica. Repositorios, ramas, commits, pull requests y resolución básica de conflictos.</w:t>
-                  </w:r>
-                </w:p>
-              </w:tc>
-              <w:tc>
-                <w:tcPr>
-                  <w:tcW w:w="4025" w:type="dxa"/>
-                  <w:vAlign w:val="center"/>
-                </w:tcPr>
-                <w:p>
-                  <w:pPr>
-                    <w:spacing w:after="0" w:before="0" w:line="240" w:lineRule="auto"/>
-                    <w:jc w:val="left"/>
-                  </w:pPr>
-                  <w:r/>
-                  <w:r>
-                    <w:rPr>
-                      <w:rFonts w:ascii="Arial" w:hAnsi="Arial" w:eastAsia="Arial"/>
-                      <w:b w:val="0"/>
-                      <w:sz w:val="15"/>
-                    </w:rPr>
-                    <w:t>Crear/forkear repositorio del curso; abrir una rama de práctica; entregar README técnico con evidencias del flujo Git.</w:t>
-                  </w:r>
-                </w:p>
-              </w:tc>
-            </w:tr>
-            <w:tr>
-              <w:tc>
-                <w:tcPr>
-                  <w:tcW w:w="793" w:type="dxa"/>
-                  <w:vAlign w:val="center"/>
-                </w:tcPr>
-                <w:p>
-                  <w:pPr>
-                    <w:spacing w:after="0" w:before="0" w:line="240" w:lineRule="auto"/>
-                    <w:jc w:val="center"/>
-                  </w:pPr>
-                  <w:r/>
-                  <w:r>
-                    <w:rPr>
-                      <w:rFonts w:ascii="Arial" w:hAnsi="Arial" w:eastAsia="Arial"/>
-                      <w:b w:val="0"/>
-                      <w:sz w:val="15"/>
-                    </w:rPr>
-                    <w:t>3</w:t>
-                  </w:r>
-                </w:p>
-              </w:tc>
-              <w:tc>
-                <w:tcPr>
-                  <w:tcW w:w="4025" w:type="dxa"/>
-                  <w:vAlign w:val="center"/>
-                </w:tcPr>
-                <w:p>
-                  <w:pPr>
-                    <w:spacing w:after="0" w:before="0" w:line="240" w:lineRule="auto"/>
-                    <w:jc w:val="left"/>
-                  </w:pPr>
-                  <w:r/>
-                  <w:r>
-                    <w:rPr>
-                      <w:rFonts w:ascii="Arial" w:hAnsi="Arial" w:eastAsia="Arial"/>
-                      <w:b w:val="0"/>
-                      <w:sz w:val="15"/>
-                    </w:rPr>
-                    <w:t>Arquitectura ROS 2. Workspaces, paquetes, nodos, tópicos, mensajes y compilación con colcon.</w:t>
-                  </w:r>
-                </w:p>
-              </w:tc>
-              <w:tc>
-                <w:tcPr>
-                  <w:tcW w:w="4025" w:type="dxa"/>
-                  <w:vAlign w:val="center"/>
-                </w:tcPr>
-                <w:p>
-                  <w:pPr>
-                    <w:spacing w:after="0" w:before="0" w:line="240" w:lineRule="auto"/>
-                    <w:jc w:val="left"/>
-                  </w:pPr>
-                  <w:r/>
-                  <w:r>
-                    <w:rPr>
-                      <w:rFonts w:ascii="Arial" w:hAnsi="Arial" w:eastAsia="Arial"/>
-                      <w:b w:val="0"/>
-                      <w:sz w:val="15"/>
-                    </w:rPr>
-                    <w:t>Implementar publicador/suscriptor mínimo; validar con `ros2 topic list`, `ros2 topic echo` y `rqt_graph`.</w:t>
-                  </w:r>
-                </w:p>
-              </w:tc>
-            </w:tr>
-            <w:tr>
-              <w:tc>
-                <w:tcPr>
-                  <w:tcW w:w="793" w:type="dxa"/>
-                  <w:vAlign w:val="center"/>
-                </w:tcPr>
-                <w:p>
-                  <w:pPr>
-                    <w:spacing w:after="0" w:before="0" w:line="240" w:lineRule="auto"/>
-                    <w:jc w:val="center"/>
-                  </w:pPr>
-                  <w:r/>
-                  <w:r>
-                    <w:rPr>
-                      <w:rFonts w:ascii="Arial" w:hAnsi="Arial" w:eastAsia="Arial"/>
-                      <w:b w:val="0"/>
-                      <w:sz w:val="15"/>
-                    </w:rPr>
-                    <w:t>4</w:t>
-                  </w:r>
-                </w:p>
-              </w:tc>
-              <w:tc>
-                <w:tcPr>
-                  <w:tcW w:w="4025" w:type="dxa"/>
-                  <w:vAlign w:val="center"/>
-                </w:tcPr>
-                <w:p>
-                  <w:pPr>
-                    <w:spacing w:after="0" w:before="0" w:line="240" w:lineRule="auto"/>
-                    <w:jc w:val="left"/>
-                  </w:pPr>
-                  <w:r/>
-                  <w:r>
-                    <w:rPr>
-                      <w:rFonts w:ascii="Arial" w:hAnsi="Arial" w:eastAsia="Arial"/>
-                      <w:b w:val="0"/>
-                      <w:sz w:val="15"/>
-                    </w:rPr>
-                    <w:t>Servicios, parámetros y archivos Launch. Patrón cliente/servidor y lanzamiento multi-nodo.</w:t>
-                  </w:r>
-                </w:p>
-              </w:tc>
-              <w:tc>
-                <w:tcPr>
-                  <w:tcW w:w="4025" w:type="dxa"/>
-                  <w:vAlign w:val="center"/>
-                </w:tcPr>
-                <w:p>
-                  <w:pPr>
-                    <w:spacing w:after="0" w:before="0" w:line="240" w:lineRule="auto"/>
-                    <w:jc w:val="left"/>
-                  </w:pPr>
-                  <w:r/>
-                  <w:r>
-                    <w:rPr>
-                      <w:rFonts w:ascii="Arial" w:hAnsi="Arial" w:eastAsia="Arial"/>
-                      <w:b w:val="0"/>
-                      <w:sz w:val="15"/>
-                    </w:rPr>
-                    <w:t>Crear servicio parametrizable; probar llamada desde CLI y desde código; preparar launch file reproducible.</w:t>
-                  </w:r>
-                </w:p>
-              </w:tc>
-            </w:tr>
-            <w:tr>
-              <w:tc>
-                <w:tcPr>
-                  <w:tcW w:w="793" w:type="dxa"/>
-                  <w:vAlign w:val="center"/>
-                </w:tcPr>
-                <w:p>
-                  <w:pPr>
-                    <w:spacing w:after="0" w:before="0" w:line="240" w:lineRule="auto"/>
-                    <w:jc w:val="center"/>
-                  </w:pPr>
-                  <w:r/>
-                  <w:r>
-                    <w:rPr>
-                      <w:rFonts w:ascii="Arial" w:hAnsi="Arial" w:eastAsia="Arial"/>
-                      <w:b w:val="0"/>
-                      <w:sz w:val="15"/>
-                    </w:rPr>
-                    <w:t>5</w:t>
-                  </w:r>
-                </w:p>
-              </w:tc>
-              <w:tc>
-                <w:tcPr>
-                  <w:tcW w:w="4025" w:type="dxa"/>
-                  <w:vAlign w:val="center"/>
-                </w:tcPr>
-                <w:p>
-                  <w:pPr>
-                    <w:spacing w:after="0" w:before="0" w:line="240" w:lineRule="auto"/>
-                    <w:jc w:val="left"/>
-                  </w:pPr>
-                  <w:r/>
-                  <w:r>
-                    <w:rPr>
-                      <w:rFonts w:ascii="Arial" w:hAnsi="Arial" w:eastAsia="Arial"/>
-                      <w:b w:val="0"/>
-                      <w:sz w:val="15"/>
-                    </w:rPr>
-                    <w:t>Acciones e introspección avanzada. Action servers/clients, CLI, logs y diagnóstico de ejecución.</w:t>
-                  </w:r>
-                </w:p>
-              </w:tc>
-              <w:tc>
-                <w:tcPr>
-                  <w:tcW w:w="4025" w:type="dxa"/>
-                  <w:vAlign w:val="center"/>
-                </w:tcPr>
-                <w:p>
-                  <w:pPr>
-                    <w:spacing w:after="0" w:before="0" w:line="240" w:lineRule="auto"/>
-                    <w:jc w:val="left"/>
-                  </w:pPr>
-                  <w:r/>
-                  <w:r>
-                    <w:rPr>
-                      <w:rFonts w:ascii="Arial" w:hAnsi="Arial" w:eastAsia="Arial"/>
-                      <w:b w:val="0"/>
-                      <w:sz w:val="15"/>
-                    </w:rPr>
-                    <w:t>Implementar una acción simple; capturar evidencias de `ros2 action`, logs y comportamiento ante cancelación.</w:t>
-                  </w:r>
-                </w:p>
-              </w:tc>
-            </w:tr>
-            <w:tr>
-              <w:tc>
-                <w:tcPr>
-                  <w:tcW w:w="793" w:type="dxa"/>
-                  <w:vAlign w:val="center"/>
-                </w:tcPr>
-                <w:p>
-                  <w:pPr>
-                    <w:spacing w:after="0" w:before="0" w:line="240" w:lineRule="auto"/>
-                    <w:jc w:val="center"/>
-                  </w:pPr>
-                  <w:r/>
-                  <w:r>
-                    <w:rPr>
-                      <w:rFonts w:ascii="Arial" w:hAnsi="Arial" w:eastAsia="Arial"/>
-                      <w:b w:val="0"/>
-                      <w:sz w:val="15"/>
-                    </w:rPr>
-                    <w:t>6</w:t>
-                  </w:r>
-                </w:p>
-              </w:tc>
-              <w:tc>
-                <w:tcPr>
-                  <w:tcW w:w="4025" w:type="dxa"/>
-                  <w:vAlign w:val="center"/>
-                </w:tcPr>
-                <w:p>
-                  <w:pPr>
-                    <w:spacing w:after="0" w:before="0" w:line="240" w:lineRule="auto"/>
-                    <w:jc w:val="left"/>
-                  </w:pPr>
-                  <w:r/>
-                  <w:r>
-                    <w:rPr>
-                      <w:rFonts w:ascii="Arial" w:hAnsi="Arial" w:eastAsia="Arial"/>
-                      <w:b w:val="0"/>
-                      <w:sz w:val="15"/>
-                    </w:rPr>
-                    <w:t>Redes para robótica distribuida. DDS multi-PC, `ROS_DOMAIN_ID`, QoS, WiFi y bases de micro-ROS.</w:t>
-                  </w:r>
-                </w:p>
-              </w:tc>
-              <w:tc>
-                <w:tcPr>
-                  <w:tcW w:w="4025" w:type="dxa"/>
-                  <w:vAlign w:val="center"/>
-                </w:tcPr>
-                <w:p>
-                  <w:pPr>
-                    <w:spacing w:after="0" w:before="0" w:line="240" w:lineRule="auto"/>
-                    <w:jc w:val="left"/>
-                  </w:pPr>
-                  <w:r/>
-                  <w:r>
-                    <w:rPr>
-                      <w:rFonts w:ascii="Arial" w:hAnsi="Arial" w:eastAsia="Arial"/>
-                      <w:b w:val="0"/>
-                      <w:sz w:val="15"/>
-                    </w:rPr>
-                    <w:t>Ejecutar diagnóstico de red del repositorio; probar comunicación entre equipos; reportar latencia, alcance y fallos.</w:t>
-                  </w:r>
-                </w:p>
-              </w:tc>
-            </w:tr>
-            <w:tr>
-              <w:tc>
-                <w:tcPr>
-                  <w:tcW w:w="793" w:type="dxa"/>
-                  <w:vAlign w:val="center"/>
-                </w:tcPr>
-                <w:p>
-                  <w:pPr>
-                    <w:spacing w:after="0" w:before="0" w:line="240" w:lineRule="auto"/>
-                    <w:jc w:val="center"/>
-                  </w:pPr>
-                  <w:r/>
-                  <w:r>
-                    <w:rPr>
-                      <w:rFonts w:ascii="Arial" w:hAnsi="Arial" w:eastAsia="Arial"/>
-                      <w:b w:val="0"/>
-                      <w:sz w:val="15"/>
-                    </w:rPr>
-                    <w:t>7</w:t>
-                  </w:r>
-                </w:p>
-              </w:tc>
-              <w:tc>
-                <w:tcPr>
-                  <w:tcW w:w="4025" w:type="dxa"/>
-                  <w:vAlign w:val="center"/>
-                </w:tcPr>
-                <w:p>
-                  <w:pPr>
-                    <w:spacing w:after="0" w:before="0" w:line="240" w:lineRule="auto"/>
-                    <w:jc w:val="left"/>
-                  </w:pPr>
-                  <w:r/>
-                  <w:r>
-                    <w:rPr>
-                      <w:rFonts w:ascii="Arial" w:hAnsi="Arial" w:eastAsia="Arial"/>
-                      <w:b w:val="0"/>
-                      <w:sz w:val="15"/>
-                    </w:rPr>
-                    <w:t>Contratos de integración y hardware distribuido. Interfaces, modos de operación y microcontroladores/ESP32.</w:t>
-                  </w:r>
-                </w:p>
-              </w:tc>
-              <w:tc>
-                <w:tcPr>
-                  <w:tcW w:w="4025" w:type="dxa"/>
-                  <w:vAlign w:val="center"/>
-                </w:tcPr>
-                <w:p>
-                  <w:pPr>
-                    <w:spacing w:after="0" w:before="0" w:line="240" w:lineRule="auto"/>
-                    <w:jc w:val="left"/>
-                  </w:pPr>
-                  <w:r/>
-                  <w:r>
-                    <w:rPr>
-                      <w:rFonts w:ascii="Arial" w:hAnsi="Arial" w:eastAsia="Arial"/>
-                      <w:b w:val="0"/>
-                      <w:sz w:val="15"/>
-                    </w:rPr>
-                    <w:t>Definir contrato de tópicos/servicios; validar integración mínima hardware-software y documentar procedimiento de recuperación.</w:t>
-                  </w:r>
-                </w:p>
-              </w:tc>
-            </w:tr>
-            <w:tr>
-              <w:tc>
-                <w:tcPr>
-                  <w:tcW w:w="793" w:type="dxa"/>
-                  <w:vAlign w:val="center"/>
-                </w:tcPr>
-                <w:p>
-                  <w:pPr>
-                    <w:spacing w:after="0" w:before="0" w:line="240" w:lineRule="auto"/>
-                    <w:jc w:val="center"/>
-                  </w:pPr>
-                  <w:r/>
-                  <w:r>
-                    <w:rPr>
-                      <w:rFonts w:ascii="Arial" w:hAnsi="Arial" w:eastAsia="Arial"/>
-                      <w:b w:val="0"/>
-                      <w:sz w:val="15"/>
-                    </w:rPr>
-                    <w:t>8</w:t>
-                  </w:r>
-                </w:p>
-              </w:tc>
-              <w:tc>
-                <w:tcPr>
-                  <w:tcW w:w="4025" w:type="dxa"/>
-                  <w:vAlign w:val="center"/>
-                </w:tcPr>
-                <w:p>
-                  <w:pPr>
-                    <w:spacing w:after="0" w:before="0" w:line="240" w:lineRule="auto"/>
-                    <w:jc w:val="left"/>
-                  </w:pPr>
-                  <w:r/>
-                  <w:r>
-                    <w:rPr>
-                      <w:rFonts w:ascii="Arial" w:hAnsi="Arial" w:eastAsia="Arial"/>
-                      <w:b w:val="0"/>
-                      <w:sz w:val="15"/>
-                    </w:rPr>
-                    <w:t>Visión en ROS 2 y AprilTags. Calibración de cámara, detección de marcadores y publicación de TF desde imagen real.</w:t>
-                  </w:r>
-                </w:p>
-              </w:tc>
-              <w:tc>
-                <w:tcPr>
-                  <w:tcW w:w="4025" w:type="dxa"/>
-                  <w:vAlign w:val="center"/>
-                </w:tcPr>
-                <w:p>
-                  <w:pPr>
-                    <w:spacing w:after="0" w:before="0" w:line="240" w:lineRule="auto"/>
-                    <w:jc w:val="left"/>
-                  </w:pPr>
-                  <w:r/>
-                  <w:r>
-                    <w:rPr>
-                      <w:rFonts w:ascii="Arial" w:hAnsi="Arial" w:eastAsia="Arial"/>
-                      <w:b w:val="0"/>
-                      <w:sz w:val="15"/>
-                    </w:rPr>
-                    <w:t>Calibrar cámara o cargar calibración; ejecutar detección; entregar evidencia de tópicos de imagen y transformaciones publicadas.</w:t>
-                  </w:r>
-                </w:p>
-              </w:tc>
-            </w:tr>
-            <w:tr>
-              <w:tc>
-                <w:tcPr>
-                  <w:tcW w:w="793" w:type="dxa"/>
-                  <w:vAlign w:val="center"/>
-                </w:tcPr>
-                <w:p>
-                  <w:pPr>
-                    <w:spacing w:after="0" w:before="0" w:line="240" w:lineRule="auto"/>
-                    <w:jc w:val="center"/>
-                  </w:pPr>
-                  <w:r/>
-                  <w:r>
-                    <w:rPr>
-                      <w:rFonts w:ascii="Arial" w:hAnsi="Arial" w:eastAsia="Arial"/>
-                      <w:b w:val="0"/>
-                      <w:sz w:val="15"/>
-                    </w:rPr>
-                    <w:t>9</w:t>
-                  </w:r>
-                </w:p>
-              </w:tc>
-              <w:tc>
-                <w:tcPr>
-                  <w:tcW w:w="4025" w:type="dxa"/>
-                  <w:vAlign w:val="center"/>
-                </w:tcPr>
-                <w:p>
-                  <w:pPr>
-                    <w:spacing w:after="0" w:before="0" w:line="240" w:lineRule="auto"/>
-                    <w:jc w:val="left"/>
-                  </w:pPr>
-                  <w:r/>
-                  <w:r>
-                    <w:rPr>
-                      <w:rFonts w:ascii="Arial" w:hAnsi="Arial" w:eastAsia="Arial"/>
-                      <w:b w:val="0"/>
-                      <w:sz w:val="15"/>
-                    </w:rPr>
-                    <w:t>Localización relativa espacial. Transformaciones `T(ref-&gt;obj) = T(cam-&gt;ref)^-1 * T(cam-&gt;obj)`, filtrado y estabilidad.</w:t>
-                  </w:r>
-                </w:p>
-              </w:tc>
-              <w:tc>
-                <w:tcPr>
-                  <w:tcW w:w="4025" w:type="dxa"/>
-                  <w:vAlign w:val="center"/>
-                </w:tcPr>
-                <w:p>
-                  <w:pPr>
-                    <w:spacing w:after="0" w:before="0" w:line="240" w:lineRule="auto"/>
-                    <w:jc w:val="left"/>
-                  </w:pPr>
-                  <w:r/>
-                  <w:r>
-                    <w:rPr>
-                      <w:rFonts w:ascii="Arial" w:hAnsi="Arial" w:eastAsia="Arial"/>
-                      <w:b w:val="0"/>
-                      <w:sz w:val="15"/>
-                    </w:rPr>
-                    <w:t>Validar error y estabilidad de TF; registrar pruebas con diferentes posiciones; explicar fuentes de error de calibración.</w:t>
-                  </w:r>
-                </w:p>
-              </w:tc>
-            </w:tr>
-            <w:tr>
-              <w:tc>
-                <w:tcPr>
-                  <w:tcW w:w="793" w:type="dxa"/>
-                  <w:vAlign w:val="center"/>
-                </w:tcPr>
-                <w:p>
-                  <w:pPr>
-                    <w:spacing w:after="0" w:before="0" w:line="240" w:lineRule="auto"/>
-                    <w:jc w:val="center"/>
-                  </w:pPr>
-                  <w:r/>
-                  <w:r>
-                    <w:rPr>
-                      <w:rFonts w:ascii="Arial" w:hAnsi="Arial" w:eastAsia="Arial"/>
-                      <w:b w:val="0"/>
-                      <w:sz w:val="15"/>
-                    </w:rPr>
-                    <w:t>10</w:t>
-                  </w:r>
-                </w:p>
-              </w:tc>
-              <w:tc>
-                <w:tcPr>
-                  <w:tcW w:w="4025" w:type="dxa"/>
-                  <w:vAlign w:val="center"/>
-                </w:tcPr>
-                <w:p>
-                  <w:pPr>
-                    <w:spacing w:after="0" w:before="0" w:line="240" w:lineRule="auto"/>
-                    <w:jc w:val="left"/>
-                  </w:pPr>
-                  <w:r/>
-                  <w:r>
-                    <w:rPr>
-                      <w:rFonts w:ascii="Arial" w:hAnsi="Arial" w:eastAsia="Arial"/>
-                      <w:b w:val="0"/>
-                      <w:sz w:val="15"/>
-                    </w:rPr>
-                    <w:t>URDF experimental. Links, joints, geometría visual/collision y representación de la celda física.</w:t>
-                  </w:r>
-                </w:p>
-              </w:tc>
-              <w:tc>
-                <w:tcPr>
-                  <w:tcW w:w="4025" w:type="dxa"/>
-                  <w:vAlign w:val="center"/>
-                </w:tcPr>
-                <w:p>
-                  <w:pPr>
-                    <w:spacing w:after="0" w:before="0" w:line="240" w:lineRule="auto"/>
-                    <w:jc w:val="left"/>
-                  </w:pPr>
-                  <w:r/>
-                  <w:r>
-                    <w:rPr>
-                      <w:rFonts w:ascii="Arial" w:hAnsi="Arial" w:eastAsia="Arial"/>
-                      <w:b w:val="0"/>
-                      <w:sz w:val="15"/>
-                    </w:rPr>
-                    <w:t>Modelar robot/escena inicial; validar XML con `xmllint`/`check_urdf`; justificar visual vs. collision.</w:t>
-                  </w:r>
-                </w:p>
-              </w:tc>
-            </w:tr>
-            <w:tr>
-              <w:tc>
-                <w:tcPr>
-                  <w:tcW w:w="793" w:type="dxa"/>
-                  <w:vAlign w:val="center"/>
-                </w:tcPr>
-                <w:p>
-                  <w:pPr>
-                    <w:spacing w:after="0" w:before="0" w:line="240" w:lineRule="auto"/>
-                    <w:jc w:val="center"/>
-                  </w:pPr>
-                  <w:r/>
-                  <w:r>
-                    <w:rPr>
-                      <w:rFonts w:ascii="Arial" w:hAnsi="Arial" w:eastAsia="Arial"/>
-                      <w:b w:val="0"/>
-                      <w:sz w:val="15"/>
-                    </w:rPr>
-                    <w:t>11</w:t>
-                  </w:r>
-                </w:p>
-              </w:tc>
-              <w:tc>
-                <w:tcPr>
-                  <w:tcW w:w="4025" w:type="dxa"/>
-                  <w:vAlign w:val="center"/>
-                </w:tcPr>
-                <w:p>
-                  <w:pPr>
-                    <w:spacing w:after="0" w:before="0" w:line="240" w:lineRule="auto"/>
-                    <w:jc w:val="left"/>
-                  </w:pPr>
-                  <w:r/>
-                  <w:r>
-                    <w:rPr>
-                      <w:rFonts w:ascii="Arial" w:hAnsi="Arial" w:eastAsia="Arial"/>
-                      <w:b w:val="0"/>
-                      <w:sz w:val="15"/>
-                    </w:rPr>
-                    <w:t>TF2 y RViz2. `robot_description`, `robot_state_publisher`, árbol TF, `tf2_echo` y `view_frames`.</w:t>
-                  </w:r>
-                </w:p>
-              </w:tc>
-              <w:tc>
-                <w:tcPr>
-                  <w:tcW w:w="4025" w:type="dxa"/>
-                  <w:vAlign w:val="center"/>
-                </w:tcPr>
-                <w:p>
-                  <w:pPr>
-                    <w:spacing w:after="0" w:before="0" w:line="240" w:lineRule="auto"/>
-                    <w:jc w:val="left"/>
-                  </w:pPr>
-                  <w:r/>
-                  <w:r>
-                    <w:rPr>
-                      <w:rFonts w:ascii="Arial" w:hAnsi="Arial" w:eastAsia="Arial"/>
-                      <w:b w:val="0"/>
-                      <w:sz w:val="15"/>
-                    </w:rPr>
-                    <w:t>Lanzar modelo en RViz2; generar árbol TF; corregir frames faltantes o inconsistentes y documentar la solución.</w:t>
-                  </w:r>
-                </w:p>
-              </w:tc>
-            </w:tr>
-            <w:tr>
-              <w:tc>
-                <w:tcPr>
-                  <w:tcW w:w="793" w:type="dxa"/>
-                  <w:vAlign w:val="center"/>
-                </w:tcPr>
-                <w:p>
-                  <w:pPr>
-                    <w:spacing w:after="0" w:before="0" w:line="240" w:lineRule="auto"/>
-                    <w:jc w:val="center"/>
-                  </w:pPr>
-                  <w:r/>
-                  <w:r>
-                    <w:rPr>
-                      <w:rFonts w:ascii="Arial" w:hAnsi="Arial" w:eastAsia="Arial"/>
-                      <w:b w:val="0"/>
-                      <w:sz w:val="15"/>
-                    </w:rPr>
-                    <w:t>12</w:t>
-                  </w:r>
-                </w:p>
-              </w:tc>
-              <w:tc>
-                <w:tcPr>
-                  <w:tcW w:w="4025" w:type="dxa"/>
-                  <w:vAlign w:val="center"/>
-                </w:tcPr>
-                <w:p>
-                  <w:pPr>
-                    <w:spacing w:after="0" w:before="0" w:line="240" w:lineRule="auto"/>
-                    <w:jc w:val="left"/>
-                  </w:pPr>
-                  <w:r/>
-                  <w:r>
-                    <w:rPr>
-                      <w:rFonts w:ascii="Arial" w:hAnsi="Arial" w:eastAsia="Arial"/>
-                      <w:b w:val="0"/>
-                      <w:sz w:val="15"/>
-                    </w:rPr>
-                    <w:t>Xacro y escenas multi-robot. Parametrización, múltiples robot_state_publisher y composición de la celda colaborativa.</w:t>
-                  </w:r>
-                </w:p>
-              </w:tc>
-              <w:tc>
-                <w:tcPr>
-                  <w:tcW w:w="4025" w:type="dxa"/>
-                  <w:vAlign w:val="center"/>
-                </w:tcPr>
-                <w:p>
-                  <w:pPr>
-                    <w:spacing w:after="0" w:before="0" w:line="240" w:lineRule="auto"/>
-                    <w:jc w:val="left"/>
-                  </w:pPr>
-                  <w:r/>
-                  <w:r>
-                    <w:rPr>
-                      <w:rFonts w:ascii="Arial" w:hAnsi="Arial" w:eastAsia="Arial"/>
-                      <w:b w:val="0"/>
-                      <w:sz w:val="15"/>
-                    </w:rPr>
-                    <w:t>Convertir modelo a Xacro; instanciar al menos dos elementos parametrizados; verificar nombres de frames sin colisiones.</w:t>
-                  </w:r>
-                </w:p>
-              </w:tc>
-            </w:tr>
-            <w:tr>
-              <w:tc>
-                <w:tcPr>
-                  <w:tcW w:w="793" w:type="dxa"/>
-                  <w:vAlign w:val="center"/>
-                </w:tcPr>
-                <w:p>
-                  <w:pPr>
-                    <w:spacing w:after="0" w:before="0" w:line="240" w:lineRule="auto"/>
-                    <w:jc w:val="center"/>
-                  </w:pPr>
-                  <w:r/>
-                  <w:r>
-                    <w:rPr>
-                      <w:rFonts w:ascii="Arial" w:hAnsi="Arial" w:eastAsia="Arial"/>
-                      <w:b w:val="0"/>
-                      <w:sz w:val="15"/>
-                    </w:rPr>
-                    <w:t>13</w:t>
-                  </w:r>
-                </w:p>
-              </w:tc>
-              <w:tc>
-                <w:tcPr>
-                  <w:tcW w:w="4025" w:type="dxa"/>
-                  <w:vAlign w:val="center"/>
-                </w:tcPr>
-                <w:p>
-                  <w:pPr>
-                    <w:spacing w:after="0" w:before="0" w:line="240" w:lineRule="auto"/>
-                    <w:jc w:val="left"/>
-                  </w:pPr>
-                  <w:r/>
-                  <w:r>
-                    <w:rPr>
-                      <w:rFonts w:ascii="Arial" w:hAnsi="Arial" w:eastAsia="Arial"/>
-                      <w:b w:val="0"/>
-                      <w:sz w:val="15"/>
-                    </w:rPr>
-                    <w:t>Fundamentos de MoveIt 2. `move_group`, cinemática inversa, grupos de planeación y Planning Scene.</w:t>
-                  </w:r>
-                </w:p>
-              </w:tc>
-              <w:tc>
-                <w:tcPr>
-                  <w:tcW w:w="4025" w:type="dxa"/>
-                  <w:vAlign w:val="center"/>
-                </w:tcPr>
-                <w:p>
-                  <w:pPr>
-                    <w:spacing w:after="0" w:before="0" w:line="240" w:lineRule="auto"/>
-                    <w:jc w:val="left"/>
-                  </w:pPr>
-                  <w:r/>
-                  <w:r>
-                    <w:rPr>
-                      <w:rFonts w:ascii="Arial" w:hAnsi="Arial" w:eastAsia="Arial"/>
-                      <w:b w:val="0"/>
-                      <w:sz w:val="15"/>
-                    </w:rPr>
-                    <w:t>Configurar o revisar grupo de planeación; ejecutar plan punto a punto; registrar restricciones y resultados.</w:t>
-                  </w:r>
-                </w:p>
-              </w:tc>
-            </w:tr>
-            <w:tr>
-              <w:tc>
-                <w:tcPr>
-                  <w:tcW w:w="793" w:type="dxa"/>
-                  <w:vAlign w:val="center"/>
-                </w:tcPr>
-                <w:p>
-                  <w:pPr>
-                    <w:spacing w:after="0" w:before="0" w:line="240" w:lineRule="auto"/>
-                    <w:jc w:val="center"/>
-                  </w:pPr>
-                  <w:r/>
-                  <w:r>
-                    <w:rPr>
-                      <w:rFonts w:ascii="Arial" w:hAnsi="Arial" w:eastAsia="Arial"/>
-                      <w:b w:val="0"/>
-                      <w:sz w:val="15"/>
-                    </w:rPr>
-                    <w:t>14</w:t>
-                  </w:r>
-                </w:p>
-              </w:tc>
-              <w:tc>
-                <w:tcPr>
-                  <w:tcW w:w="4025" w:type="dxa"/>
-                  <w:vAlign w:val="center"/>
-                </w:tcPr>
-                <w:p>
-                  <w:pPr>
-                    <w:spacing w:after="0" w:before="0" w:line="240" w:lineRule="auto"/>
-                    <w:jc w:val="left"/>
-                  </w:pPr>
-                  <w:r/>
-                  <w:r>
-                    <w:rPr>
-                      <w:rFonts w:ascii="Arial" w:hAnsi="Arial" w:eastAsia="Arial"/>
-                      <w:b w:val="0"/>
-                      <w:sz w:val="15"/>
-                    </w:rPr>
-                    <w:t>Colisiones dinámicas y tool frames. Integración de objetos detectados visualmente como obstáculos/objetivos de planeación.</w:t>
-                  </w:r>
-                </w:p>
-              </w:tc>
-              <w:tc>
-                <w:tcPr>
-                  <w:tcW w:w="4025" w:type="dxa"/>
-                  <w:vAlign w:val="center"/>
-                </w:tcPr>
-                <w:p>
-                  <w:pPr>
-                    <w:spacing w:after="0" w:before="0" w:line="240" w:lineRule="auto"/>
-                    <w:jc w:val="left"/>
-                  </w:pPr>
-                  <w:r/>
-                  <w:r>
-                    <w:rPr>
-                      <w:rFonts w:ascii="Arial" w:hAnsi="Arial" w:eastAsia="Arial"/>
-                      <w:b w:val="0"/>
-                      <w:sz w:val="15"/>
-                    </w:rPr>
-                    <w:t>Agregar objeto dinámico a Planning Scene; validar evasión de colisiones; alinear tool frame con tarea experimental.</w:t>
-                  </w:r>
-                </w:p>
-              </w:tc>
-            </w:tr>
-            <w:tr>
-              <w:tc>
-                <w:tcPr>
-                  <w:tcW w:w="793" w:type="dxa"/>
-                  <w:vAlign w:val="center"/>
-                </w:tcPr>
-                <w:p>
-                  <w:pPr>
-                    <w:spacing w:after="0" w:before="0" w:line="240" w:lineRule="auto"/>
-                    <w:jc w:val="center"/>
-                  </w:pPr>
-                  <w:r/>
-                  <w:r>
-                    <w:rPr>
-                      <w:rFonts w:ascii="Arial" w:hAnsi="Arial" w:eastAsia="Arial"/>
-                      <w:b w:val="0"/>
-                      <w:sz w:val="15"/>
-                    </w:rPr>
-                    <w:t>15</w:t>
-                  </w:r>
-                </w:p>
-              </w:tc>
-              <w:tc>
-                <w:tcPr>
-                  <w:tcW w:w="4025" w:type="dxa"/>
-                  <w:vAlign w:val="center"/>
-                </w:tcPr>
-                <w:p>
-                  <w:pPr>
-                    <w:spacing w:after="0" w:before="0" w:line="240" w:lineRule="auto"/>
-                    <w:jc w:val="left"/>
-                  </w:pPr>
-                  <w:r/>
-                  <w:r>
-                    <w:rPr>
-                      <w:rFonts w:ascii="Arial" w:hAnsi="Arial" w:eastAsia="Arial"/>
-                      <w:b w:val="0"/>
-                      <w:sz w:val="15"/>
-                    </w:rPr>
-                    <w:t>MoveIt Task Constructor y pick-and-place. Secuencias de aproximación, agarre, traslado y liberación.</w:t>
-                  </w:r>
-                </w:p>
-              </w:tc>
-              <w:tc>
-                <w:tcPr>
-                  <w:tcW w:w="4025" w:type="dxa"/>
-                  <w:vAlign w:val="center"/>
-                </w:tcPr>
-                <w:p>
-                  <w:pPr>
-                    <w:spacing w:after="0" w:before="0" w:line="240" w:lineRule="auto"/>
-                    <w:jc w:val="left"/>
-                  </w:pPr>
-                  <w:r/>
-                  <w:r>
-                    <w:rPr>
-                      <w:rFonts w:ascii="Arial" w:hAnsi="Arial" w:eastAsia="Arial"/>
-                      <w:b w:val="0"/>
-                      <w:sz w:val="15"/>
-                    </w:rPr>
-                    <w:t>Construir pipeline experimental; medir tasa de éxito; preparar demo integrada y bitácora de fallos.</w:t>
-                  </w:r>
-                </w:p>
-              </w:tc>
-            </w:tr>
-            <w:tr>
-              <w:tc>
-                <w:tcPr>
-                  <w:tcW w:w="793" w:type="dxa"/>
-                  <w:vAlign w:val="center"/>
-                </w:tcPr>
-                <w:p>
-                  <w:pPr>
-                    <w:spacing w:after="0" w:before="0" w:line="240" w:lineRule="auto"/>
-                    <w:jc w:val="center"/>
-                  </w:pPr>
-                  <w:r/>
-                  <w:r>
-                    <w:rPr>
-                      <w:rFonts w:ascii="Arial" w:hAnsi="Arial" w:eastAsia="Arial"/>
-                      <w:b w:val="0"/>
-                      <w:sz w:val="15"/>
-                    </w:rPr>
-                    <w:t>16</w:t>
-                  </w:r>
-                </w:p>
-              </w:tc>
-              <w:tc>
-                <w:tcPr>
-                  <w:tcW w:w="4025" w:type="dxa"/>
-                  <w:vAlign w:val="center"/>
-                </w:tcPr>
-                <w:p>
-                  <w:pPr>
-                    <w:spacing w:after="0" w:before="0" w:line="240" w:lineRule="auto"/>
-                    <w:jc w:val="left"/>
-                  </w:pPr>
-                  <w:r/>
-                  <w:r>
-                    <w:rPr>
-                      <w:rFonts w:ascii="Arial" w:hAnsi="Arial" w:eastAsia="Arial"/>
-                      <w:b w:val="0"/>
-                      <w:sz w:val="15"/>
-                    </w:rPr>
-                    <w:t>IA aplicada y sustentación final. Percepción zero-shot, razonamiento 3D, validación y demostración del proyecto integrador.</w:t>
-                  </w:r>
-                </w:p>
-              </w:tc>
-              <w:tc>
-                <w:tcPr>
-                  <w:tcW w:w="4025" w:type="dxa"/>
-                  <w:vAlign w:val="center"/>
-                </w:tcPr>
-                <w:p>
-                  <w:pPr>
-                    <w:spacing w:after="0" w:before="0" w:line="240" w:lineRule="auto"/>
-                    <w:jc w:val="left"/>
-                  </w:pPr>
-                  <w:r/>
-                  <w:r>
-                    <w:rPr>
-                      <w:rFonts w:ascii="Arial" w:hAnsi="Arial" w:eastAsia="Arial"/>
-                      <w:b w:val="0"/>
-                      <w:sz w:val="15"/>
-                    </w:rPr>
-                    <w:t>Entregar informe final, repositorio, video/evidencias y sustentación técnica con métricas de funcionamiento.</w:t>
-                  </w:r>
-                </w:p>
-              </w:tc>
-            </w:tr>
-          </w:tbl>
-          <w:p>
-            <w:pPr>
-              <w:spacing w:after="0" w:before="0" w:line="240" w:lineRule="auto"/>
-              <w:rPr>
-                <w:rFonts w:cs="Arial"/>
-                <w:b/>
-                <w:bCs/>
-                <w:color w:val="365F91"/>
-                <w:sz w:val="20"/>
-              </w:rPr>
-            </w:pPr>
-            <w:r>
-              <w:rPr>
-                <w:rFonts w:ascii="Arial" w:hAnsi="Arial" w:eastAsia="Arial"/>
-                <w:sz w:val="18"/>
-              </w:rPr>
-            </w:r>
-          </w:p>
-          <w:p>
-            <w:pPr>
-              <w:spacing w:after="0" w:before="0" w:line="240" w:lineRule="auto"/>
-            </w:pPr>
-            <w:r>
-              <w:rPr>
-                <w:rFonts w:ascii="Arial" w:hAnsi="Arial" w:eastAsia="Arial"/>
-                <w:sz w:val="18"/>
-              </w:rPr>
-            </w:r>
-          </w:p>
-          <w:p>
-            <w:pPr>
-              <w:spacing w:after="0" w:before="0" w:line="240" w:lineRule="auto"/>
-            </w:pPr>
-            <w:r>
-              <w:rPr>
-                <w:rFonts w:ascii="Arial" w:hAnsi="Arial" w:eastAsia="Arial"/>
-                <w:sz w:val="18"/>
-              </w:rPr>
-            </w:r>
-          </w:p>
-          <w:p>
-            <w:pPr>
-              <w:spacing w:after="0" w:before="0" w:line="240" w:lineRule="auto"/>
-            </w:pPr>
-            <w:r>
-              <w:rPr>
-                <w:rFonts w:ascii="Arial" w:hAnsi="Arial" w:eastAsia="Arial"/>
-                <w:sz w:val="18"/>
-              </w:rPr>
-            </w:r>
-          </w:p>
-          <w:p>
-            <w:pPr>
-              <w:spacing w:after="0" w:before="0" w:line="240" w:lineRule="auto"/>
-            </w:pPr>
-            <w:r>
-              <w:rPr>
-                <w:rFonts w:ascii="Arial" w:hAnsi="Arial" w:eastAsia="Arial"/>
-                <w:sz w:val="18"/>
-              </w:rPr>
-            </w:r>
-          </w:p>
-          <w:p>
-            <w:pPr>
-              <w:spacing w:after="0" w:before="0" w:line="240" w:lineRule="auto"/>
-            </w:pPr>
-            <w:r>
-              <w:rPr>
-                <w:rFonts w:ascii="Arial" w:hAnsi="Arial" w:eastAsia="Arial"/>
-                <w:sz w:val="18"/>
-              </w:rPr>
-            </w:r>
-          </w:p>
-          <w:p>
-            <w:pPr>
-              <w:spacing w:after="0" w:before="0" w:line="240" w:lineRule="auto"/>
-            </w:pPr>
-            <w:r>
-              <w:rPr>
-                <w:rFonts w:ascii="Arial" w:hAnsi="Arial" w:eastAsia="Arial"/>
-                <w:sz w:val="18"/>
-              </w:rPr>
-            </w:r>
-          </w:p>
-          <w:p>
-            <w:pPr>
-              <w:spacing w:after="0" w:before="0" w:line="240" w:lineRule="auto"/>
-            </w:pPr>
-            <w:r>
-              <w:rPr>
-                <w:rFonts w:ascii="Arial" w:hAnsi="Arial" w:eastAsia="Arial"/>
-                <w:sz w:val="18"/>
-              </w:rPr>
+              <w:t>Nota. Para los docentes Públicos de Carrera, el perfil se encuentra determinado en las convocatorias de las Facultad de Ingeniería en cada una de las sedes.</w:t>
+            </w:r>
+          </w:p>
+        </w:tc>
+      </w:tr>
+      <w:tr>
+        <w:trPr>
+          <w:jc w:val="center"/>
+        </w:trPr>
+        <w:tc>
+          <w:tcPr>
+            <w:tcW w:w="9180" w:type="dxa"/>
+            <w:tcBorders>
+              <w:top w:val="single" w:sz="6" w:space="0" w:color="7F7F7F"/>
+              <w:left w:val="single" w:sz="6" w:space="0" w:color="7F7F7F"/>
+              <w:bottom w:val="single" w:sz="6" w:space="0" w:color="7F7F7F"/>
+              <w:right w:val="single" w:sz="6" w:space="0" w:color="7F7F7F"/>
+            </w:tcBorders>
+            <w:tcMar>
+              <w:top w:w="70" w:type="dxa"/>
+              <w:left w:w="90" w:type="dxa"/>
+              <w:bottom w:w="70" w:type="dxa"/>
+              <w:right w:w="90" w:type="dxa"/>
+            </w:tcMar>
+            <w:vAlign w:val="center"/>
+          </w:tcPr>
+          <w:p>
+            <w:pPr>
+              <w:spacing w:after="40"/>
+            </w:pPr>
+            <w:r>
+              <w:t>Nota. Para los docentes Públicos de Carrera, el perfil se encuentra determinado en las convocatorias de las Facultad de Ingeniería en cada una de las sedes.</w:t>
             </w:r>
           </w:p>
         </w:tc>
@@ -3494,7 +2957,6 @@
     </w:tbl>
     <w:p>
       <w:pPr>
-        <w:spacing w:after="0"/>
         <w:rPr>
           <w:rFonts w:cs="Arial"/>
           <w:b/>
@@ -3502,211 +2964,8 @@
         </w:rPr>
       </w:pPr>
     </w:p>
-    <w:tbl>
-      <w:tblPr>
-        <w:tblW w:w="9180" w:type="dxa"/>
-        <w:tblBorders>
-          <w:top w:val="single" w:sz="6" w:space="0" w:color="000000"/>
-          <w:left w:val="single" w:sz="6" w:space="0" w:color="000000"/>
-          <w:bottom w:val="single" w:sz="6" w:space="0" w:color="000000"/>
-          <w:right w:val="single" w:sz="6" w:space="0" w:color="000000"/>
-          <w:insideH w:val="single" w:sz="6" w:space="0" w:color="000000"/>
-          <w:insideV w:val="single" w:sz="6" w:space="0" w:color="000000"/>
-        </w:tblBorders>
-        <w:tblLook w:val="01E0" w:firstRow="1" w:lastRow="1" w:firstColumn="1" w:lastColumn="1" w:noHBand="0" w:noVBand="0"/>
-      </w:tblPr>
-      <w:tblGrid>
-        <w:gridCol w:w="9180"/>
-      </w:tblGrid>
-      <w:tr>
-        <w:tc>
-          <w:tcPr>
-            <w:tcW w:w="9180" w:type="dxa"/>
-            <w:tcBorders>
-              <w:top w:val="single" w:sz="8" w:space="0" w:color="4BACC6"/>
-            </w:tcBorders>
-            <w:shd w:val="clear" w:color="auto" w:fill="D9D9D9"/>
-            <w:vAlign w:val="center"/>
-          </w:tcPr>
-          <w:p>
-            <w:pPr>
-              <w:spacing w:after="0" w:before="0" w:line="240" w:lineRule="auto"/>
-              <w:jc w:val="center"/>
-              <w:rPr>
-                <w:rFonts w:cs="Arial"/>
-                <w:b/>
-                <w:bCs/>
-                <w:color w:val="FFFFFF"/>
-                <w:szCs w:val="24"/>
-              </w:rPr>
-            </w:pPr>
-            <w:r>
-              <w:rPr>
-                <w:rFonts w:cs="Arial" w:ascii="Arial" w:hAnsi="Arial" w:eastAsia="Arial"/>
-                <w:b/>
-                <w:bCs/>
-                <w:color w:val="000000"/>
-                <w:sz w:val="18"/>
-                <w:szCs w:val="24"/>
-              </w:rPr>
-              <w:t>METODOLOGÍA</w:t>
-            </w:r>
-          </w:p>
-        </w:tc>
-      </w:tr>
-      <w:tr>
-        <w:trPr>
-          <w:trHeight w:val="821"/>
-        </w:trPr>
-        <w:tc>
-          <w:tcPr>
-            <w:tcW w:w="9180" w:type="dxa"/>
-            <w:tcBorders>
-              <w:top w:val="single" w:sz="8" w:space="0" w:color="4BACC6"/>
-              <w:left w:val="single" w:sz="8" w:space="0" w:color="4BACC6"/>
-              <w:bottom w:val="single" w:sz="8" w:space="0" w:color="4BACC6"/>
-              <w:right w:val="single" w:sz="8" w:space="0" w:color="4BACC6"/>
-            </w:tcBorders>
-            <w:vAlign w:val="center"/>
-          </w:tcPr>
-          <w:p>
-            <w:pPr>
-              <w:spacing w:after="0" w:before="0" w:line="240" w:lineRule="auto"/>
-              <w:ind w:left="720"/>
-              <w:rPr>
-                <w:rFonts w:cs="Arial"/>
-                <w:sz w:val="18"/>
-                <w:szCs w:val="18"/>
-                <w:lang w:val="es-ES"/>
-              </w:rPr>
-            </w:pPr>
-            <w:r>
-              <w:rPr>
-                <w:rFonts w:ascii="Arial" w:hAnsi="Arial" w:eastAsia="Arial"/>
-                <w:sz w:val="18"/>
-              </w:rPr>
-            </w:r>
-          </w:p>
-          <w:p>
-            <w:pPr>
-              <w:spacing w:after="0" w:before="0" w:line="240" w:lineRule="auto"/>
-              <w:rPr>
-                <w:rFonts w:cs="Arial"/>
-                <w:sz w:val="18"/>
-                <w:szCs w:val="18"/>
-              </w:rPr>
-            </w:pPr>
-            <w:r>
-              <w:rPr>
-                <w:rFonts w:ascii="Arial" w:hAnsi="Arial" w:eastAsia="Arial"/>
-                <w:sz w:val="18"/>
-              </w:rPr>
-            </w:r>
-          </w:p>
-          <w:p>
-            <w:pPr>
-              <w:spacing w:after="0" w:before="0" w:line="240" w:lineRule="auto"/>
-            </w:pPr>
-            <w:r>
-              <w:rPr>
-                <w:rFonts w:ascii="Arial" w:hAnsi="Arial" w:eastAsia="Arial"/>
-                <w:sz w:val="18"/>
-              </w:rPr>
-              <w:t>• Desarrollo Experimental Progresivo: La asignatura comienza estableciendo la infraestructura física (redes, visión) antes del modelado abstracto.</w:t>
-            </w:r>
-          </w:p>
-          <w:p>
-            <w:pPr>
-              <w:spacing w:after="0" w:before="0" w:line="240" w:lineRule="auto"/>
-            </w:pPr>
-            <w:r>
-              <w:rPr>
-                <w:rFonts w:ascii="Arial" w:hAnsi="Arial" w:eastAsia="Arial"/>
-                <w:sz w:val="18"/>
-              </w:rPr>
-              <w:t>• Clase magistral contextualizada: Máximo 45 min, vinculada a los retos experimentales del laboratorio.</w:t>
-            </w:r>
-          </w:p>
-          <w:p>
-            <w:pPr>
-              <w:spacing w:after="0" w:before="0" w:line="240" w:lineRule="auto"/>
-            </w:pPr>
-            <w:r>
-              <w:rPr>
-                <w:rFonts w:ascii="Arial" w:hAnsi="Arial" w:eastAsia="Arial"/>
-                <w:sz w:val="18"/>
-              </w:rPr>
-              <w:t>• Laboratorios guiados de hardware: Configuración de red, cámaras y brazos robóticos.</w:t>
-            </w:r>
-          </w:p>
-          <w:p>
-            <w:pPr>
-              <w:spacing w:after="0" w:before="0" w:line="240" w:lineRule="auto"/>
-            </w:pPr>
-            <w:r>
-              <w:rPr>
-                <w:rFonts w:ascii="Arial" w:hAnsi="Arial" w:eastAsia="Arial"/>
-                <w:sz w:val="18"/>
-              </w:rPr>
-              <w:t>• Talleres de integración: Conexión de subsistemas reales identificando fallas de interfaz (DDS, micro-ROS).</w:t>
-            </w:r>
-          </w:p>
-          <w:p>
-            <w:pPr>
-              <w:spacing w:after="0" w:before="0" w:line="240" w:lineRule="auto"/>
-            </w:pPr>
-            <w:r>
-              <w:rPr>
-                <w:rFonts w:ascii="Arial" w:hAnsi="Arial" w:eastAsia="Arial"/>
-                <w:sz w:val="18"/>
-              </w:rPr>
-              <w:t>• Code Review (PRs): Revisión de código en GitHub.</w:t>
-            </w:r>
-          </w:p>
-          <w:p>
-            <w:pPr>
-              <w:spacing w:after="0" w:before="0" w:line="240" w:lineRule="auto"/>
-            </w:pPr>
-            <w:r>
-              <w:rPr>
-                <w:rFonts w:ascii="Arial" w:hAnsi="Arial" w:eastAsia="Arial"/>
-                <w:sz w:val="18"/>
-              </w:rPr>
-              <w:t>• Depuración por capas en el mundo real: Sintaxis -&gt; TF -&gt; Red -&gt; Lógica.</w:t>
-            </w:r>
-          </w:p>
-          <w:p>
-            <w:pPr>
-              <w:spacing w:after="0" w:before="0" w:line="240" w:lineRule="auto"/>
-            </w:pPr>
-            <w:r>
-              <w:rPr>
-                <w:rFonts w:ascii="Arial" w:hAnsi="Arial" w:eastAsia="Arial"/>
-                <w:b/>
-                <w:sz w:val="18"/>
-              </w:rPr>
-              <w:br/>
-              <w:t>Proyecto Integrador: Celda de Automatización Colaborativa</w:t>
-            </w:r>
-          </w:p>
-          <w:p>
-            <w:pPr>
-              <w:spacing w:after="0" w:before="0" w:line="240" w:lineRule="auto"/>
-            </w:pPr>
-            <w:r>
-              <w:rPr>
-                <w:rFonts w:ascii="Arial" w:hAnsi="Arial" w:eastAsia="Arial"/>
-                <w:sz w:val="18"/>
-              </w:rPr>
-              <w:t>Implementación física y de software de una celda donde un manipulador industrial interactúa con robots móviles en una misma red.</w:t>
-            </w:r>
-          </w:p>
-        </w:tc>
-      </w:tr>
-    </w:tbl>
     <w:p>
       <w:pPr>
-        <w:spacing w:after="0"/>
         <w:rPr>
           <w:rFonts w:cs="Arial"/>
           <w:b/>
@@ -3716,749 +2975,6 @@
     </w:p>
     <w:p>
       <w:pPr>
-        <w:spacing w:after="0"/>
-        <w:rPr>
-          <w:rFonts w:cs="Arial"/>
-          <w:b/>
-          <w:sz w:val="20"/>
-        </w:rPr>
-      </w:pPr>
-    </w:p>
-    <w:tbl>
-      <w:tblPr>
-        <w:tblW w:w="9180" w:type="dxa"/>
-        <w:tblBorders>
-          <w:top w:val="single" w:sz="6" w:space="0" w:color="000000"/>
-          <w:left w:val="single" w:sz="6" w:space="0" w:color="000000"/>
-          <w:bottom w:val="single" w:sz="6" w:space="0" w:color="000000"/>
-          <w:right w:val="single" w:sz="6" w:space="0" w:color="000000"/>
-          <w:insideH w:val="single" w:sz="6" w:space="0" w:color="000000"/>
-          <w:insideV w:val="single" w:sz="6" w:space="0" w:color="000000"/>
-        </w:tblBorders>
-        <w:tblLook w:val="01E0" w:firstRow="1" w:lastRow="1" w:firstColumn="1" w:lastColumn="1" w:noHBand="0" w:noVBand="0"/>
-      </w:tblPr>
-      <w:tblGrid>
-        <w:gridCol w:w="9180"/>
-      </w:tblGrid>
-      <w:tr>
-        <w:tc>
-          <w:tcPr>
-            <w:tcW w:w="9180" w:type="dxa"/>
-            <w:tcBorders>
-              <w:top w:val="single" w:sz="8" w:space="0" w:color="4BACC6"/>
-            </w:tcBorders>
-            <w:shd w:val="clear" w:color="auto" w:fill="D9D9D9"/>
-            <w:vAlign w:val="center"/>
-          </w:tcPr>
-          <w:p>
-            <w:pPr>
-              <w:spacing w:after="0" w:before="0" w:line="240" w:lineRule="auto"/>
-              <w:jc w:val="center"/>
-              <w:rPr>
-                <w:rFonts w:cs="Arial"/>
-                <w:b/>
-                <w:bCs/>
-                <w:color w:val="FFFFFF"/>
-                <w:szCs w:val="24"/>
-              </w:rPr>
-            </w:pPr>
-            <w:r>
-              <w:rPr>
-                <w:rFonts w:cs="Arial" w:ascii="Arial" w:hAnsi="Arial" w:eastAsia="Arial"/>
-                <w:b/>
-                <w:bCs/>
-                <w:color w:val="000000"/>
-                <w:sz w:val="18"/>
-                <w:szCs w:val="24"/>
-              </w:rPr>
-              <w:t>SISTEMA DE EVALUACIÓN</w:t>
-            </w:r>
-          </w:p>
-        </w:tc>
-      </w:tr>
-      <w:tr>
-        <w:trPr>
-          <w:trHeight w:val="821"/>
-        </w:trPr>
-        <w:tc>
-          <w:tcPr>
-            <w:tcW w:w="9180" w:type="dxa"/>
-            <w:tcBorders>
-              <w:top w:val="single" w:sz="8" w:space="0" w:color="4BACC6"/>
-              <w:left w:val="single" w:sz="8" w:space="0" w:color="4BACC6"/>
-              <w:bottom w:val="single" w:sz="8" w:space="0" w:color="4BACC6"/>
-              <w:right w:val="single" w:sz="8" w:space="0" w:color="4BACC6"/>
-            </w:tcBorders>
-            <w:vAlign w:val="center"/>
-          </w:tcPr>
-          <w:p>
-            <w:pPr>
-              <w:spacing w:before="0" w:after="60" w:line="240" w:lineRule="auto"/>
-            </w:pPr>
-            <w:r>
-              <w:rPr>
-                <w:rFonts w:ascii="Arial" w:hAnsi="Arial" w:eastAsia="Arial"/>
-                <w:b/>
-                <w:sz w:val="18"/>
-              </w:rPr>
-              <w:t>• Primer corte (30% - Semana 8): módulos 0–2: entorno, ROS 2 core, redes y hardware distribuido.</w:t>
-            </w:r>
-            <w:r>
-              <w:rPr>
-                <w:rFonts w:ascii="Arial" w:hAnsi="Arial" w:eastAsia="Arial"/>
-                <w:sz w:val="18"/>
-              </w:rPr>
-            </w:r>
-          </w:p>
-          <w:p>
-            <w:pPr>
-              <w:spacing w:before="0" w:after="60" w:line="240" w:lineRule="auto"/>
-            </w:pPr>
-            <w:r>
-              <w:rPr>
-                <w:rFonts w:ascii="Arial" w:hAnsi="Arial" w:eastAsia="Arial"/>
-                <w:sz w:val="18"/>
-              </w:rPr>
-              <w:t xml:space="preserve">  Composición interna del corte: entregas parciales, laboratorios, talleres y evidencias acumuladas promediadas = 70%; entrega final del corte = 30%.</w:t>
-            </w:r>
-          </w:p>
-          <w:p>
-            <w:pPr>
-              <w:spacing w:before="0" w:after="60" w:line="240" w:lineRule="auto"/>
-            </w:pPr>
-            <w:r>
-              <w:rPr>
-                <w:rFonts w:ascii="Arial" w:hAnsi="Arial" w:eastAsia="Arial"/>
-                <w:b/>
-                <w:sz w:val="18"/>
-              </w:rPr>
-              <w:t>• Segundo corte (30% - Semana 13): módulos 3–4: percepción visual, localización, URDF/Xacro y TF2.</w:t>
-            </w:r>
-            <w:r>
-              <w:rPr>
-                <w:rFonts w:ascii="Arial" w:hAnsi="Arial" w:eastAsia="Arial"/>
-                <w:sz w:val="18"/>
-              </w:rPr>
-            </w:r>
-          </w:p>
-          <w:p>
-            <w:pPr>
-              <w:spacing w:before="0" w:after="60" w:line="240" w:lineRule="auto"/>
-            </w:pPr>
-            <w:r>
-              <w:rPr>
-                <w:rFonts w:ascii="Arial" w:hAnsi="Arial" w:eastAsia="Arial"/>
-                <w:sz w:val="18"/>
-              </w:rPr>
-              <w:t xml:space="preserve">  Composición interna del corte: entregas parciales, laboratorios, talleres y evidencias acumuladas promediadas = 70%; entrega final del corte = 30%.</w:t>
-            </w:r>
-          </w:p>
-          <w:p>
-            <w:pPr>
-              <w:spacing w:before="0" w:after="60" w:line="240" w:lineRule="auto"/>
-            </w:pPr>
-            <w:r>
-              <w:rPr>
-                <w:rFonts w:ascii="Arial" w:hAnsi="Arial" w:eastAsia="Arial"/>
-                <w:b/>
-                <w:sz w:val="18"/>
-              </w:rPr>
-              <w:t>• Tercer corte / proyecto integrador final (40% - Semana 16): MoveIt 2, integración de celda, IA aplicada y sustentación.</w:t>
-            </w:r>
-            <w:r>
-              <w:rPr>
-                <w:rFonts w:ascii="Arial" w:hAnsi="Arial" w:eastAsia="Arial"/>
-                <w:sz w:val="18"/>
-              </w:rPr>
-            </w:r>
-          </w:p>
-          <w:p>
-            <w:pPr>
-              <w:spacing w:before="0" w:after="60" w:line="240" w:lineRule="auto"/>
-            </w:pPr>
-            <w:r>
-              <w:rPr>
-                <w:rFonts w:ascii="Arial" w:hAnsi="Arial" w:eastAsia="Arial"/>
-                <w:sz w:val="18"/>
-              </w:rPr>
-              <w:t xml:space="preserve">  Composición interna del corte: entregas parciales, avances, bitácora técnica y validaciones acumuladas promediadas = 70%; entrega final y sustentación del corte = 30%.</w:t>
-            </w:r>
-          </w:p>
-          <w:p>
-            <w:pPr>
-              <w:spacing w:before="0" w:after="60" w:line="240" w:lineRule="auto"/>
-            </w:pPr>
-            <w:r>
-              <w:rPr>
-                <w:rFonts w:ascii="Arial" w:hAnsi="Arial" w:eastAsia="Arial"/>
-                <w:b/>
-                <w:sz w:val="18"/>
-              </w:rPr>
-              <w:t>• Documentación, participación y control de versiones:</w:t>
-            </w:r>
-            <w:r>
-              <w:rPr>
-                <w:rFonts w:ascii="Arial" w:hAnsi="Arial" w:eastAsia="Arial"/>
-                <w:sz w:val="18"/>
-              </w:rPr>
-              <w:t xml:space="preserve"> se evalúan dentro de las entregas parciales de cada corte mediante Markdown, PRs, evidencias de diagnóstico y trazabilidad en repositorio.</w:t>
-            </w:r>
-          </w:p>
-          <w:p>
-            <w:pPr>
-              <w:spacing w:before="0" w:after="60" w:line="240" w:lineRule="auto"/>
-            </w:pPr>
-            <w:r>
-              <w:rPr>
-                <w:rFonts w:ascii="Arial" w:hAnsi="Arial" w:eastAsia="Arial"/>
-                <w:b/>
-                <w:sz w:val="18"/>
-              </w:rPr>
-              <w:t>• Regla general por corte:</w:t>
-            </w:r>
-            <w:r>
-              <w:rPr>
-                <w:rFonts w:ascii="Arial" w:hAnsi="Arial" w:eastAsia="Arial"/>
-                <w:sz w:val="18"/>
-              </w:rPr>
-              <w:t xml:space="preserve"> la nota de cada corte se calcula como 70% del promedio de entregas parciales y 30% de la entrega final del respectivo corte.</w:t>
-            </w:r>
-          </w:p>
-          <w:p>
-            <w:pPr>
-              <w:spacing w:before="0" w:after="60" w:line="240" w:lineRule="auto"/>
-            </w:pPr>
-            <w:r>
-              <w:rPr>
-                <w:rFonts w:ascii="Arial" w:hAnsi="Arial" w:eastAsia="Arial"/>
-                <w:sz w:val="18"/>
-              </w:rPr>
-            </w:r>
-          </w:p>
-          <w:p>
-            <w:pPr>
-              <w:spacing w:before="0" w:after="60" w:line="240" w:lineRule="auto"/>
-            </w:pPr>
-            <w:r>
-              <w:rPr>
-                <w:rFonts w:ascii="Arial" w:hAnsi="Arial" w:eastAsia="Arial"/>
-                <w:b/>
-                <w:sz w:val="18"/>
-              </w:rPr>
-              <w:t>Nota:</w:t>
-            </w:r>
-            <w:r>
-              <w:rPr>
-                <w:rFonts w:ascii="Arial" w:hAnsi="Arial" w:eastAsia="Arial"/>
-                <w:sz w:val="18"/>
-              </w:rPr>
-              <w:t xml:space="preserve"> Todas las actividades realizadas en el desarrollo del curso están amparadas por el Reglamento General Estudiantil de Pregrado. En caso de solicitar prueba supletoria, consulte lo establecido en el artículo 60 y tenga en cuenta los plazos determinados en el calendario académico vigente.</w:t>
-            </w:r>
-          </w:p>
-        </w:tc>
-      </w:tr>
-    </w:tbl>
-    <w:p>
-      <w:pPr>
-        <w:spacing w:after="0"/>
-        <w:rPr>
-          <w:rFonts w:cs="Arial"/>
-          <w:b/>
-          <w:sz w:val="20"/>
-        </w:rPr>
-      </w:pPr>
-    </w:p>
-    <w:tbl>
-      <w:tblPr>
-        <w:tblW w:w="9180" w:type="dxa"/>
-        <w:tblBorders>
-          <w:top w:val="single" w:sz="6" w:space="0" w:color="000000"/>
-          <w:left w:val="single" w:sz="6" w:space="0" w:color="000000"/>
-          <w:bottom w:val="single" w:sz="6" w:space="0" w:color="000000"/>
-          <w:right w:val="single" w:sz="6" w:space="0" w:color="000000"/>
-          <w:insideH w:val="single" w:sz="6" w:space="0" w:color="000000"/>
-          <w:insideV w:val="single" w:sz="6" w:space="0" w:color="000000"/>
-        </w:tblBorders>
-        <w:tblLook w:val="01E0" w:firstRow="1" w:lastRow="1" w:firstColumn="1" w:lastColumn="1" w:noHBand="0" w:noVBand="0"/>
-      </w:tblPr>
-      <w:tblGrid>
-        <w:gridCol w:w="9180"/>
-      </w:tblGrid>
-      <w:tr>
-        <w:tc>
-          <w:tcPr>
-            <w:tcW w:w="9180" w:type="dxa"/>
-            <w:shd w:val="clear" w:color="auto" w:fill="D9D9D9"/>
-            <w:vAlign w:val="center"/>
-          </w:tcPr>
-          <w:p>
-            <w:pPr>
-              <w:spacing w:after="0" w:before="0" w:line="240" w:lineRule="auto"/>
-              <w:jc w:val="center"/>
-              <w:rPr>
-                <w:rFonts w:cs="Arial"/>
-                <w:b/>
-                <w:bCs/>
-                <w:color w:val="FFFFFF"/>
-                <w:szCs w:val="24"/>
-              </w:rPr>
-            </w:pPr>
-            <w:r>
-              <w:rPr>
-                <w:rFonts w:cs="Arial" w:ascii="Arial" w:hAnsi="Arial" w:eastAsia="Arial"/>
-                <w:b/>
-                <w:bCs/>
-                <w:color w:val="000000"/>
-                <w:sz w:val="18"/>
-                <w:szCs w:val="24"/>
-              </w:rPr>
-              <w:t>BIBLIOGRAFÍA</w:t>
-            </w:r>
-          </w:p>
-        </w:tc>
-      </w:tr>
-      <w:tr>
-        <w:tc>
-          <w:tcPr>
-            <w:tcW w:w="9180" w:type="dxa"/>
-            <w:tcBorders>
-              <w:top w:val="single" w:sz="8" w:space="0" w:color="4BACC6"/>
-              <w:left w:val="single" w:sz="8" w:space="0" w:color="4BACC6"/>
-              <w:bottom w:val="single" w:sz="8" w:space="0" w:color="4BACC6"/>
-              <w:right w:val="single" w:sz="8" w:space="0" w:color="4BACC6"/>
-            </w:tcBorders>
-            <w:vAlign w:val="center"/>
-          </w:tcPr>
-          <w:p>
-            <w:pPr>
-              <w:pStyle w:val="Default"/>
-              <w:spacing w:after="0" w:before="0" w:line="240" w:lineRule="auto"/>
-              <w:rPr>
-                <w:bCs/>
-                <w:i/>
-                <w:sz w:val="16"/>
-                <w:szCs w:val="16"/>
-                <w:lang w:val="en-US"/>
-              </w:rPr>
-            </w:pPr>
-            <w:r>
-              <w:rPr>
-                <w:rFonts w:ascii="Arial" w:hAnsi="Arial" w:eastAsia="Arial"/>
-                <w:sz w:val="18"/>
-              </w:rPr>
-            </w:r>
-            <w:r>
-              <w:rPr>
-                <w:rFonts w:ascii="Arial" w:hAnsi="Arial" w:eastAsia="Arial"/>
-                <w:sz w:val="18"/>
-              </w:rPr>
-              <w:t>• Quigley, M., Gerkey, B., &amp; Smart, W. D. (2015). Programming Robots with ROS. O'Reilly.</w:t>
-            </w:r>
-          </w:p>
-          <w:p>
-            <w:pPr>
-              <w:spacing w:after="0" w:before="0" w:line="240" w:lineRule="auto"/>
-            </w:pPr>
-            <w:r>
-              <w:rPr>
-                <w:rFonts w:ascii="Arial" w:hAnsi="Arial" w:eastAsia="Arial"/>
-                <w:sz w:val="18"/>
-              </w:rPr>
-              <w:t>• Lentin, J. (2024). ROS 2 Robotics Developer Guide. Packt.</w:t>
-            </w:r>
-          </w:p>
-          <w:p>
-            <w:pPr>
-              <w:spacing w:after="0" w:before="0" w:line="240" w:lineRule="auto"/>
-            </w:pPr>
-            <w:r>
-              <w:rPr>
-                <w:rFonts w:ascii="Arial" w:hAnsi="Arial" w:eastAsia="Arial"/>
-                <w:sz w:val="18"/>
-              </w:rPr>
-              <w:t>• Corke, P. (2023). Robotics, Vision and Control (3rd ed.). Springer.</w:t>
-            </w:r>
-          </w:p>
-          <w:p>
-            <w:pPr>
-              <w:spacing w:after="0" w:before="0" w:line="240" w:lineRule="auto"/>
-            </w:pPr>
-            <w:r>
-              <w:rPr>
-                <w:rFonts w:ascii="Arial" w:hAnsi="Arial" w:eastAsia="Arial"/>
-                <w:sz w:val="18"/>
-              </w:rPr>
-              <w:t>• Lynch, K. M., &amp; Park, F. C. (2017). Modern Robotics. Cambridge UP.</w:t>
-            </w:r>
-          </w:p>
-          <w:p>
-            <w:pPr>
-              <w:spacing w:after="0" w:before="0" w:line="240" w:lineRule="auto"/>
-            </w:pPr>
-            <w:r>
-              <w:rPr>
-                <w:rFonts w:ascii="Arial" w:hAnsi="Arial" w:eastAsia="Arial"/>
-                <w:sz w:val="18"/>
-              </w:rPr>
-              <w:t>• Siciliano, B., et al. (2009). Robotics: Modelling, Planning and Control. Springer.</w:t>
-            </w:r>
-          </w:p>
-        </w:tc>
-      </w:tr>
-      <w:tr>
-        <w:tc>
-          <w:tcPr>
-            <w:tcW w:w="9180" w:type="dxa"/>
-            <w:tcBorders>
-              <w:top w:val="double" w:sz="6" w:space="0" w:color="4BACC6"/>
-              <w:left w:val="single" w:sz="8" w:space="0" w:color="4BACC6"/>
-              <w:bottom w:val="single" w:sz="8" w:space="0" w:color="4BACC6"/>
-              <w:right w:val="single" w:sz="8" w:space="0" w:color="4BACC6"/>
-            </w:tcBorders>
-            <w:vAlign w:val="center"/>
-          </w:tcPr>
-          <w:p>
-            <w:pPr>
-              <w:spacing w:after="0" w:before="0" w:line="240" w:lineRule="auto"/>
-              <w:rPr>
-                <w:rFonts w:cs="Arial"/>
-                <w:b/>
-                <w:bCs/>
-                <w:sz w:val="20"/>
-                <w:lang w:val="en-US"/>
-              </w:rPr>
-            </w:pPr>
-          </w:p>
-        </w:tc>
-      </w:tr>
-    </w:tbl>
-    <w:p>
-      <w:pPr>
-        <w:spacing w:after="0"/>
-        <w:rPr>
-          <w:rFonts w:cs="Arial"/>
-          <w:b/>
-          <w:sz w:val="20"/>
-          <w:lang w:val="en-US"/>
-        </w:rPr>
-      </w:pPr>
-    </w:p>
-    <w:tbl>
-      <w:tblPr>
-        <w:tblW w:w="9180" w:type="dxa"/>
-        <w:tblBorders>
-          <w:top w:val="single" w:sz="6" w:space="0" w:color="000000"/>
-          <w:left w:val="single" w:sz="6" w:space="0" w:color="000000"/>
-          <w:bottom w:val="single" w:sz="6" w:space="0" w:color="000000"/>
-          <w:right w:val="single" w:sz="6" w:space="0" w:color="000000"/>
-          <w:insideH w:val="single" w:sz="6" w:space="0" w:color="000000"/>
-          <w:insideV w:val="single" w:sz="6" w:space="0" w:color="000000"/>
-        </w:tblBorders>
-        <w:tblLook w:val="01E0" w:firstRow="1" w:lastRow="1" w:firstColumn="1" w:lastColumn="1" w:noHBand="0" w:noVBand="0"/>
-      </w:tblPr>
-      <w:tblGrid>
-        <w:gridCol w:w="9180"/>
-      </w:tblGrid>
-      <w:tr>
-        <w:tc>
-          <w:tcPr>
-            <w:tcW w:w="9180" w:type="dxa"/>
-            <w:shd w:val="clear" w:color="auto" w:fill="D9D9D9"/>
-            <w:vAlign w:val="center"/>
-          </w:tcPr>
-          <w:p>
-            <w:pPr>
-              <w:spacing w:after="0" w:before="0" w:line="240" w:lineRule="auto"/>
-              <w:jc w:val="center"/>
-              <w:rPr>
-                <w:rFonts w:cs="Arial"/>
-                <w:b/>
-                <w:bCs/>
-                <w:color w:val="FFFFFF"/>
-                <w:szCs w:val="24"/>
-              </w:rPr>
-            </w:pPr>
-            <w:r>
-              <w:rPr>
-                <w:rFonts w:cs="Arial" w:ascii="Arial" w:hAnsi="Arial" w:eastAsia="Arial"/>
-                <w:b/>
-                <w:bCs/>
-                <w:color w:val="000000"/>
-                <w:sz w:val="18"/>
-                <w:szCs w:val="24"/>
-              </w:rPr>
-              <w:t xml:space="preserve">MATERIAL COMPLEMENTARIO DE APRENDIZAJE PARA ESTUDIANTES </w:t>
-            </w:r>
-          </w:p>
-        </w:tc>
-      </w:tr>
-      <w:tr>
-        <w:tc>
-          <w:tcPr>
-            <w:tcW w:w="9180" w:type="dxa"/>
-            <w:tcBorders>
-              <w:top w:val="single" w:sz="8" w:space="0" w:color="4BACC6"/>
-              <w:left w:val="single" w:sz="8" w:space="0" w:color="4BACC6"/>
-              <w:bottom w:val="single" w:sz="8" w:space="0" w:color="4BACC6"/>
-              <w:right w:val="single" w:sz="8" w:space="0" w:color="4BACC6"/>
-            </w:tcBorders>
-            <w:vAlign w:val="center"/>
-          </w:tcPr>
-          <w:p>
-            <w:pPr>
-              <w:spacing w:before="0" w:after="40" w:line="240" w:lineRule="auto"/>
-            </w:pPr>
-            <w:r>
-              <w:rPr>
-                <w:rFonts w:ascii="Arial" w:hAnsi="Arial" w:eastAsia="Arial"/>
-                <w:color w:val="000000"/>
-                <w:sz w:val="18"/>
-              </w:rPr>
-              <w:t>• Laboratorio experimental con robot manipulador Kinova disponible para prácticas de ROS 2, MoveIt 2, tool frames, planeación, validación de colisiones y rutinas pick-and-place.</w:t>
-            </w:r>
-          </w:p>
-          <w:p>
-            <w:pPr>
-              <w:spacing w:before="0" w:after="40" w:line="240" w:lineRule="auto"/>
-            </w:pPr>
-            <w:r>
-              <w:rPr>
-                <w:rFonts w:ascii="Arial" w:hAnsi="Arial" w:eastAsia="Arial"/>
-                <w:color w:val="000000"/>
-                <w:sz w:val="18"/>
-              </w:rPr>
-              <w:t>• Router Wi-Fi 6 disponible para prácticas de robótica distribuida: red multi-PC, DDS, ROS_DOMAIN_ID, QoS, latencia y diagnóstico de comunicación.</w:t>
-            </w:r>
-          </w:p>
-          <w:p>
-            <w:pPr>
-              <w:spacing w:before="0" w:after="40" w:line="240" w:lineRule="auto"/>
-            </w:pPr>
-            <w:r>
-              <w:rPr>
-                <w:rFonts w:ascii="Arial" w:hAnsi="Arial" w:eastAsia="Arial"/>
-                <w:color w:val="000000"/>
-                <w:sz w:val="18"/>
-              </w:rPr>
-              <w:t>• Arquitectura experimental: red, nodos, TF tree y secuencia operativa documentada en ros_burger_delivery.md.</w:t>
-            </w:r>
-          </w:p>
-          <w:p>
-            <w:pPr>
-              <w:spacing w:before="0" w:after="40" w:line="240" w:lineRule="auto"/>
-            </w:pPr>
-            <w:r>
-              <w:rPr>
-                <w:rFonts w:ascii="Arial" w:hAnsi="Arial" w:eastAsia="Arial"/>
-                <w:color w:val="000000"/>
-                <w:sz w:val="18"/>
-              </w:rPr>
-              <w:t>• Diagnóstico de red: guías y scripts para WiFi, DDS y conectividad en network_setup/.</w:t>
-            </w:r>
-          </w:p>
-          <w:p>
-            <w:pPr>
-              <w:spacing w:before="0" w:after="40" w:line="240" w:lineRule="auto"/>
-            </w:pPr>
-            <w:r>
-              <w:rPr>
-                <w:rFonts w:ascii="Arial" w:hAnsi="Arial" w:eastAsia="Arial"/>
-                <w:color w:val="000000"/>
-                <w:sz w:val="18"/>
-              </w:rPr>
-              <w:t>• Experimento IA: percepción zero-shot y razonamiento visual documentado en EXPERIMENTO_IA_LOCALIZACION_GEMINI.md.</w:t>
-            </w:r>
-          </w:p>
-          <w:p>
-            <w:pPr>
-              <w:spacing w:before="0" w:after="40" w:line="240" w:lineRule="auto"/>
-            </w:pPr>
-            <w:r>
-              <w:rPr>
-                <w:rFonts w:ascii="Arial" w:hAnsi="Arial" w:eastAsia="Arial"/>
-                <w:color w:val="000000"/>
-                <w:sz w:val="18"/>
-              </w:rPr>
-              <w:t>• Taller URDF y TF2: guía con ejercicios de modelado, frames, robot_description y validación en TALLER_URDF_TF.md.</w:t>
-            </w:r>
-          </w:p>
-          <w:p>
-            <w:pPr>
-              <w:spacing w:before="0" w:after="40" w:line="240" w:lineRule="auto"/>
-            </w:pPr>
-            <w:r>
-              <w:rPr>
-                <w:rFonts w:ascii="Arial" w:hAnsi="Arial" w:eastAsia="Arial"/>
-                <w:color w:val="000000"/>
-                <w:sz w:val="18"/>
-              </w:rPr>
-              <w:t>• Marco conceptual MoveIt 2: move_group, Planning Scene y MoveIt Task Constructor en MARCO_CONCEPTUAL_MOVEIT2.md.</w:t>
-            </w:r>
-          </w:p>
-        </w:tc>
-      </w:tr>
-    </w:tbl>
-    <w:p>
-      <w:pPr>
-        <w:spacing w:after="0"/>
-        <w:rPr>
-          <w:rFonts w:cs="Arial"/>
-          <w:b/>
-          <w:sz w:val="20"/>
-        </w:rPr>
-      </w:pPr>
-    </w:p>
-    <w:tbl>
-      <w:tblPr>
-        <w:tblW w:w="9180" w:type="dxa"/>
-        <w:tblBorders>
-          <w:top w:val="single" w:sz="6" w:space="0" w:color="000000"/>
-          <w:left w:val="single" w:sz="6" w:space="0" w:color="000000"/>
-          <w:bottom w:val="single" w:sz="6" w:space="0" w:color="000000"/>
-          <w:right w:val="single" w:sz="6" w:space="0" w:color="000000"/>
-          <w:insideH w:val="single" w:sz="6" w:space="0" w:color="000000"/>
-          <w:insideV w:val="single" w:sz="6" w:space="0" w:color="000000"/>
-        </w:tblBorders>
-        <w:tblLook w:val="01E0" w:firstRow="1" w:lastRow="1" w:firstColumn="1" w:lastColumn="1" w:noHBand="0" w:noVBand="0"/>
-      </w:tblPr>
-      <w:tblGrid>
-        <w:gridCol w:w="9180"/>
-      </w:tblGrid>
-      <w:tr>
-        <w:tc>
-          <w:tcPr>
-            <w:tcW w:w="9180" w:type="dxa"/>
-            <w:shd w:val="clear" w:color="auto" w:fill="D9D9D9"/>
-            <w:vAlign w:val="center"/>
-          </w:tcPr>
-          <w:p>
-            <w:pPr>
-              <w:spacing w:after="0" w:before="0" w:line="240" w:lineRule="auto"/>
-              <w:jc w:val="center"/>
-              <w:rPr>
-                <w:rFonts w:cs="Arial"/>
-                <w:b/>
-                <w:bCs/>
-                <w:color w:val="FFFFFF"/>
-                <w:szCs w:val="24"/>
-              </w:rPr>
-            </w:pPr>
-            <w:r>
-              <w:rPr>
-                <w:rFonts w:cs="Arial" w:ascii="Arial" w:hAnsi="Arial" w:eastAsia="Arial"/>
-                <w:b/>
-                <w:bCs/>
-                <w:color w:val="000000"/>
-                <w:sz w:val="18"/>
-                <w:szCs w:val="24"/>
-              </w:rPr>
-              <w:lastRenderedPageBreak/>
-              <w:t>COMPETENCIA DEL DOCENTE</w:t>
-            </w:r>
-          </w:p>
-        </w:tc>
-      </w:tr>
-      <w:tr>
-        <w:tc>
-          <w:tcPr>
-            <w:tcW w:w="9180" w:type="dxa"/>
-            <w:tcBorders>
-              <w:top w:val="single" w:sz="8" w:space="0" w:color="4BACC6"/>
-              <w:left w:val="single" w:sz="8" w:space="0" w:color="4BACC6"/>
-              <w:bottom w:val="single" w:sz="8" w:space="0" w:color="4BACC6"/>
-              <w:right w:val="single" w:sz="8" w:space="0" w:color="4BACC6"/>
-            </w:tcBorders>
-            <w:vAlign w:val="center"/>
-          </w:tcPr>
-          <w:p>
-            <w:pPr>
-              <w:spacing w:after="0" w:before="0" w:line="240" w:lineRule="auto"/>
-              <w:jc w:val="left"/>
-            </w:pPr>
-            <w:r>
-              <w:rPr>
-                <w:rFonts w:ascii="Arial" w:hAnsi="Arial" w:eastAsia="Arial"/>
-                <w:sz w:val="18"/>
-              </w:rPr>
-            </w:r>
-            <w:r>
-              <w:rPr>
-                <w:rFonts w:ascii="Arial" w:hAnsi="Arial" w:eastAsia="Arial"/>
-                <w:b w:val="0"/>
-                <w:sz w:val="18"/>
-              </w:rPr>
-              <w:t>Henry Roncancio. Perfil docente con experiencia en desarrollo de proyectos de ingeniería, investigación y diseño, robótica móvil, percepción visual, navegación autónoma y ROS 2. Formación de posgrado en la Universidade de São Paulo (2011-2013), vinculada al Laboratório de Robótica Móvel / Projeto SENA. Publicación IEEE en análisis de transitabilidad con mapeo de terreno y clasificación visual entrenada en línea; proyecto público Robot over ROS2 (2023). Competencia bilingüe/nativa en español y competencia profesional en inglés y portugués.</w:t>
-            </w:r>
-          </w:p>
-        </w:tc>
-      </w:tr>
-      <w:tr>
-        <w:tc>
-          <w:tcPr>
-            <w:tcW w:w="9180" w:type="dxa"/>
-            <w:tcBorders>
-              <w:top w:val="double" w:sz="6" w:space="0" w:color="4BACC6"/>
-              <w:left w:val="single" w:sz="8" w:space="0" w:color="4BACC6"/>
-              <w:bottom w:val="single" w:sz="8" w:space="0" w:color="4BACC6"/>
-              <w:right w:val="single" w:sz="8" w:space="0" w:color="4BACC6"/>
-            </w:tcBorders>
-            <w:vAlign w:val="center"/>
-          </w:tcPr>
-          <w:p>
-            <w:pPr>
-              <w:spacing w:after="0" w:before="0" w:line="240" w:lineRule="auto"/>
-              <w:rPr>
-                <w:rFonts w:cs="Arial"/>
-                <w:bCs/>
-                <w:i/>
-                <w:sz w:val="20"/>
-              </w:rPr>
-            </w:pPr>
-            <w:r>
-              <w:rPr>
-                <w:rFonts w:cs="Arial" w:ascii="Arial" w:hAnsi="Arial" w:eastAsia="Arial"/>
-                <w:bCs/>
-                <w:i/>
-                <w:sz w:val="20"/>
-              </w:rPr>
-              <w:t>Nota. Para los docentes Públicos de Carrera, el perfil se encuentra determinado en las convocatorias de las Facult</w:t>
-            </w:r>
-            <w:r>
-              <w:rPr>
-                <w:rFonts w:cs="Arial" w:ascii="Arial" w:hAnsi="Arial" w:eastAsia="Arial"/>
-                <w:bCs/>
-                <w:i/>
-                <w:sz w:val="20"/>
-              </w:rPr>
-              <w:t>ad de Ingeniería en cada una de las sedes.</w:t>
-            </w:r>
-          </w:p>
-        </w:tc>
-      </w:tr>
-    </w:tbl>
-    <w:p>
-      <w:pPr>
-        <w:spacing w:after="0"/>
-        <w:rPr>
-          <w:rFonts w:cs="Arial"/>
-          <w:b/>
-          <w:sz w:val="20"/>
-        </w:rPr>
-      </w:pPr>
-    </w:p>
-    <w:p>
-      <w:pPr>
-        <w:spacing w:after="0"/>
-        <w:rPr>
-          <w:rFonts w:cs="Arial"/>
-          <w:b/>
-          <w:sz w:val="20"/>
-        </w:rPr>
-      </w:pPr>
-    </w:p>
-    <w:p>
-      <w:pPr>
-        <w:spacing w:after="0"/>
         <w:jc w:val="center"/>
         <w:rPr>
           <w:rFonts w:cs="Arial"/>
@@ -4469,7 +2985,7 @@
       </w:pPr>
       <w:r>
         <w:rPr>
-          <w:rFonts w:cs="Arial" w:ascii="Arial" w:hAnsi="Arial" w:eastAsia="Arial"/>
+          <w:rFonts w:cs="Arial"/>
           <w:b/>
           <w:bCs/>
           <w:sz w:val="28"/>
@@ -4479,7 +2995,6 @@
     </w:p>
     <w:p>
       <w:pPr>
-        <w:spacing w:after="0"/>
         <w:rPr>
           <w:rFonts w:cs="Arial"/>
           <w:b/>
@@ -4490,13 +3005,14 @@
     <w:tbl>
       <w:tblPr>
         <w:tblW w:w="0" w:type="auto"/>
+        <w:jc w:val="center"/>
         <w:tblBorders>
-          <w:top w:val="single" w:sz="6" w:space="0" w:color="000000" w:themeColor="accent5"/>
-          <w:left w:val="single" w:sz="6" w:space="0" w:color="000000" w:themeColor="accent5"/>
-          <w:bottom w:val="single" w:sz="6" w:space="0" w:color="000000" w:themeColor="accent5"/>
-          <w:right w:val="single" w:sz="6" w:space="0" w:color="000000" w:themeColor="accent5"/>
-          <w:insideH w:val="single" w:sz="6" w:space="0" w:color="000000" w:themeColor="accent5"/>
-          <w:insideV w:val="single" w:sz="6" w:space="0" w:color="000000" w:themeColor="accent5"/>
+          <w:top w:val="single" w:sz="4" w:space="0" w:color="5B9BD5" w:themeColor="accent5"/>
+          <w:left w:val="single" w:sz="4" w:space="0" w:color="5B9BD5" w:themeColor="accent5"/>
+          <w:bottom w:val="single" w:sz="4" w:space="0" w:color="5B9BD5" w:themeColor="accent5"/>
+          <w:right w:val="single" w:sz="4" w:space="0" w:color="5B9BD5" w:themeColor="accent5"/>
+          <w:insideH w:val="single" w:sz="4" w:space="0" w:color="5B9BD5" w:themeColor="accent5"/>
+          <w:insideV w:val="single" w:sz="4" w:space="0" w:color="5B9BD5" w:themeColor="accent5"/>
         </w:tblBorders>
         <w:tblLook w:val="04A0" w:firstRow="1" w:lastRow="0" w:firstColumn="1" w:lastColumn="0" w:noHBand="0" w:noVBand="1"/>
       </w:tblPr>
@@ -4508,16 +3024,29 @@
       <w:tr>
         <w:trPr>
           <w:tblHeader/>
+          <w:jc w:val="center"/>
         </w:trPr>
         <w:tc>
           <w:tcPr>
             <w:tcW w:w="2937" w:type="dxa"/>
+            <w:tcBorders>
+              <w:top w:val="single" w:sz="6" w:space="0" w:color="7F7F7F"/>
+              <w:left w:val="single" w:sz="6" w:space="0" w:color="7F7F7F"/>
+              <w:bottom w:val="single" w:sz="6" w:space="0" w:color="7F7F7F"/>
+              <w:right w:val="single" w:sz="6" w:space="0" w:color="7F7F7F"/>
+            </w:tcBorders>
+            <w:shd w:val="clear" w:color="auto" w:fill="D9EAF7"/>
+            <w:tcMar>
+              <w:top w:w="70" w:type="dxa"/>
+              <w:left w:w="90" w:type="dxa"/>
+              <w:bottom w:w="70" w:type="dxa"/>
+              <w:right w:w="90" w:type="dxa"/>
+            </w:tcMar>
             <w:vAlign w:val="center"/>
-            <w:shd w:fill="D9D9D9"/>
           </w:tcPr>
           <w:p>
             <w:pPr>
-              <w:spacing w:after="0" w:before="0" w:line="240" w:lineRule="auto"/>
+              <w:spacing w:after="40"/>
               <w:jc w:val="center"/>
               <w:rPr>
                 <w:rFonts w:cs="Arial"/>
@@ -4528,11 +3057,8 @@
             </w:pPr>
             <w:r>
               <w:rPr>
-                <w:rFonts w:cs="Arial" w:ascii="Arial" w:hAnsi="Arial" w:eastAsia="Arial"/>
                 <w:b/>
                 <w:bCs/>
-                <w:color w:val="000000"/>
-                <w:sz w:val="18"/>
               </w:rPr>
               <w:t>CAMBIO REALIZADO</w:t>
             </w:r>
@@ -4541,12 +3067,24 @@
         <w:tc>
           <w:tcPr>
             <w:tcW w:w="4004" w:type="dxa"/>
+            <w:tcBorders>
+              <w:top w:val="single" w:sz="6" w:space="0" w:color="7F7F7F"/>
+              <w:left w:val="single" w:sz="6" w:space="0" w:color="7F7F7F"/>
+              <w:bottom w:val="single" w:sz="6" w:space="0" w:color="7F7F7F"/>
+              <w:right w:val="single" w:sz="6" w:space="0" w:color="7F7F7F"/>
+            </w:tcBorders>
+            <w:shd w:val="clear" w:color="auto" w:fill="D9EAF7"/>
+            <w:tcMar>
+              <w:top w:w="70" w:type="dxa"/>
+              <w:left w:w="90" w:type="dxa"/>
+              <w:bottom w:w="70" w:type="dxa"/>
+              <w:right w:w="90" w:type="dxa"/>
+            </w:tcMar>
             <w:vAlign w:val="center"/>
-            <w:shd w:fill="D9D9D9"/>
           </w:tcPr>
           <w:p>
             <w:pPr>
-              <w:spacing w:after="0" w:before="0" w:line="240" w:lineRule="auto"/>
+              <w:spacing w:after="40"/>
               <w:jc w:val="center"/>
               <w:rPr>
                 <w:rFonts w:cs="Arial"/>
@@ -4557,11 +3095,8 @@
             </w:pPr>
             <w:r>
               <w:rPr>
-                <w:rFonts w:cs="Arial" w:ascii="Arial" w:hAnsi="Arial" w:eastAsia="Arial"/>
                 <w:b/>
                 <w:bCs/>
-                <w:color w:val="000000"/>
-                <w:sz w:val="18"/>
               </w:rPr>
               <w:t>JUSTIFICACIÓN DEL CAMBIO</w:t>
             </w:r>
@@ -4570,12 +3105,24 @@
         <w:tc>
           <w:tcPr>
             <w:tcW w:w="1887" w:type="dxa"/>
+            <w:tcBorders>
+              <w:top w:val="single" w:sz="6" w:space="0" w:color="7F7F7F"/>
+              <w:left w:val="single" w:sz="6" w:space="0" w:color="7F7F7F"/>
+              <w:bottom w:val="single" w:sz="6" w:space="0" w:color="7F7F7F"/>
+              <w:right w:val="single" w:sz="6" w:space="0" w:color="7F7F7F"/>
+            </w:tcBorders>
+            <w:shd w:val="clear" w:color="auto" w:fill="D9EAF7"/>
+            <w:tcMar>
+              <w:top w:w="70" w:type="dxa"/>
+              <w:left w:w="90" w:type="dxa"/>
+              <w:bottom w:w="70" w:type="dxa"/>
+              <w:right w:w="90" w:type="dxa"/>
+            </w:tcMar>
             <w:vAlign w:val="center"/>
-            <w:shd w:fill="D9D9D9"/>
           </w:tcPr>
           <w:p>
             <w:pPr>
-              <w:spacing w:after="0" w:before="0" w:line="240" w:lineRule="auto"/>
+              <w:spacing w:after="40"/>
               <w:jc w:val="center"/>
               <w:rPr>
                 <w:rFonts w:cs="Arial"/>
@@ -4586,11 +3133,8 @@
             </w:pPr>
             <w:r>
               <w:rPr>
-                <w:rFonts w:cs="Arial" w:ascii="Arial" w:hAnsi="Arial" w:eastAsia="Arial"/>
                 <w:b/>
                 <w:bCs/>
-                <w:color w:val="000000"/>
-                <w:sz w:val="18"/>
               </w:rPr>
               <w:t>ACTA DE APROBACIÓN</w:t>
             </w:r>
@@ -4598,316 +3142,611 @@
         </w:tc>
       </w:tr>
       <w:tr>
+        <w:trPr>
+          <w:jc w:val="center"/>
+        </w:trPr>
         <w:tc>
           <w:tcPr>
             <w:tcW w:w="2937" w:type="dxa"/>
+            <w:tcBorders>
+              <w:top w:val="single" w:sz="6" w:space="0" w:color="7F7F7F"/>
+              <w:left w:val="single" w:sz="6" w:space="0" w:color="7F7F7F"/>
+              <w:bottom w:val="single" w:sz="6" w:space="0" w:color="7F7F7F"/>
+              <w:right w:val="single" w:sz="6" w:space="0" w:color="7F7F7F"/>
+            </w:tcBorders>
+            <w:tcMar>
+              <w:top w:w="70" w:type="dxa"/>
+              <w:left w:w="90" w:type="dxa"/>
+              <w:bottom w:w="70" w:type="dxa"/>
+              <w:right w:w="90" w:type="dxa"/>
+            </w:tcMar>
             <w:vAlign w:val="center"/>
           </w:tcPr>
           <w:p>
             <w:pPr>
-              <w:spacing w:before="0" w:after="0"/>
-            </w:pPr>
-            <w:r/>
+              <w:spacing w:after="40"/>
+            </w:pPr>
+            <w:r>
+              <w:t>Inclusión de SO3 y SO4 en rúbrica y syllabus.</w:t>
+            </w:r>
           </w:p>
         </w:tc>
         <w:tc>
           <w:tcPr>
             <w:tcW w:w="4004" w:type="dxa"/>
+            <w:tcBorders>
+              <w:top w:val="single" w:sz="6" w:space="0" w:color="7F7F7F"/>
+              <w:left w:val="single" w:sz="6" w:space="0" w:color="7F7F7F"/>
+              <w:bottom w:val="single" w:sz="6" w:space="0" w:color="7F7F7F"/>
+              <w:right w:val="single" w:sz="6" w:space="0" w:color="7F7F7F"/>
+            </w:tcBorders>
+            <w:tcMar>
+              <w:top w:w="70" w:type="dxa"/>
+              <w:left w:w="90" w:type="dxa"/>
+              <w:bottom w:w="70" w:type="dxa"/>
+              <w:right w:w="90" w:type="dxa"/>
+            </w:tcMar>
             <w:vAlign w:val="center"/>
           </w:tcPr>
           <w:p>
             <w:pPr>
-              <w:spacing w:before="0" w:after="0"/>
-            </w:pPr>
-            <w:r/>
+              <w:spacing w:after="40"/>
+            </w:pPr>
+            <w:r>
+              <w:t>Se agregan comunicación técnica efectiva y responsabilidad ética/profesional como resultados ABET evaluables con indicadores y evidencias explícitas.</w:t>
+            </w:r>
           </w:p>
         </w:tc>
         <w:tc>
           <w:tcPr>
             <w:tcW w:w="1887" w:type="dxa"/>
+            <w:tcBorders>
+              <w:top w:val="single" w:sz="6" w:space="0" w:color="7F7F7F"/>
+              <w:left w:val="single" w:sz="6" w:space="0" w:color="7F7F7F"/>
+              <w:bottom w:val="single" w:sz="6" w:space="0" w:color="7F7F7F"/>
+              <w:right w:val="single" w:sz="6" w:space="0" w:color="7F7F7F"/>
+            </w:tcBorders>
+            <w:tcMar>
+              <w:top w:w="70" w:type="dxa"/>
+              <w:left w:w="90" w:type="dxa"/>
+              <w:bottom w:w="70" w:type="dxa"/>
+              <w:right w:w="90" w:type="dxa"/>
+            </w:tcMar>
             <w:vAlign w:val="center"/>
           </w:tcPr>
           <w:p>
             <w:pPr>
-              <w:spacing w:before="0" w:after="0"/>
-            </w:pPr>
-            <w:r/>
+              <w:spacing w:after="40"/>
+              <w:jc w:val="center"/>
+            </w:pPr>
+            <w:r>
+              <w:t>Pendiente de aprobación institucional</w:t>
+            </w:r>
           </w:p>
         </w:tc>
       </w:tr>
       <w:tr>
+        <w:trPr>
+          <w:jc w:val="center"/>
+        </w:trPr>
         <w:tc>
           <w:tcPr>
             <w:tcW w:w="2937" w:type="dxa"/>
+            <w:tcBorders>
+              <w:top w:val="single" w:sz="6" w:space="0" w:color="7F7F7F"/>
+              <w:left w:val="single" w:sz="6" w:space="0" w:color="7F7F7F"/>
+              <w:bottom w:val="single" w:sz="6" w:space="0" w:color="7F7F7F"/>
+              <w:right w:val="single" w:sz="6" w:space="0" w:color="7F7F7F"/>
+            </w:tcBorders>
+            <w:tcMar>
+              <w:top w:w="70" w:type="dxa"/>
+              <w:left w:w="90" w:type="dxa"/>
+              <w:bottom w:w="70" w:type="dxa"/>
+              <w:right w:w="90" w:type="dxa"/>
+            </w:tcMar>
             <w:vAlign w:val="center"/>
           </w:tcPr>
           <w:p>
             <w:pPr>
-              <w:spacing w:before="0" w:after="0"/>
-            </w:pPr>
-            <w:r/>
+              <w:spacing w:after="40"/>
+            </w:pPr>
           </w:p>
         </w:tc>
         <w:tc>
           <w:tcPr>
             <w:tcW w:w="4004" w:type="dxa"/>
+            <w:tcBorders>
+              <w:top w:val="single" w:sz="6" w:space="0" w:color="7F7F7F"/>
+              <w:left w:val="single" w:sz="6" w:space="0" w:color="7F7F7F"/>
+              <w:bottom w:val="single" w:sz="6" w:space="0" w:color="7F7F7F"/>
+              <w:right w:val="single" w:sz="6" w:space="0" w:color="7F7F7F"/>
+            </w:tcBorders>
+            <w:tcMar>
+              <w:top w:w="70" w:type="dxa"/>
+              <w:left w:w="90" w:type="dxa"/>
+              <w:bottom w:w="70" w:type="dxa"/>
+              <w:right w:w="90" w:type="dxa"/>
+            </w:tcMar>
             <w:vAlign w:val="center"/>
           </w:tcPr>
           <w:p>
             <w:pPr>
-              <w:spacing w:before="0" w:after="0"/>
-            </w:pPr>
-            <w:r/>
+              <w:spacing w:after="40"/>
+            </w:pPr>
           </w:p>
         </w:tc>
         <w:tc>
           <w:tcPr>
             <w:tcW w:w="1887" w:type="dxa"/>
+            <w:tcBorders>
+              <w:top w:val="single" w:sz="6" w:space="0" w:color="7F7F7F"/>
+              <w:left w:val="single" w:sz="6" w:space="0" w:color="7F7F7F"/>
+              <w:bottom w:val="single" w:sz="6" w:space="0" w:color="7F7F7F"/>
+              <w:right w:val="single" w:sz="6" w:space="0" w:color="7F7F7F"/>
+            </w:tcBorders>
+            <w:tcMar>
+              <w:top w:w="70" w:type="dxa"/>
+              <w:left w:w="90" w:type="dxa"/>
+              <w:bottom w:w="70" w:type="dxa"/>
+              <w:right w:w="90" w:type="dxa"/>
+            </w:tcMar>
             <w:vAlign w:val="center"/>
           </w:tcPr>
           <w:p>
             <w:pPr>
-              <w:spacing w:before="0" w:after="0"/>
-            </w:pPr>
-            <w:r/>
+              <w:spacing w:after="40"/>
+            </w:pPr>
           </w:p>
         </w:tc>
       </w:tr>
       <w:tr>
+        <w:trPr>
+          <w:jc w:val="center"/>
+        </w:trPr>
         <w:tc>
           <w:tcPr>
             <w:tcW w:w="2937" w:type="dxa"/>
+            <w:tcBorders>
+              <w:top w:val="single" w:sz="6" w:space="0" w:color="7F7F7F"/>
+              <w:left w:val="single" w:sz="6" w:space="0" w:color="7F7F7F"/>
+              <w:bottom w:val="single" w:sz="6" w:space="0" w:color="7F7F7F"/>
+              <w:right w:val="single" w:sz="6" w:space="0" w:color="7F7F7F"/>
+            </w:tcBorders>
+            <w:tcMar>
+              <w:top w:w="70" w:type="dxa"/>
+              <w:left w:w="90" w:type="dxa"/>
+              <w:bottom w:w="70" w:type="dxa"/>
+              <w:right w:w="90" w:type="dxa"/>
+            </w:tcMar>
             <w:vAlign w:val="center"/>
           </w:tcPr>
           <w:p>
             <w:pPr>
-              <w:spacing w:before="0" w:after="0"/>
-            </w:pPr>
-            <w:r/>
+              <w:spacing w:after="40"/>
+            </w:pPr>
           </w:p>
         </w:tc>
         <w:tc>
           <w:tcPr>
             <w:tcW w:w="4004" w:type="dxa"/>
+            <w:tcBorders>
+              <w:top w:val="single" w:sz="6" w:space="0" w:color="7F7F7F"/>
+              <w:left w:val="single" w:sz="6" w:space="0" w:color="7F7F7F"/>
+              <w:bottom w:val="single" w:sz="6" w:space="0" w:color="7F7F7F"/>
+              <w:right w:val="single" w:sz="6" w:space="0" w:color="7F7F7F"/>
+            </w:tcBorders>
+            <w:tcMar>
+              <w:top w:w="70" w:type="dxa"/>
+              <w:left w:w="90" w:type="dxa"/>
+              <w:bottom w:w="70" w:type="dxa"/>
+              <w:right w:w="90" w:type="dxa"/>
+            </w:tcMar>
             <w:vAlign w:val="center"/>
           </w:tcPr>
           <w:p>
             <w:pPr>
-              <w:spacing w:before="0" w:after="0"/>
-            </w:pPr>
-            <w:r/>
+              <w:spacing w:after="40"/>
+            </w:pPr>
           </w:p>
         </w:tc>
         <w:tc>
           <w:tcPr>
             <w:tcW w:w="1887" w:type="dxa"/>
+            <w:tcBorders>
+              <w:top w:val="single" w:sz="6" w:space="0" w:color="7F7F7F"/>
+              <w:left w:val="single" w:sz="6" w:space="0" w:color="7F7F7F"/>
+              <w:bottom w:val="single" w:sz="6" w:space="0" w:color="7F7F7F"/>
+              <w:right w:val="single" w:sz="6" w:space="0" w:color="7F7F7F"/>
+            </w:tcBorders>
+            <w:tcMar>
+              <w:top w:w="70" w:type="dxa"/>
+              <w:left w:w="90" w:type="dxa"/>
+              <w:bottom w:w="70" w:type="dxa"/>
+              <w:right w:w="90" w:type="dxa"/>
+            </w:tcMar>
             <w:vAlign w:val="center"/>
           </w:tcPr>
           <w:p>
             <w:pPr>
-              <w:spacing w:before="0" w:after="0"/>
-            </w:pPr>
-            <w:r/>
+              <w:spacing w:after="40"/>
+            </w:pPr>
           </w:p>
         </w:tc>
       </w:tr>
       <w:tr>
+        <w:trPr>
+          <w:jc w:val="center"/>
+        </w:trPr>
         <w:tc>
           <w:tcPr>
             <w:tcW w:w="2937" w:type="dxa"/>
+            <w:tcBorders>
+              <w:top w:val="single" w:sz="6" w:space="0" w:color="7F7F7F"/>
+              <w:left w:val="single" w:sz="6" w:space="0" w:color="7F7F7F"/>
+              <w:bottom w:val="single" w:sz="6" w:space="0" w:color="7F7F7F"/>
+              <w:right w:val="single" w:sz="6" w:space="0" w:color="7F7F7F"/>
+            </w:tcBorders>
+            <w:tcMar>
+              <w:top w:w="70" w:type="dxa"/>
+              <w:left w:w="90" w:type="dxa"/>
+              <w:bottom w:w="70" w:type="dxa"/>
+              <w:right w:w="90" w:type="dxa"/>
+            </w:tcMar>
             <w:vAlign w:val="center"/>
           </w:tcPr>
           <w:p>
             <w:pPr>
-              <w:spacing w:before="0" w:after="0"/>
-            </w:pPr>
-            <w:r/>
+              <w:spacing w:after="40"/>
+            </w:pPr>
           </w:p>
         </w:tc>
         <w:tc>
           <w:tcPr>
             <w:tcW w:w="4004" w:type="dxa"/>
+            <w:tcBorders>
+              <w:top w:val="single" w:sz="6" w:space="0" w:color="7F7F7F"/>
+              <w:left w:val="single" w:sz="6" w:space="0" w:color="7F7F7F"/>
+              <w:bottom w:val="single" w:sz="6" w:space="0" w:color="7F7F7F"/>
+              <w:right w:val="single" w:sz="6" w:space="0" w:color="7F7F7F"/>
+            </w:tcBorders>
+            <w:tcMar>
+              <w:top w:w="70" w:type="dxa"/>
+              <w:left w:w="90" w:type="dxa"/>
+              <w:bottom w:w="70" w:type="dxa"/>
+              <w:right w:w="90" w:type="dxa"/>
+            </w:tcMar>
             <w:vAlign w:val="center"/>
           </w:tcPr>
           <w:p>
             <w:pPr>
-              <w:spacing w:before="0" w:after="0"/>
-            </w:pPr>
-            <w:r/>
+              <w:spacing w:after="40"/>
+            </w:pPr>
           </w:p>
         </w:tc>
         <w:tc>
           <w:tcPr>
             <w:tcW w:w="1887" w:type="dxa"/>
+            <w:tcBorders>
+              <w:top w:val="single" w:sz="6" w:space="0" w:color="7F7F7F"/>
+              <w:left w:val="single" w:sz="6" w:space="0" w:color="7F7F7F"/>
+              <w:bottom w:val="single" w:sz="6" w:space="0" w:color="7F7F7F"/>
+              <w:right w:val="single" w:sz="6" w:space="0" w:color="7F7F7F"/>
+            </w:tcBorders>
+            <w:tcMar>
+              <w:top w:w="70" w:type="dxa"/>
+              <w:left w:w="90" w:type="dxa"/>
+              <w:bottom w:w="70" w:type="dxa"/>
+              <w:right w:w="90" w:type="dxa"/>
+            </w:tcMar>
             <w:vAlign w:val="center"/>
           </w:tcPr>
           <w:p>
             <w:pPr>
-              <w:spacing w:before="0" w:after="0"/>
-            </w:pPr>
-            <w:r/>
+              <w:spacing w:after="40"/>
+            </w:pPr>
           </w:p>
         </w:tc>
       </w:tr>
       <w:tr>
+        <w:trPr>
+          <w:jc w:val="center"/>
+        </w:trPr>
         <w:tc>
           <w:tcPr>
             <w:tcW w:w="2937" w:type="dxa"/>
+            <w:tcBorders>
+              <w:top w:val="single" w:sz="6" w:space="0" w:color="7F7F7F"/>
+              <w:left w:val="single" w:sz="6" w:space="0" w:color="7F7F7F"/>
+              <w:bottom w:val="single" w:sz="6" w:space="0" w:color="7F7F7F"/>
+              <w:right w:val="single" w:sz="6" w:space="0" w:color="7F7F7F"/>
+            </w:tcBorders>
+            <w:tcMar>
+              <w:top w:w="70" w:type="dxa"/>
+              <w:left w:w="90" w:type="dxa"/>
+              <w:bottom w:w="70" w:type="dxa"/>
+              <w:right w:w="90" w:type="dxa"/>
+            </w:tcMar>
             <w:vAlign w:val="center"/>
           </w:tcPr>
           <w:p>
             <w:pPr>
-              <w:spacing w:before="0" w:after="0"/>
-            </w:pPr>
-            <w:r/>
+              <w:spacing w:after="40"/>
+            </w:pPr>
           </w:p>
         </w:tc>
         <w:tc>
           <w:tcPr>
             <w:tcW w:w="4004" w:type="dxa"/>
+            <w:tcBorders>
+              <w:top w:val="single" w:sz="6" w:space="0" w:color="7F7F7F"/>
+              <w:left w:val="single" w:sz="6" w:space="0" w:color="7F7F7F"/>
+              <w:bottom w:val="single" w:sz="6" w:space="0" w:color="7F7F7F"/>
+              <w:right w:val="single" w:sz="6" w:space="0" w:color="7F7F7F"/>
+            </w:tcBorders>
+            <w:tcMar>
+              <w:top w:w="70" w:type="dxa"/>
+              <w:left w:w="90" w:type="dxa"/>
+              <w:bottom w:w="70" w:type="dxa"/>
+              <w:right w:w="90" w:type="dxa"/>
+            </w:tcMar>
             <w:vAlign w:val="center"/>
           </w:tcPr>
           <w:p>
             <w:pPr>
-              <w:spacing w:before="0" w:after="0"/>
-            </w:pPr>
-            <w:r/>
+              <w:spacing w:after="40"/>
+            </w:pPr>
           </w:p>
         </w:tc>
         <w:tc>
           <w:tcPr>
             <w:tcW w:w="1887" w:type="dxa"/>
+            <w:tcBorders>
+              <w:top w:val="single" w:sz="6" w:space="0" w:color="7F7F7F"/>
+              <w:left w:val="single" w:sz="6" w:space="0" w:color="7F7F7F"/>
+              <w:bottom w:val="single" w:sz="6" w:space="0" w:color="7F7F7F"/>
+              <w:right w:val="single" w:sz="6" w:space="0" w:color="7F7F7F"/>
+            </w:tcBorders>
+            <w:tcMar>
+              <w:top w:w="70" w:type="dxa"/>
+              <w:left w:w="90" w:type="dxa"/>
+              <w:bottom w:w="70" w:type="dxa"/>
+              <w:right w:w="90" w:type="dxa"/>
+            </w:tcMar>
             <w:vAlign w:val="center"/>
           </w:tcPr>
           <w:p>
             <w:pPr>
-              <w:spacing w:before="0" w:after="0"/>
-            </w:pPr>
-            <w:r/>
+              <w:spacing w:after="40"/>
+            </w:pPr>
           </w:p>
         </w:tc>
       </w:tr>
       <w:tr>
+        <w:trPr>
+          <w:jc w:val="center"/>
+        </w:trPr>
         <w:tc>
           <w:tcPr>
             <w:tcW w:w="2937" w:type="dxa"/>
+            <w:tcBorders>
+              <w:top w:val="single" w:sz="6" w:space="0" w:color="7F7F7F"/>
+              <w:left w:val="single" w:sz="6" w:space="0" w:color="7F7F7F"/>
+              <w:bottom w:val="single" w:sz="6" w:space="0" w:color="7F7F7F"/>
+              <w:right w:val="single" w:sz="6" w:space="0" w:color="7F7F7F"/>
+            </w:tcBorders>
+            <w:tcMar>
+              <w:top w:w="70" w:type="dxa"/>
+              <w:left w:w="90" w:type="dxa"/>
+              <w:bottom w:w="70" w:type="dxa"/>
+              <w:right w:w="90" w:type="dxa"/>
+            </w:tcMar>
             <w:vAlign w:val="center"/>
           </w:tcPr>
           <w:p>
             <w:pPr>
-              <w:spacing w:before="0" w:after="0"/>
-            </w:pPr>
-            <w:r/>
+              <w:spacing w:after="40"/>
+            </w:pPr>
           </w:p>
         </w:tc>
         <w:tc>
           <w:tcPr>
             <w:tcW w:w="4004" w:type="dxa"/>
+            <w:tcBorders>
+              <w:top w:val="single" w:sz="6" w:space="0" w:color="7F7F7F"/>
+              <w:left w:val="single" w:sz="6" w:space="0" w:color="7F7F7F"/>
+              <w:bottom w:val="single" w:sz="6" w:space="0" w:color="7F7F7F"/>
+              <w:right w:val="single" w:sz="6" w:space="0" w:color="7F7F7F"/>
+            </w:tcBorders>
+            <w:tcMar>
+              <w:top w:w="70" w:type="dxa"/>
+              <w:left w:w="90" w:type="dxa"/>
+              <w:bottom w:w="70" w:type="dxa"/>
+              <w:right w:w="90" w:type="dxa"/>
+            </w:tcMar>
             <w:vAlign w:val="center"/>
           </w:tcPr>
           <w:p>
             <w:pPr>
-              <w:spacing w:before="0" w:after="0"/>
-            </w:pPr>
-            <w:r/>
+              <w:spacing w:after="40"/>
+            </w:pPr>
           </w:p>
         </w:tc>
         <w:tc>
           <w:tcPr>
             <w:tcW w:w="1887" w:type="dxa"/>
+            <w:tcBorders>
+              <w:top w:val="single" w:sz="6" w:space="0" w:color="7F7F7F"/>
+              <w:left w:val="single" w:sz="6" w:space="0" w:color="7F7F7F"/>
+              <w:bottom w:val="single" w:sz="6" w:space="0" w:color="7F7F7F"/>
+              <w:right w:val="single" w:sz="6" w:space="0" w:color="7F7F7F"/>
+            </w:tcBorders>
+            <w:tcMar>
+              <w:top w:w="70" w:type="dxa"/>
+              <w:left w:w="90" w:type="dxa"/>
+              <w:bottom w:w="70" w:type="dxa"/>
+              <w:right w:w="90" w:type="dxa"/>
+            </w:tcMar>
             <w:vAlign w:val="center"/>
           </w:tcPr>
           <w:p>
             <w:pPr>
-              <w:spacing w:before="0" w:after="0"/>
-            </w:pPr>
-            <w:r/>
+              <w:spacing w:after="40"/>
+            </w:pPr>
           </w:p>
         </w:tc>
       </w:tr>
       <w:tr>
+        <w:trPr>
+          <w:jc w:val="center"/>
+        </w:trPr>
         <w:tc>
           <w:tcPr>
             <w:tcW w:w="2937" w:type="dxa"/>
+            <w:tcBorders>
+              <w:top w:val="single" w:sz="6" w:space="0" w:color="7F7F7F"/>
+              <w:left w:val="single" w:sz="6" w:space="0" w:color="7F7F7F"/>
+              <w:bottom w:val="single" w:sz="6" w:space="0" w:color="7F7F7F"/>
+              <w:right w:val="single" w:sz="6" w:space="0" w:color="7F7F7F"/>
+            </w:tcBorders>
+            <w:tcMar>
+              <w:top w:w="70" w:type="dxa"/>
+              <w:left w:w="90" w:type="dxa"/>
+              <w:bottom w:w="70" w:type="dxa"/>
+              <w:right w:w="90" w:type="dxa"/>
+            </w:tcMar>
             <w:vAlign w:val="center"/>
           </w:tcPr>
           <w:p>
             <w:pPr>
-              <w:spacing w:before="0" w:after="0"/>
-            </w:pPr>
-            <w:r/>
+              <w:spacing w:after="40"/>
+            </w:pPr>
           </w:p>
         </w:tc>
         <w:tc>
           <w:tcPr>
             <w:tcW w:w="4004" w:type="dxa"/>
+            <w:tcBorders>
+              <w:top w:val="single" w:sz="6" w:space="0" w:color="7F7F7F"/>
+              <w:left w:val="single" w:sz="6" w:space="0" w:color="7F7F7F"/>
+              <w:bottom w:val="single" w:sz="6" w:space="0" w:color="7F7F7F"/>
+              <w:right w:val="single" w:sz="6" w:space="0" w:color="7F7F7F"/>
+            </w:tcBorders>
+            <w:tcMar>
+              <w:top w:w="70" w:type="dxa"/>
+              <w:left w:w="90" w:type="dxa"/>
+              <w:bottom w:w="70" w:type="dxa"/>
+              <w:right w:w="90" w:type="dxa"/>
+            </w:tcMar>
             <w:vAlign w:val="center"/>
           </w:tcPr>
           <w:p>
             <w:pPr>
-              <w:spacing w:before="0" w:after="0"/>
-            </w:pPr>
-            <w:r/>
+              <w:spacing w:after="40"/>
+            </w:pPr>
           </w:p>
         </w:tc>
         <w:tc>
           <w:tcPr>
             <w:tcW w:w="1887" w:type="dxa"/>
+            <w:tcBorders>
+              <w:top w:val="single" w:sz="6" w:space="0" w:color="7F7F7F"/>
+              <w:left w:val="single" w:sz="6" w:space="0" w:color="7F7F7F"/>
+              <w:bottom w:val="single" w:sz="6" w:space="0" w:color="7F7F7F"/>
+              <w:right w:val="single" w:sz="6" w:space="0" w:color="7F7F7F"/>
+            </w:tcBorders>
+            <w:tcMar>
+              <w:top w:w="70" w:type="dxa"/>
+              <w:left w:w="90" w:type="dxa"/>
+              <w:bottom w:w="70" w:type="dxa"/>
+              <w:right w:w="90" w:type="dxa"/>
+            </w:tcMar>
             <w:vAlign w:val="center"/>
           </w:tcPr>
           <w:p>
             <w:pPr>
-              <w:spacing w:before="0" w:after="0"/>
-            </w:pPr>
-            <w:r/>
+              <w:spacing w:after="40"/>
+            </w:pPr>
           </w:p>
         </w:tc>
       </w:tr>
       <w:tr>
         <w:trPr>
           <w:trHeight w:val="300"/>
+          <w:jc w:val="center"/>
         </w:trPr>
         <w:tc>
           <w:tcPr>
             <w:tcW w:w="2937" w:type="dxa"/>
+            <w:tcBorders>
+              <w:top w:val="single" w:sz="6" w:space="0" w:color="7F7F7F"/>
+              <w:left w:val="single" w:sz="6" w:space="0" w:color="7F7F7F"/>
+              <w:bottom w:val="single" w:sz="6" w:space="0" w:color="7F7F7F"/>
+              <w:right w:val="single" w:sz="6" w:space="0" w:color="7F7F7F"/>
+            </w:tcBorders>
+            <w:tcMar>
+              <w:top w:w="70" w:type="dxa"/>
+              <w:left w:w="90" w:type="dxa"/>
+              <w:bottom w:w="70" w:type="dxa"/>
+              <w:right w:w="90" w:type="dxa"/>
+            </w:tcMar>
             <w:vAlign w:val="center"/>
           </w:tcPr>
           <w:p>
             <w:pPr>
-              <w:spacing w:before="0" w:after="0"/>
-            </w:pPr>
-            <w:r/>
+              <w:spacing w:after="40"/>
+            </w:pPr>
           </w:p>
         </w:tc>
         <w:tc>
           <w:tcPr>
             <w:tcW w:w="4004" w:type="dxa"/>
+            <w:tcBorders>
+              <w:top w:val="single" w:sz="6" w:space="0" w:color="7F7F7F"/>
+              <w:left w:val="single" w:sz="6" w:space="0" w:color="7F7F7F"/>
+              <w:bottom w:val="single" w:sz="6" w:space="0" w:color="7F7F7F"/>
+              <w:right w:val="single" w:sz="6" w:space="0" w:color="7F7F7F"/>
+            </w:tcBorders>
+            <w:tcMar>
+              <w:top w:w="70" w:type="dxa"/>
+              <w:left w:w="90" w:type="dxa"/>
+              <w:bottom w:w="70" w:type="dxa"/>
+              <w:right w:w="90" w:type="dxa"/>
+            </w:tcMar>
             <w:vAlign w:val="center"/>
           </w:tcPr>
           <w:p>
             <w:pPr>
-              <w:spacing w:before="0" w:after="0"/>
-            </w:pPr>
-            <w:r/>
+              <w:spacing w:after="40"/>
+            </w:pPr>
           </w:p>
         </w:tc>
         <w:tc>
           <w:tcPr>
             <w:tcW w:w="1887" w:type="dxa"/>
+            <w:tcBorders>
+              <w:top w:val="single" w:sz="6" w:space="0" w:color="7F7F7F"/>
+              <w:left w:val="single" w:sz="6" w:space="0" w:color="7F7F7F"/>
+              <w:bottom w:val="single" w:sz="6" w:space="0" w:color="7F7F7F"/>
+              <w:right w:val="single" w:sz="6" w:space="0" w:color="7F7F7F"/>
+            </w:tcBorders>
+            <w:tcMar>
+              <w:top w:w="70" w:type="dxa"/>
+              <w:left w:w="90" w:type="dxa"/>
+              <w:bottom w:w="70" w:type="dxa"/>
+              <w:right w:w="90" w:type="dxa"/>
+            </w:tcMar>
             <w:vAlign w:val="center"/>
           </w:tcPr>
           <w:p>
             <w:pPr>
-              <w:spacing w:before="0" w:after="0"/>
-            </w:pPr>
-            <w:r/>
+              <w:spacing w:after="40"/>
+            </w:pPr>
           </w:p>
         </w:tc>
       </w:tr>
     </w:tbl>
     <w:p>
       <w:pPr>
-        <w:spacing w:after="0"/>
         <w:rPr>
           <w:rFonts w:cs="Arial"/>
           <w:b/>
@@ -4917,7 +3756,6 @@
     </w:p>
     <w:p>
       <w:pPr>
-        <w:spacing w:after="0"/>
         <w:rPr>
           <w:rFonts w:ascii="Candara" w:hAnsi="Candara"/>
           <w:b/>
@@ -4929,7 +3767,7 @@
       <w:headerReference w:type="default" r:id="rId8"/>
       <w:footerReference w:type="default" r:id="rId9"/>
       <w:pgSz w:w="12240" w:h="15840" w:code="1"/>
-      <w:pgMar w:top="1701" w:right="1701" w:bottom="1701" w:left="1701" w:header="709" w:footer="1440" w:gutter="0"/>
+      <w:pgMar w:top="1077" w:right="1077" w:bottom="1077" w:left="1077" w:header="709" w:footer="1440" w:gutter="0"/>
       <w:cols w:space="720"/>
       <w:noEndnote/>
       <w:docGrid w:linePitch="326"/>
@@ -4965,7 +3803,7 @@
       <w:tblLook w:val="01E0" w:firstRow="1" w:lastRow="1" w:firstColumn="1" w:lastColumn="1" w:noHBand="0" w:noVBand="0"/>
     </w:tblPr>
     <w:tblGrid>
-      <w:gridCol w:w="9029"/>
+      <w:gridCol w:w="10304"/>
     </w:tblGrid>
     <w:tr>
       <w:tc>
@@ -5308,9 +4146,9 @@
       <w:tblLook w:val="01E0" w:firstRow="1" w:lastRow="1" w:firstColumn="1" w:lastColumn="1" w:noHBand="0" w:noVBand="0"/>
     </w:tblPr>
     <w:tblGrid>
-      <w:gridCol w:w="5344"/>
-      <w:gridCol w:w="1901"/>
-      <w:gridCol w:w="1686"/>
+      <w:gridCol w:w="6102"/>
+      <w:gridCol w:w="2170"/>
+      <w:gridCol w:w="1925"/>
     </w:tblGrid>
     <w:tr>
       <w:trPr>
@@ -9960,7 +8798,7 @@
     </w:pPr>
     <w:rPr>
       <w:rFonts w:ascii="Arial" w:hAnsi="Arial"/>
-      <w:sz w:val="24"/>
+      <w:sz w:val="18"/>
       <w:lang w:val="es-CO" w:eastAsia="es-CO"/>
     </w:rPr>
   </w:style>
@@ -11149,13 +9987,11 @@
     <w:sig w:usb0="00000000" w:usb1="10000000" w:usb2="00000000" w:usb3="00000000" w:csb0="80000000" w:csb1="00000000"/>
   </w:font>
   <w:font w:name="Noto Sans Symbols">
-    <w:altName w:val="Times New Roman"/>
     <w:charset w:val="00"/>
     <w:family w:val="auto"/>
     <w:pitch w:val="default"/>
   </w:font>
   <w:font w:name="Arial">
-    <w:altName w:val="Arial"/>
     <w:panose1 w:val="020B0604020202020204"/>
     <w:charset w:val="00"/>
     <w:family w:val="swiss"/>
@@ -11243,6 +10079,8 @@
   </w:compat>
   <w:rsids>
     <w:rsidRoot w:val="00AC10F9"/>
+    <w:rsid w:val="002B19CB"/>
+    <w:rsid w:val="00852E95"/>
     <w:rsid w:val="00AC10F9"/>
     <w:rsid w:val="00C55693"/>
     <w:rsid w:val="00CA05EB"/>
